--- a/System_Design.docx
+++ b/System_Design.docx
@@ -289,7 +289,7 @@
                 <w:color w:val="2C3E50"/>
                 <w:sz w:val="17"/>
               </w:rPr>
-              <w:t>Release 2.4.0 (Enterprise Scoped Multi-Precinct)</w:t>
+              <w:t>Release 2.5.0 (Enterprise Online Scoped Multi-Precinct Architecture)</w:t>
             </w:r>
           </w:p>
         </w:tc>
@@ -399,7 +399,7 @@
                 <w:color w:val="2C3E50"/>
                 <w:sz w:val="17"/>
               </w:rPr>
-              <w:t>Scrypt Key Derivation + HMAC-SHA256 Tokens + ECDH-P256 Offline GCM</w:t>
+              <w:t>Scrypt Key Derivation + HMAC-SHA256 Tokens + Deterministic Composite Key Deduplication</w:t>
             </w:r>
           </w:p>
         </w:tc>
@@ -509,7 +509,7 @@
                 <w:color w:val="2C3E50"/>
                 <w:sz w:val="17"/>
               </w:rPr>
-              <w:t>Production Verified &amp; Field Tested</w:t>
+              <w:t>Production Verified, DepEd SF1 Ready &amp; Field Tested</w:t>
             </w:r>
           </w:p>
         </w:tc>
@@ -553,7 +553,7 @@
           <w:color w:val="2C3E50"/>
           <w:sz w:val="20"/>
         </w:rPr>
-        <w:t>The Bolinao School of Fisheries Student E-Voting System is an enterprise-grade digital election portal specifically designed to conduct auditable, tamper-resistant, and highly accessible democratic elections across various administrative boundaries within an educational institution. The system accommodates elections spanning school-wide presidential races, grade-level councils (Grades 1 through 12), specific academic sections, and room-level constituencies.</w:t>
+        <w:t>The Bolinao School of Fisheries Student E-Voting System is an enterprise-grade, cloud-connected digital election portal engineered to conduct transparent, tamper-resistant, auditable, and highly accessible democratic elections across diverse administrative boundaries within an educational institution. The platform supports complex institutional elections spanning school-wide Supreme Secondary Learner Government (SSLG) races, grade-level councils (Grades 1 through 12), specific academic sections (e.g., Glassfish, Sailfish), and homeroom-level constituencies.</w:t>
       </w:r>
     </w:p>
     <w:p>
@@ -566,7 +566,7 @@
           <w:color w:val="2C3E50"/>
           <w:sz w:val="20"/>
         </w:rPr>
-        <w:t>The architecture is engineered around three fundamental operational tenets:</w:t>
+        <w:t>The architectural evolution of Release 2.5.0 is anchored upon three fundamental operational pillars:</w:t>
       </w:r>
     </w:p>
     <w:p>
@@ -581,7 +581,7 @@
           <w:color w:val="1B365D"/>
           <w:sz w:val="19"/>
         </w:rPr>
-        <w:t xml:space="preserve">Strict Scoped Role-Based Access Control (RBAC): </w:t>
+        <w:t xml:space="preserve">Strict Scoped Role-Based Access Control (RBAC) &amp; DepEd SF1 Provisioning: </w:t>
       </w:r>
       <w:r>
         <w:rPr>
@@ -589,7 +589,7 @@
           <w:color w:val="2C3E50"/>
           <w:sz w:val="19"/>
         </w:rPr>
-        <w:t>Separating administrative governance, faculty auditing, student voting, and candidate nominations with cryptographic scrypt authentication.</w:t>
+        <w:t>Enforcing zero-trust authorization barriers between Administrators, Faculty Auditors, Student Voters, and Nominated Candidates. The system natively integrates with official Department of Education School Form 1 (DepEd SF1) masterlists, parsing over 15 distinct demographic attributes, validating 12-digit Learner Reference Numbers (LRNs), and provisioning secure student accounts with mandatory first-time login password workflows.</w:t>
       </w:r>
     </w:p>
     <w:p>
@@ -604,7 +604,7 @@
           <w:color w:val="1B365D"/>
           <w:sz w:val="19"/>
         </w:rPr>
-        <w:t xml:space="preserve">Multi-Precinct Online &amp; Air-Gapped Offline Resilience: </w:t>
+        <w:t xml:space="preserve">Multi-Precinct Flexible Scoping &amp; Normalized Constituency Matching: </w:t>
       </w:r>
       <w:r>
         <w:rPr>
@@ -612,7 +612,7 @@
           <w:color w:val="2C3E50"/>
           <w:sz w:val="19"/>
         </w:rPr>
-        <w:t>Allowing students to vote through web portals or air-gapped polling kiosks using ECDH-P256 ephemeral key exchange, HKDF key derivation, and AES-256-GCM encryption with anti-replay nonces.</w:t>
+        <w:t>Empowering election administrators to configure elections targeted at school-wide ('all'), specific grade levels ('grade'), academic sections ('section'), or specific homerooms ('room'). The platform incorporates robust, case-insensitive, prefix-stripping string normalization to guarantee infallible voter eligibility matching across diverse input formats.</w:t>
       </w:r>
     </w:p>
     <w:p>
@@ -627,7 +627,7 @@
           <w:color w:val="1B365D"/>
           <w:sz w:val="19"/>
         </w:rPr>
-        <w:t xml:space="preserve">Strict Idempotency &amp; Mathematical Tamper Detection: </w:t>
+        <w:t xml:space="preserve">Strict Idempotency, Live Governance &amp; Immutable Auditing: </w:t>
       </w:r>
       <w:r>
         <w:rPr>
@@ -635,7 +635,7 @@
           <w:color w:val="2C3E50"/>
           <w:sz w:val="19"/>
         </w:rPr>
-        <w:t>Guaranteeing single effective vote guarantees through deterministic composite keys (v_{sha256(election+position+voter)}) and real-time database snapshot verification.</w:t>
+        <w:t>Guaranteeing single effective vote enforcement via deterministic composite document keys (v_{sha256(electionId + positionId + voterId)}), permitting authorized administrative modifications to live election metadata (such as extending poll deadlines) without invalidating existing ballots, and utilizing high-performance cursor pagination across isolated management tabs.</w:t>
       </w:r>
     </w:p>
     <w:tbl>
@@ -685,7 +685,7 @@
                 <w:color w:val="2C3E50"/>
                 <w:sz w:val="18"/>
               </w:rPr>
-              <w:t>The entire data architecture is deployed atop Appwrite Cloud BaaS with strict schema verification and composite indexing, backed by an Express.js orchestration layer enforcing zero-trust API validation on all transactions.</w:t>
+              <w:t>The system operates entirely online atop Appwrite Cloud BaaS with strict schema verification and composite indexing, backed by an Express.js zero-trust API orchestration layer and high-speed SheetJS spreadsheet ingestion pipeline. All legacy air-gapped offline kiosk envelopes have been superseded by a real-time, responsive online architecture.</w:t>
             </w:r>
           </w:p>
         </w:tc>
@@ -724,7 +724,7 @@
           <w:color w:val="2C3E50"/>
           <w:sz w:val="20"/>
         </w:rPr>
-        <w:t>The Use Case Diagram defines the interactions between the four primary external actors and the system boundaries. All business processes are grouped within the secure core voting and governance boundary.</w:t>
+        <w:t>The Use Case Diagram defines the interactions between the four primary actors and the core functional system boundary. In strict compliance with standard ISO/IEC 19514 UML specification standards, actors are formally depicted as distinct stick figures (color-coded: Purple for Administrator, Green for Teacher/Auditor, Navy for Student Voter, and Amber for Candidate) interacting with use case ellipses across the system boundary.</w:t>
       </w:r>
     </w:p>
     <w:p>
@@ -780,7 +780,7 @@
           <w:color w:val="7F8C8D"/>
           <w:sz w:val="18"/>
         </w:rPr>
-        <w:t>Figure: System Use Case Diagram (Actors &amp; Functional Boundaries)</w:t>
+        <w:t>Figure: System Use Case Diagram (UML Stick Figures &amp; Functional Boundaries)</w:t>
       </w:r>
     </w:p>
     <w:p>
@@ -978,7 +978,7 @@
                 <w:color w:val="2C3E50"/>
                 <w:sz w:val="17"/>
               </w:rPr>
-              <w:t>Initializes elections, sets eligibility scoping (grade/sec/room), creates positions, registers party-lists, audits candidates, imports encrypted offline ballots, and inspects tamper audit logs.</w:t>
+              <w:t>Initializes elections, configures eligibility scoping (grade/sec/room), creates positions, registers party-lists, audits candidates, imports DepEd SF1 student rosters, performs live election edits, and inspects tamper audit logs.</w:t>
             </w:r>
           </w:p>
         </w:tc>
@@ -1061,7 +1061,7 @@
                 <w:color w:val="2C3E50"/>
                 <w:sz w:val="17"/>
               </w:rPr>
-              <w:t>Conducts real-time poll monitoring, verifies voter participation percentages without violating secret ballots, and certifies post-election outcomes.</w:t>
+              <w:t>Conducts real-time poll monitoring, verifies voter turnout and participation percentages without violating secret ballots, and certifies post-election outcomes.</w:t>
             </w:r>
           </w:p>
         </w:tc>
@@ -1141,7 +1141,7 @@
                 <w:color w:val="2C3E50"/>
                 <w:sz w:val="17"/>
               </w:rPr>
-              <w:t>Authenticates via Student Number and scrypt password, retrieves scoped ballots matching academic profile, submits candidate selections, and receives signed cryptographic receipts.</w:t>
+              <w:t>Authenticates via Student Number (LRN) and scrypt password, completes mandatory first-time password setup dialogs, retrieves scoped ballots matching academic profile, submits candidate selections, and receives signed cryptographic receipts.</w:t>
             </w:r>
           </w:p>
         </w:tc>
@@ -1224,7 +1224,7 @@
                 <w:color w:val="2C3E50"/>
                 <w:sz w:val="17"/>
               </w:rPr>
-              <w:t>Submits electoral manifesto, photo portfolio, party-list affiliation, and inspects verified certified election results.</w:t>
+              <w:t>Submits electoral manifesto, photo portrait, party-list affiliation, and inspects verified certified election results.</w:t>
             </w:r>
           </w:p>
         </w:tc>
@@ -1460,7 +1460,7 @@
                 <w:color w:val="2C3E50"/>
                 <w:sz w:val="17"/>
               </w:rPr>
-              <w:t>Configure Scoped Election</w:t>
+              <w:t>Configure &amp; Edit Scoped Election</w:t>
             </w:r>
           </w:p>
         </w:tc>
@@ -1512,7 +1512,7 @@
                 <w:color w:val="2C3E50"/>
                 <w:sz w:val="17"/>
               </w:rPr>
-              <w:t>Admin authenticated; Start/End timestamps valid; Scope in ['all','grade','section','room'].</w:t>
+              <w:t>Admin authenticated; Start/End timestamps valid; Scope in ['all','grade','section','room']; Live edits permitted during active window.</w:t>
             </w:r>
           </w:p>
         </w:tc>
@@ -1538,7 +1538,7 @@
                 <w:color w:val="2C3E50"/>
                 <w:sz w:val="17"/>
               </w:rPr>
-              <w:t>Election record created with defined scope attributes.</w:t>
+              <w:t>Election record created or updated with defined scope attributes and logged to audit trail.</w:t>
             </w:r>
           </w:p>
         </w:tc>
@@ -1729,7 +1729,7 @@
                 <w:color w:val="2C3E50"/>
                 <w:sz w:val="17"/>
               </w:rPr>
-              <w:t>Nominate Candidate</w:t>
+              <w:t>Register Candidates &amp; Validate Eligibility</w:t>
             </w:r>
           </w:p>
         </w:tc>
@@ -1863,7 +1863,7 @@
                 <w:color w:val="2C3E50"/>
                 <w:sz w:val="17"/>
               </w:rPr>
-              <w:t>Authenticate User</w:t>
+              <w:t>Authenticate User &amp; Setup Password</w:t>
             </w:r>
           </w:p>
         </w:tc>
@@ -1917,7 +1917,7 @@
                 <w:color w:val="2C3E50"/>
                 <w:sz w:val="17"/>
               </w:rPr>
-              <w:t>Valid Student Number; Password verified against scrypt derived hash.</w:t>
+              <w:t>Valid Student Number (LRN); Password verified against scrypt hash; First-time password modal triggered if unset.</w:t>
             </w:r>
           </w:p>
         </w:tc>
@@ -1944,7 +1944,7 @@
                 <w:color w:val="2C3E50"/>
                 <w:sz w:val="17"/>
               </w:rPr>
-              <w:t>Stateless HMAC-SHA256 session token issued with 12h expiry.</w:t>
+              <w:t>Stateless HMAC-SHA256 session token issued with 12h expiry; Password activated.</w:t>
             </w:r>
           </w:p>
         </w:tc>
@@ -1998,7 +1998,7 @@
                 <w:color w:val="2C3E50"/>
                 <w:sz w:val="17"/>
               </w:rPr>
-              <w:t>Cast Online Ballot</w:t>
+              <w:t>Cast Ballot Online</w:t>
             </w:r>
           </w:p>
         </w:tc>
@@ -2132,7 +2132,7 @@
                 <w:color w:val="2C3E50"/>
                 <w:sz w:val="17"/>
               </w:rPr>
-              <w:t>Issue &amp; Ingest Offline Ballot</w:t>
+              <w:t>Batch Import Student Roster (DepEd SF1)</w:t>
             </w:r>
           </w:p>
         </w:tc>
@@ -2159,7 +2159,7 @@
                 <w:color w:val="2C3E50"/>
                 <w:sz w:val="17"/>
               </w:rPr>
-              <w:t>Admin / Voter</w:t>
+              <w:t>Admin</w:t>
             </w:r>
           </w:p>
         </w:tc>
@@ -2186,7 +2186,7 @@
                 <w:color w:val="2C3E50"/>
                 <w:sz w:val="17"/>
               </w:rPr>
-              <w:t>Admin issues signed permit token; Ballot encrypted using ECDH-P256/AES-GCM; Nonce unused.</w:t>
+              <w:t>Admin authenticated; Standard DepEd Form 1 Excel (.xlsx) uploaded; Student numbers (LRN) unique and 12-digit formatted.</w:t>
             </w:r>
           </w:p>
         </w:tc>
@@ -2213,7 +2213,7 @@
                 <w:color w:val="2C3E50"/>
                 <w:sz w:val="17"/>
               </w:rPr>
-              <w:t>Nonce recorded in offlineBallots; Votes decrypted and committed atomically.</w:t>
+              <w:t>Demographic records stored in users collection; Deterministic IDs generated; Bootstrap scrypt accounts prepared; Audit trail recorded.</w:t>
             </w:r>
           </w:p>
         </w:tc>
@@ -2267,7 +2267,7 @@
                 <w:color w:val="2C3E50"/>
                 <w:sz w:val="17"/>
               </w:rPr>
-              <w:t>Monitor Real-Time Tally</w:t>
+              <w:t>Monitor Real-Time Tallies &amp; Participation</w:t>
             </w:r>
           </w:p>
         </w:tc>
@@ -2401,7 +2401,7 @@
                 <w:color w:val="2C3E50"/>
                 <w:sz w:val="17"/>
               </w:rPr>
-              <w:t>Publish Certified Results</w:t>
+              <w:t>View Certified Results</w:t>
             </w:r>
           </w:p>
         </w:tc>
@@ -2536,7 +2536,7 @@
                 <w:color w:val="2C3E50"/>
                 <w:sz w:val="17"/>
               </w:rPr>
-              <w:t>Review Audit Trails</w:t>
+              <w:t>Review System Audit Logs &amp; Tamper Trails</w:t>
             </w:r>
           </w:p>
         </w:tc>
@@ -2935,7 +2935,7 @@
                 <w:color w:val="2C3E50"/>
                 <w:sz w:val="17"/>
               </w:rPr>
-              <w:t>Election parameters, position templates, party slates, candidate assets, branding settings, offline envelopes.</w:t>
+              <w:t>Election parameters, position templates, party slates, candidate assets, branding settings, DepEd SF1 Excel rosters, live election updates.</w:t>
             </w:r>
           </w:p>
         </w:tc>
@@ -2961,7 +2961,7 @@
                 <w:color w:val="2C3E50"/>
                 <w:sz w:val="17"/>
               </w:rPr>
-              <w:t>System audit logs, turnout statistics, integrity validation alerts, import confirmation.</w:t>
+              <w:t>System audit logs, turnout statistics, integrity validation alerts, roster import summaries.</w:t>
             </w:r>
           </w:p>
         </w:tc>
@@ -3044,7 +3044,7 @@
                 <w:color w:val="2C3E50"/>
                 <w:sz w:val="17"/>
               </w:rPr>
-              <w:t>Student credentials (number &amp; password), candidate choices, password modification requests.</w:t>
+              <w:t>Student credentials (LRN &amp; password), candidate choices, first-time password setup, password modification requests.</w:t>
             </w:r>
           </w:p>
         </w:tc>
@@ -3099,7 +3099,7 @@
                 <w:color w:val="2C3E50"/>
                 <w:sz w:val="17"/>
               </w:rPr>
-              <w:t>Offline Voting Station</w:t>
+              <w:t>DepEd SF1 Masterlist (Official Excel Rosters)</w:t>
             </w:r>
           </w:p>
         </w:tc>
@@ -3125,7 +3125,7 @@
                 <w:color w:val="2C3E50"/>
                 <w:sz w:val="17"/>
               </w:rPr>
-              <w:t>Automated Kiosk</w:t>
+              <w:t>External Data Source</w:t>
             </w:r>
           </w:p>
         </w:tc>
@@ -3151,7 +3151,7 @@
                 <w:color w:val="2C3E50"/>
                 <w:sz w:val="17"/>
               </w:rPr>
-              <w:t>Signed offline voting permits, encrypted ECDH-P256 ballot packages.</w:t>
+              <w:t>Standard DepEd Form 1 (School Register) Excel spreadsheets containing student demographics, LRN, grade level, section, room, birth date, and parent info.</w:t>
             </w:r>
           </w:p>
         </w:tc>
@@ -3177,7 +3177,7 @@
                 <w:color w:val="2C3E50"/>
                 <w:sz w:val="17"/>
               </w:rPr>
-              <w:t>Time-stamped station configuration, cryptographic public keys, permit tokens.</w:t>
+              <w:t>Validation error reports, row processing summaries, and account provisioning acknowledgments.</w:t>
             </w:r>
           </w:p>
         </w:tc>
@@ -3367,7 +3367,7 @@
                 <w:color w:val="2C3E50"/>
                 <w:sz w:val="17"/>
               </w:rPr>
-              <w:t>Database document read streams, storage asset blobs, unique index constraints.</w:t>
+              <w:t>Database document read streams, storage asset blobs, unique index constraints, cursor pagination.</w:t>
             </w:r>
           </w:p>
         </w:tc>
@@ -3460,7 +3460,7 @@
           <w:color w:val="2C3E50"/>
           <w:sz w:val="20"/>
         </w:rPr>
-        <w:t>The Level 1 DFD decomposes the system into 7 core operational processes and 8 primary data stores.</w:t>
+        <w:t>The Level 1 DFD decomposes the system into 7 core operational processes and 8 primary data stores (users, elections, positions, candidates, votes, partyLists, branding, auditLogs).</w:t>
       </w:r>
     </w:p>
     <w:p>
@@ -3770,7 +3770,7 @@
                 <w:color w:val="2C3E50"/>
                 <w:sz w:val="17"/>
               </w:rPr>
-              <w:t>Student Number, Password, Refresh Token</w:t>
+              <w:t>Student Number / LRN, Password, First-Time Password Payload</w:t>
             </w:r>
           </w:p>
         </w:tc>
@@ -3796,7 +3796,7 @@
                 <w:color w:val="2C3E50"/>
                 <w:sz w:val="17"/>
               </w:rPr>
-              <w:t>HMAC-SHA256 Token, Role, User Profile</w:t>
+              <w:t>HMAC-SHA256 Token, Role, User Profile, Session State</w:t>
             </w:r>
           </w:p>
         </w:tc>
@@ -3878,7 +3878,7 @@
                 <w:color w:val="2C3E50"/>
                 <w:sz w:val="17"/>
               </w:rPr>
-              <w:t>Election &amp; Scope Setup</w:t>
+              <w:t>Election &amp; Scope Setup (Live Editing)</w:t>
             </w:r>
           </w:p>
         </w:tc>
@@ -3905,7 +3905,7 @@
                 <w:color w:val="2C3E50"/>
                 <w:sz w:val="17"/>
               </w:rPr>
-              <w:t>Election Dates, Scope, Grade/Sec/Room</w:t>
+              <w:t>Election Dates, Scope, Grade/Sec/Room, Live Edit Modifications</w:t>
             </w:r>
           </w:p>
         </w:tc>
@@ -3932,7 +3932,7 @@
                 <w:color w:val="2C3E50"/>
                 <w:sz w:val="17"/>
               </w:rPr>
-              <w:t>Normalized Election Document</w:t>
+              <w:t>Normalized Election Document, Audit Record</w:t>
             </w:r>
           </w:p>
         </w:tc>
@@ -3959,7 +3959,7 @@
                 <w:color w:val="2C3E50"/>
                 <w:sz w:val="17"/>
               </w:rPr>
-              <w:t>D2: Elections Store</w:t>
+              <w:t>D2: Elections Store, D8: Audit Logs Store</w:t>
             </w:r>
           </w:p>
         </w:tc>
@@ -4039,7 +4039,7 @@
                 <w:color w:val="2C3E50"/>
                 <w:sz w:val="17"/>
               </w:rPr>
-              <w:t>Nominee Profile, Manifesto, Party Affiliation</w:t>
+              <w:t>Nominee Profile, Manifesto, Party Affiliation, Photo Asset</w:t>
             </w:r>
           </w:p>
         </w:tc>
@@ -4065,7 +4065,7 @@
                 <w:color w:val="2C3E50"/>
                 <w:sz w:val="17"/>
               </w:rPr>
-              <w:t>Verified Candidate Record</w:t>
+              <w:t>Verified Candidate Record, Slate Linkage</w:t>
             </w:r>
           </w:p>
         </w:tc>
@@ -4091,7 +4091,7 @@
                 <w:color w:val="2C3E50"/>
                 <w:sz w:val="17"/>
               </w:rPr>
-              <w:t>D3: Positions, D4: Candidates, D5: PartyLists</w:t>
+              <w:t>D3: Positions, D4: Candidates, D6: PartyLists</w:t>
             </w:r>
           </w:p>
         </w:tc>
@@ -4174,7 +4174,7 @@
                 <w:color w:val="2C3E50"/>
                 <w:sz w:val="17"/>
               </w:rPr>
-              <w:t>Voter Session Token, Candidate IDs</w:t>
+              <w:t>Voter Session Token, Candidate IDs, Timestamp</w:t>
             </w:r>
           </w:p>
         </w:tc>
@@ -4282,7 +4282,7 @@
                 <w:color w:val="2C3E50"/>
                 <w:sz w:val="17"/>
               </w:rPr>
-              <w:t>Offline Ballot Ingestion</w:t>
+              <w:t>Student Roster &amp; SF1 Batch Import</w:t>
             </w:r>
           </w:p>
         </w:tc>
@@ -4308,7 +4308,7 @@
                 <w:color w:val="2C3E50"/>
                 <w:sz w:val="17"/>
               </w:rPr>
-              <w:t>Encrypted Envelope (ECDH+AES), Admin Auth</w:t>
+              <w:t>DepEd SF1 Excel (.xlsx), Admin Auth Token</w:t>
             </w:r>
           </w:p>
         </w:tc>
@@ -4334,7 +4334,7 @@
                 <w:color w:val="2C3E50"/>
                 <w:sz w:val="17"/>
               </w:rPr>
-              <w:t>Decrypted Votes, Nonce Lock</w:t>
+              <w:t>Batch Student Records, Provisioning Logs, Audit Events</w:t>
             </w:r>
           </w:p>
         </w:tc>
@@ -4360,7 +4360,7 @@
                 <w:color w:val="2C3E50"/>
                 <w:sz w:val="17"/>
               </w:rPr>
-              <w:t>D5: Votes Store, D6: Offline Ballots Archive</w:t>
+              <w:t>D1: Users Store, D8: Audit Logs Store</w:t>
             </w:r>
           </w:p>
         </w:tc>
@@ -4443,7 +4443,7 @@
                 <w:color w:val="2C3E50"/>
                 <w:sz w:val="17"/>
               </w:rPr>
-              <w:t>Poll Certification Trigger, Role Token</w:t>
+              <w:t>Poll Certification Trigger, Role Token, Real-Time Poll Query</w:t>
             </w:r>
           </w:p>
         </w:tc>
@@ -4470,7 +4470,7 @@
                 <w:color w:val="2C3E50"/>
                 <w:sz w:val="17"/>
               </w:rPr>
-              <w:t>Turnout Graphs, Candidate Vote Ranks</w:t>
+              <w:t>Turnout Graphs, Candidate Vote Ranks, Certified Summaries</w:t>
             </w:r>
           </w:p>
         </w:tc>
@@ -4577,7 +4577,7 @@
                 <w:color w:val="2C3E50"/>
                 <w:sz w:val="17"/>
               </w:rPr>
-              <w:t>Administrative Mutations, Security Events</w:t>
+              <w:t>Administrative Mutations, Security Events, Live Edits, Imports</w:t>
             </w:r>
           </w:p>
         </w:tc>
@@ -4603,7 +4603,7 @@
                 <w:color w:val="2C3E50"/>
                 <w:sz w:val="17"/>
               </w:rPr>
-              <w:t>Immutable Audit Record</w:t>
+              <w:t>Immutable Audit Record, Chronological Trail</w:t>
             </w:r>
           </w:p>
         </w:tc>
@@ -4629,7 +4629,7 @@
                 <w:color w:val="2C3E50"/>
                 <w:sz w:val="17"/>
               </w:rPr>
-              <w:t>D7: Audit Logs Store</w:t>
+              <w:t>D8: Audit Logs Store</w:t>
             </w:r>
           </w:p>
         </w:tc>
@@ -5284,7 +5284,7 @@
           <w:color w:val="2C3E50"/>
           <w:sz w:val="20"/>
         </w:rPr>
-        <w:t>The Level 0 Flowchart models the end-to-end operational stages of the election system from initial platform setup through candidate nomination, live election operation, and final audit certification.</w:t>
+        <w:t>The Level 0 Flowchart models the end-to-end operational stages of the election system: from DepEd SF1 student roster ingestion and scrypt account provisioning, through flexible election scope configuration, candidate nomination, live election operation with dynamic window editing, real-time canvassing, and final tamper-audited election certification.</w:t>
       </w:r>
     </w:p>
     <w:p>
@@ -5296,7 +5296,7 @@
       <w:r>
         <w:drawing>
           <wp:inline xmlns:a="http://schemas.openxmlformats.org/drawingml/2006/main" xmlns:pic="http://schemas.openxmlformats.org/drawingml/2006/picture">
-            <wp:extent cx="5303520" cy="4232102"/>
+            <wp:extent cx="5303520" cy="4767811"/>
             <wp:docPr id="5" name="Picture 5"/>
             <wp:cNvGraphicFramePr>
               <a:graphicFrameLocks noChangeAspect="1"/>
@@ -5317,7 +5317,7 @@
                   <pic:spPr>
                     <a:xfrm>
                       <a:off x="0" y="0"/>
-                      <a:ext cx="5303520" cy="4232102"/>
+                      <a:ext cx="5303520" cy="4767811"/>
                     </a:xfrm>
                     <a:prstGeom prst="rect"/>
                   </pic:spPr>
@@ -5368,7 +5368,7 @@
           <w:color w:val="2C3E50"/>
           <w:sz w:val="20"/>
         </w:rPr>
-        <w:t>The Level 1 Flowchart charts the exact decision tree traversed by a student voter during an active polling session.</w:t>
+        <w:t>The Level 1 Flowchart charts the exact decision tree traversed by a student voter during an active polling session. It details credential verification, mandatory first-time password setup detection, multi-precinct scope eligibility evaluation, ballot selection, deterministic composite key validation, atomic database commit, and signed receipt generation.</w:t>
       </w:r>
     </w:p>
     <w:p>
@@ -5380,7 +5380,7 @@
       <w:r>
         <w:drawing>
           <wp:inline xmlns:a="http://schemas.openxmlformats.org/drawingml/2006/main" xmlns:pic="http://schemas.openxmlformats.org/drawingml/2006/picture">
-            <wp:extent cx="5486400" cy="4479721"/>
+            <wp:extent cx="5486400" cy="4731391"/>
             <wp:docPr id="6" name="Picture 6"/>
             <wp:cNvGraphicFramePr>
               <a:graphicFrameLocks noChangeAspect="1"/>
@@ -5401,7 +5401,7 @@
                   <pic:spPr>
                     <a:xfrm>
                       <a:off x="0" y="0"/>
-                      <a:ext cx="5486400" cy="4479721"/>
+                      <a:ext cx="5486400" cy="4731391"/>
                     </a:xfrm>
                     <a:prstGeom prst="rect"/>
                   </pic:spPr>
@@ -5424,7 +5424,7 @@
           <w:color w:val="7F8C8D"/>
           <w:sz w:val="18"/>
         </w:rPr>
-        <w:t>Figure: Flowchart Level 1: Voter Authentication, Eligibility Scoping &amp; Ballot Submission</w:t>
+        <w:t>Figure: Flowchart Level 1: Voter Authentication, First-Time Setup &amp; Ballot Submission</w:t>
       </w:r>
     </w:p>
     <w:p>
@@ -5439,7 +5439,7 @@
           <w:color w:val="2E5B88"/>
           <w:sz w:val="26"/>
         </w:rPr>
-        <w:t>5.3 Flowchart Level 2: Cryptographic Offline Ballot Ingestion Protocol</w:t>
+        <w:t>5.3 Flowchart Level 2: DepEd SF1 Masterlist Ingestion &amp; Scrypt Provisioning Pipeline</w:t>
       </w:r>
     </w:p>
     <w:p>
@@ -5452,7 +5452,7 @@
           <w:color w:val="2C3E50"/>
           <w:sz w:val="20"/>
         </w:rPr>
-        <w:t>The Level 2 Flowchart details the cryptographic security protocol used to execute air-gapped precinct voting and prevent replay, tampering, or double-voting across offline and online environments.</w:t>
+        <w:t>The Level 2 Flowchart details the ingestion pipeline that processes official Department of Education School Form 1 (DepEd SF1) spreadsheets. It illustrates how the SheetJS parsing engine extracts and normalizes over 15 student demographic fields, enforces strict 12-digit Learner Reference Number (LRN) validation, computes deterministic document IDs (u_{sha256(LRN)}), initializes secure scrypt credential stubs with hasSetPassword=false, executes chunked batch writes to Appwrite, and writes audit trail records.</w:t>
       </w:r>
     </w:p>
     <w:p>
@@ -5508,7 +5508,7 @@
           <w:color w:val="7F8C8D"/>
           <w:sz w:val="18"/>
         </w:rPr>
-        <w:t>Figure: Flowchart Level 2: Hybrid Cryptographic Offline Voting &amp; Ingestion Verification</w:t>
+        <w:t>Figure: Flowchart Level 2: DepEd SF1 Masterlist Ingestion &amp; Scrypt Provisioning Pipeline</w:t>
       </w:r>
     </w:p>
     <w:p>
@@ -5539,7 +5539,7 @@
           <w:color w:val="2C3E50"/>
           <w:sz w:val="20"/>
         </w:rPr>
-        <w:t>The Entity Relationship Diagram (ERD) formalizes the conceptual and logical schema implemented within Appwrite. It details all primary keys, foreign keys, cardinality relationships, and referential constraints.</w:t>
+        <w:t>The Entity Relationship Diagram (ERD) formalizes the conceptual and logical schema implemented within Appwrite. It details all primary keys, foreign keys, cardinality relationships, and referential constraints across the 8 production collections.</w:t>
       </w:r>
     </w:p>
     <w:p>
@@ -6845,139 +6845,7 @@
                 <w:color w:val="2C3E50"/>
                 <w:sz w:val="17"/>
               </w:rPr>
-              <w:t>Single effective vote per voter per position.</w:t>
-            </w:r>
-          </w:p>
-        </w:tc>
-      </w:tr>
-      <w:tr>
-        <w:tc>
-          <w:tcPr>
-            <w:tcW w:type="dxa" w:w="1728"/>
-            <w:tcMar>
-              <w:top w:w="90" w:type="dxa"/>
-              <w:bottom w:w="90" w:type="dxa"/>
-              <w:left w:w="140" w:type="dxa"/>
-              <w:right w:w="140" w:type="dxa"/>
-            </w:tcMar>
-          </w:tcPr>
-          <w:p>
-            <w:pPr>
-              <w:spacing w:before="0" w:after="0"/>
-              <w:jc w:val="left"/>
-            </w:pPr>
-            <w:r>
-              <w:rPr>
-                <w:rFonts w:ascii="Calibri" w:hAnsi="Calibri"/>
-                <w:b/>
-                <w:color w:val="2C3E50"/>
-                <w:sz w:val="17"/>
-              </w:rPr>
-              <w:t>ELECTIONS</w:t>
-            </w:r>
-          </w:p>
-        </w:tc>
-        <w:tc>
-          <w:tcPr>
-            <w:tcW w:type="dxa" w:w="1728"/>
-            <w:tcMar>
-              <w:top w:w="90" w:type="dxa"/>
-              <w:bottom w:w="90" w:type="dxa"/>
-              <w:left w:w="140" w:type="dxa"/>
-              <w:right w:w="140" w:type="dxa"/>
-            </w:tcMar>
-          </w:tcPr>
-          <w:p>
-            <w:pPr>
-              <w:spacing w:before="0" w:after="0"/>
-              <w:jc w:val="left"/>
-            </w:pPr>
-            <w:r>
-              <w:rPr>
-                <w:rFonts w:ascii="Calibri" w:hAnsi="Calibri"/>
-                <w:b w:val="0"/>
-                <w:color w:val="2C3E50"/>
-                <w:sz w:val="17"/>
-              </w:rPr>
-              <w:t>OFFLINE_BALLOTS</w:t>
-            </w:r>
-          </w:p>
-        </w:tc>
-        <w:tc>
-          <w:tcPr>
-            <w:tcW w:type="dxa" w:w="1584"/>
-            <w:tcMar>
-              <w:top w:w="90" w:type="dxa"/>
-              <w:bottom w:w="90" w:type="dxa"/>
-              <w:left w:w="140" w:type="dxa"/>
-              <w:right w:w="140" w:type="dxa"/>
-            </w:tcMar>
-          </w:tcPr>
-          <w:p>
-            <w:pPr>
-              <w:spacing w:before="0" w:after="0"/>
-              <w:jc w:val="left"/>
-            </w:pPr>
-            <w:r>
-              <w:rPr>
-                <w:rFonts w:ascii="Calibri" w:hAnsi="Calibri"/>
-                <w:b w:val="0"/>
-                <w:color w:val="2C3E50"/>
-                <w:sz w:val="17"/>
-              </w:rPr>
-              <w:t>1 : M (One-to-Many)</w:t>
-            </w:r>
-          </w:p>
-        </w:tc>
-        <w:tc>
-          <w:tcPr>
-            <w:tcW w:type="dxa" w:w="2592"/>
-            <w:tcMar>
-              <w:top w:w="90" w:type="dxa"/>
-              <w:bottom w:w="90" w:type="dxa"/>
-              <w:left w:w="140" w:type="dxa"/>
-              <w:right w:w="140" w:type="dxa"/>
-            </w:tcMar>
-          </w:tcPr>
-          <w:p>
-            <w:pPr>
-              <w:spacing w:before="0" w:after="0"/>
-              <w:jc w:val="left"/>
-            </w:pPr>
-            <w:r>
-              <w:rPr>
-                <w:rFonts w:ascii="Calibri" w:hAnsi="Calibri"/>
-                <w:b w:val="0"/>
-                <w:color w:val="2C3E50"/>
-                <w:sz w:val="17"/>
-              </w:rPr>
-              <w:t>offlineBallots.electionId -&gt; elections.id</w:t>
-            </w:r>
-          </w:p>
-        </w:tc>
-        <w:tc>
-          <w:tcPr>
-            <w:tcW w:type="dxa" w:w="1728"/>
-            <w:tcMar>
-              <w:top w:w="90" w:type="dxa"/>
-              <w:bottom w:w="90" w:type="dxa"/>
-              <w:left w:w="140" w:type="dxa"/>
-              <w:right w:w="140" w:type="dxa"/>
-            </w:tcMar>
-          </w:tcPr>
-          <w:p>
-            <w:pPr>
-              <w:spacing w:before="0" w:after="0"/>
-              <w:jc w:val="left"/>
-            </w:pPr>
-            <w:r>
-              <w:rPr>
-                <w:rFonts w:ascii="Calibri" w:hAnsi="Calibri"/>
-                <w:b w:val="0"/>
-                <w:color w:val="2C3E50"/>
-                <w:sz w:val="17"/>
-              </w:rPr>
-              <w:t>Cryptographic nonce deduplication across precincts.</w:t>
+              <w:t>Single effective vote per voter per position (deterministic composite key).</w:t>
             </w:r>
           </w:p>
         </w:tc>
@@ -7016,7 +6884,7 @@
           <w:color w:val="2C3E50"/>
           <w:sz w:val="20"/>
         </w:rPr>
-        <w:t>The following section provides the complete data dictionary for all 9 collections configured in Appwrite Database 'voting_db'. Every attribute, data type, storage size, default value, and index requirement is exhaustively documented.</w:t>
+        <w:t>The following section provides the complete data dictionary for all 8 collections configured in Appwrite Database 'voting_db'. Every attribute, data type, storage size, default value, and index requirement is exhaustively documented.</w:t>
       </w:r>
     </w:p>
     <w:p>
@@ -7053,7 +6921,7 @@
           <w:color w:val="2C3E50"/>
           <w:sz w:val="20"/>
         </w:rPr>
-        <w:t>Stores identity records, security credentials, and academic demographics for administrators, teachers, and students.</w:t>
+        <w:t>Stores identity records, security credentials, and comprehensive DepEd SF1 academic demographics for administrators, teachers, and students.</w:t>
       </w:r>
     </w:p>
     <w:tbl>
@@ -7562,7 +7430,7 @@
                 <w:color w:val="2C3E50"/>
                 <w:sz w:val="17"/>
               </w:rPr>
-              <w:t>Normalized unique alphanumeric identifier (e.g., 2026-0012).</w:t>
+              <w:t>Unique alphanumeric identifier (12-digit DepEd LRN or staff ID).</w:t>
             </w:r>
           </w:p>
         </w:tc>
@@ -7884,7 +7752,7 @@
                 <w:color w:val="2C3E50"/>
                 <w:sz w:val="17"/>
               </w:rPr>
-              <w:t>Legal complete name of the user.</w:t>
+              <w:t>Legal complete name of the student or faculty member.</w:t>
             </w:r>
           </w:p>
         </w:tc>
@@ -8364,7 +8232,7 @@
                 <w:color w:val="2C3E50"/>
                 <w:sz w:val="17"/>
               </w:rPr>
-              <w:t>Academic section name (e.g., 'Aquaculture-A').</w:t>
+              <w:t>Academic section name (e.g., 'Glassfish', 'Aquaculture-A').</w:t>
             </w:r>
           </w:p>
         </w:tc>
@@ -8528,7 +8396,7 @@
                 <w:color w:val="2C3E50"/>
                 <w:sz w:val="17"/>
               </w:rPr>
-              <w:t>Assigned homeroom identifier (e.g., 'Lab-102').</w:t>
+              <w:t>Assigned homeroom identifier (e.g., 'Room 102').</w:t>
             </w:r>
           </w:p>
         </w:tc>
@@ -8851,6 +8719,2740 @@
                 <w:sz w:val="17"/>
               </w:rPr>
               <w:t>Appwrite storage file URL for user avatar.</w:t>
+            </w:r>
+          </w:p>
+        </w:tc>
+      </w:tr>
+      <w:tr>
+        <w:tc>
+          <w:tcPr>
+            <w:tcW w:type="dxa" w:w="1872"/>
+            <w:tcMar>
+              <w:top w:w="90" w:type="dxa"/>
+              <w:bottom w:w="90" w:type="dxa"/>
+              <w:left w:w="140" w:type="dxa"/>
+              <w:right w:w="140" w:type="dxa"/>
+            </w:tcMar>
+          </w:tcPr>
+          <w:p>
+            <w:pPr>
+              <w:spacing w:before="0" w:after="0"/>
+              <w:jc w:val="left"/>
+            </w:pPr>
+            <w:r>
+              <w:rPr>
+                <w:rFonts w:ascii="Calibri" w:hAnsi="Calibri"/>
+                <w:b/>
+                <w:color w:val="2C3E50"/>
+                <w:sz w:val="17"/>
+              </w:rPr>
+              <w:t>sex</w:t>
+            </w:r>
+          </w:p>
+        </w:tc>
+        <w:tc>
+          <w:tcPr>
+            <w:tcW w:type="dxa" w:w="1152"/>
+            <w:tcMar>
+              <w:top w:w="90" w:type="dxa"/>
+              <w:bottom w:w="90" w:type="dxa"/>
+              <w:left w:w="140" w:type="dxa"/>
+              <w:right w:w="140" w:type="dxa"/>
+            </w:tcMar>
+          </w:tcPr>
+          <w:p>
+            <w:pPr>
+              <w:spacing w:before="0" w:after="0"/>
+              <w:jc w:val="left"/>
+            </w:pPr>
+            <w:r>
+              <w:rPr>
+                <w:rFonts w:ascii="Calibri" w:hAnsi="Calibri"/>
+                <w:b w:val="0"/>
+                <w:color w:val="2C3E50"/>
+                <w:sz w:val="17"/>
+              </w:rPr>
+              <w:t>string</w:t>
+            </w:r>
+          </w:p>
+        </w:tc>
+        <w:tc>
+          <w:tcPr>
+            <w:tcW w:type="dxa" w:w="1296"/>
+            <w:tcMar>
+              <w:top w:w="90" w:type="dxa"/>
+              <w:bottom w:w="90" w:type="dxa"/>
+              <w:left w:w="140" w:type="dxa"/>
+              <w:right w:w="140" w:type="dxa"/>
+            </w:tcMar>
+          </w:tcPr>
+          <w:p>
+            <w:pPr>
+              <w:spacing w:before="0" w:after="0"/>
+              <w:jc w:val="left"/>
+            </w:pPr>
+            <w:r>
+              <w:rPr>
+                <w:rFonts w:ascii="Calibri" w:hAnsi="Calibri"/>
+                <w:b w:val="0"/>
+                <w:color w:val="2C3E50"/>
+                <w:sz w:val="17"/>
+              </w:rPr>
+              <w:t>10 chars</w:t>
+            </w:r>
+          </w:p>
+        </w:tc>
+        <w:tc>
+          <w:tcPr>
+            <w:tcW w:type="dxa" w:w="1152"/>
+            <w:tcMar>
+              <w:top w:w="90" w:type="dxa"/>
+              <w:bottom w:w="90" w:type="dxa"/>
+              <w:left w:w="140" w:type="dxa"/>
+              <w:right w:w="140" w:type="dxa"/>
+            </w:tcMar>
+          </w:tcPr>
+          <w:p>
+            <w:pPr>
+              <w:spacing w:before="0" w:after="0"/>
+              <w:jc w:val="left"/>
+            </w:pPr>
+            <w:r>
+              <w:rPr>
+                <w:rFonts w:ascii="Calibri" w:hAnsi="Calibri"/>
+                <w:b w:val="0"/>
+                <w:color w:val="2C3E50"/>
+                <w:sz w:val="17"/>
+              </w:rPr>
+              <w:t>Optional</w:t>
+            </w:r>
+          </w:p>
+        </w:tc>
+        <w:tc>
+          <w:tcPr>
+            <w:tcW w:type="dxa" w:w="1584"/>
+            <w:tcMar>
+              <w:top w:w="90" w:type="dxa"/>
+              <w:bottom w:w="90" w:type="dxa"/>
+              <w:left w:w="140" w:type="dxa"/>
+              <w:right w:w="140" w:type="dxa"/>
+            </w:tcMar>
+          </w:tcPr>
+          <w:p>
+            <w:pPr>
+              <w:spacing w:before="0" w:after="0"/>
+              <w:jc w:val="left"/>
+            </w:pPr>
+            <w:r>
+              <w:rPr>
+                <w:rFonts w:ascii="Calibri" w:hAnsi="Calibri"/>
+                <w:b w:val="0"/>
+                <w:color w:val="2C3E50"/>
+                <w:sz w:val="17"/>
+              </w:rPr>
+              <w:t>None</w:t>
+            </w:r>
+          </w:p>
+        </w:tc>
+        <w:tc>
+          <w:tcPr>
+            <w:tcW w:type="dxa" w:w="2304"/>
+            <w:tcMar>
+              <w:top w:w="90" w:type="dxa"/>
+              <w:bottom w:w="90" w:type="dxa"/>
+              <w:left w:w="140" w:type="dxa"/>
+              <w:right w:w="140" w:type="dxa"/>
+            </w:tcMar>
+          </w:tcPr>
+          <w:p>
+            <w:pPr>
+              <w:spacing w:before="0" w:after="0"/>
+              <w:jc w:val="left"/>
+            </w:pPr>
+            <w:r>
+              <w:rPr>
+                <w:rFonts w:ascii="Calibri" w:hAnsi="Calibri"/>
+                <w:b w:val="0"/>
+                <w:color w:val="2C3E50"/>
+                <w:sz w:val="17"/>
+              </w:rPr>
+              <w:t>DepEd SF1 gender ('M' | 'F' | 'Male' | 'Female').</w:t>
+            </w:r>
+          </w:p>
+        </w:tc>
+      </w:tr>
+      <w:tr>
+        <w:tc>
+          <w:tcPr>
+            <w:tcW w:type="dxa" w:w="1872"/>
+            <w:shd w:fill="F9FAFB"/>
+            <w:tcMar>
+              <w:top w:w="90" w:type="dxa"/>
+              <w:bottom w:w="90" w:type="dxa"/>
+              <w:left w:w="140" w:type="dxa"/>
+              <w:right w:w="140" w:type="dxa"/>
+            </w:tcMar>
+          </w:tcPr>
+          <w:p>
+            <w:pPr>
+              <w:spacing w:before="0" w:after="0"/>
+              <w:jc w:val="left"/>
+            </w:pPr>
+            <w:r>
+              <w:rPr>
+                <w:rFonts w:ascii="Calibri" w:hAnsi="Calibri"/>
+                <w:b/>
+                <w:color w:val="2C3E50"/>
+                <w:sz w:val="17"/>
+              </w:rPr>
+              <w:t>birthDate</w:t>
+            </w:r>
+          </w:p>
+        </w:tc>
+        <w:tc>
+          <w:tcPr>
+            <w:tcW w:type="dxa" w:w="1152"/>
+            <w:shd w:fill="F9FAFB"/>
+            <w:tcMar>
+              <w:top w:w="90" w:type="dxa"/>
+              <w:bottom w:w="90" w:type="dxa"/>
+              <w:left w:w="140" w:type="dxa"/>
+              <w:right w:w="140" w:type="dxa"/>
+            </w:tcMar>
+          </w:tcPr>
+          <w:p>
+            <w:pPr>
+              <w:spacing w:before="0" w:after="0"/>
+              <w:jc w:val="left"/>
+            </w:pPr>
+            <w:r>
+              <w:rPr>
+                <w:rFonts w:ascii="Calibri" w:hAnsi="Calibri"/>
+                <w:b w:val="0"/>
+                <w:color w:val="2C3E50"/>
+                <w:sz w:val="17"/>
+              </w:rPr>
+              <w:t>string</w:t>
+            </w:r>
+          </w:p>
+        </w:tc>
+        <w:tc>
+          <w:tcPr>
+            <w:tcW w:type="dxa" w:w="1296"/>
+            <w:shd w:fill="F9FAFB"/>
+            <w:tcMar>
+              <w:top w:w="90" w:type="dxa"/>
+              <w:bottom w:w="90" w:type="dxa"/>
+              <w:left w:w="140" w:type="dxa"/>
+              <w:right w:w="140" w:type="dxa"/>
+            </w:tcMar>
+          </w:tcPr>
+          <w:p>
+            <w:pPr>
+              <w:spacing w:before="0" w:after="0"/>
+              <w:jc w:val="left"/>
+            </w:pPr>
+            <w:r>
+              <w:rPr>
+                <w:rFonts w:ascii="Calibri" w:hAnsi="Calibri"/>
+                <w:b w:val="0"/>
+                <w:color w:val="2C3E50"/>
+                <w:sz w:val="17"/>
+              </w:rPr>
+              <w:t>50 chars</w:t>
+            </w:r>
+          </w:p>
+        </w:tc>
+        <w:tc>
+          <w:tcPr>
+            <w:tcW w:type="dxa" w:w="1152"/>
+            <w:shd w:fill="F9FAFB"/>
+            <w:tcMar>
+              <w:top w:w="90" w:type="dxa"/>
+              <w:bottom w:w="90" w:type="dxa"/>
+              <w:left w:w="140" w:type="dxa"/>
+              <w:right w:w="140" w:type="dxa"/>
+            </w:tcMar>
+          </w:tcPr>
+          <w:p>
+            <w:pPr>
+              <w:spacing w:before="0" w:after="0"/>
+              <w:jc w:val="left"/>
+            </w:pPr>
+            <w:r>
+              <w:rPr>
+                <w:rFonts w:ascii="Calibri" w:hAnsi="Calibri"/>
+                <w:b w:val="0"/>
+                <w:color w:val="2C3E50"/>
+                <w:sz w:val="17"/>
+              </w:rPr>
+              <w:t>Optional</w:t>
+            </w:r>
+          </w:p>
+        </w:tc>
+        <w:tc>
+          <w:tcPr>
+            <w:tcW w:type="dxa" w:w="1584"/>
+            <w:shd w:fill="F9FAFB"/>
+            <w:tcMar>
+              <w:top w:w="90" w:type="dxa"/>
+              <w:bottom w:w="90" w:type="dxa"/>
+              <w:left w:w="140" w:type="dxa"/>
+              <w:right w:w="140" w:type="dxa"/>
+            </w:tcMar>
+          </w:tcPr>
+          <w:p>
+            <w:pPr>
+              <w:spacing w:before="0" w:after="0"/>
+              <w:jc w:val="left"/>
+            </w:pPr>
+            <w:r>
+              <w:rPr>
+                <w:rFonts w:ascii="Calibri" w:hAnsi="Calibri"/>
+                <w:b w:val="0"/>
+                <w:color w:val="2C3E50"/>
+                <w:sz w:val="17"/>
+              </w:rPr>
+              <w:t>None</w:t>
+            </w:r>
+          </w:p>
+        </w:tc>
+        <w:tc>
+          <w:tcPr>
+            <w:tcW w:type="dxa" w:w="2304"/>
+            <w:shd w:fill="F9FAFB"/>
+            <w:tcMar>
+              <w:top w:w="90" w:type="dxa"/>
+              <w:bottom w:w="90" w:type="dxa"/>
+              <w:left w:w="140" w:type="dxa"/>
+              <w:right w:w="140" w:type="dxa"/>
+            </w:tcMar>
+          </w:tcPr>
+          <w:p>
+            <w:pPr>
+              <w:spacing w:before="0" w:after="0"/>
+              <w:jc w:val="left"/>
+            </w:pPr>
+            <w:r>
+              <w:rPr>
+                <w:rFonts w:ascii="Calibri" w:hAnsi="Calibri"/>
+                <w:b w:val="0"/>
+                <w:color w:val="2C3E50"/>
+                <w:sz w:val="17"/>
+              </w:rPr>
+              <w:t>DepEd SF1 date of birth (YYYY-MM-DD).</w:t>
+            </w:r>
+          </w:p>
+        </w:tc>
+      </w:tr>
+      <w:tr>
+        <w:tc>
+          <w:tcPr>
+            <w:tcW w:type="dxa" w:w="1872"/>
+            <w:tcMar>
+              <w:top w:w="90" w:type="dxa"/>
+              <w:bottom w:w="90" w:type="dxa"/>
+              <w:left w:w="140" w:type="dxa"/>
+              <w:right w:w="140" w:type="dxa"/>
+            </w:tcMar>
+          </w:tcPr>
+          <w:p>
+            <w:pPr>
+              <w:spacing w:before="0" w:after="0"/>
+              <w:jc w:val="left"/>
+            </w:pPr>
+            <w:r>
+              <w:rPr>
+                <w:rFonts w:ascii="Calibri" w:hAnsi="Calibri"/>
+                <w:b/>
+                <w:color w:val="2C3E50"/>
+                <w:sz w:val="17"/>
+              </w:rPr>
+              <w:t>age</w:t>
+            </w:r>
+          </w:p>
+        </w:tc>
+        <w:tc>
+          <w:tcPr>
+            <w:tcW w:type="dxa" w:w="1152"/>
+            <w:tcMar>
+              <w:top w:w="90" w:type="dxa"/>
+              <w:bottom w:w="90" w:type="dxa"/>
+              <w:left w:w="140" w:type="dxa"/>
+              <w:right w:w="140" w:type="dxa"/>
+            </w:tcMar>
+          </w:tcPr>
+          <w:p>
+            <w:pPr>
+              <w:spacing w:before="0" w:after="0"/>
+              <w:jc w:val="left"/>
+            </w:pPr>
+            <w:r>
+              <w:rPr>
+                <w:rFonts w:ascii="Calibri" w:hAnsi="Calibri"/>
+                <w:b w:val="0"/>
+                <w:color w:val="2C3E50"/>
+                <w:sz w:val="17"/>
+              </w:rPr>
+              <w:t>integer</w:t>
+            </w:r>
+          </w:p>
+        </w:tc>
+        <w:tc>
+          <w:tcPr>
+            <w:tcW w:type="dxa" w:w="1296"/>
+            <w:tcMar>
+              <w:top w:w="90" w:type="dxa"/>
+              <w:bottom w:w="90" w:type="dxa"/>
+              <w:left w:w="140" w:type="dxa"/>
+              <w:right w:w="140" w:type="dxa"/>
+            </w:tcMar>
+          </w:tcPr>
+          <w:p>
+            <w:pPr>
+              <w:spacing w:before="0" w:after="0"/>
+              <w:jc w:val="left"/>
+            </w:pPr>
+            <w:r>
+              <w:rPr>
+                <w:rFonts w:ascii="Calibri" w:hAnsi="Calibri"/>
+                <w:b w:val="0"/>
+                <w:color w:val="2C3E50"/>
+                <w:sz w:val="17"/>
+              </w:rPr>
+              <w:t>0 to 100</w:t>
+            </w:r>
+          </w:p>
+        </w:tc>
+        <w:tc>
+          <w:tcPr>
+            <w:tcW w:type="dxa" w:w="1152"/>
+            <w:tcMar>
+              <w:top w:w="90" w:type="dxa"/>
+              <w:bottom w:w="90" w:type="dxa"/>
+              <w:left w:w="140" w:type="dxa"/>
+              <w:right w:w="140" w:type="dxa"/>
+            </w:tcMar>
+          </w:tcPr>
+          <w:p>
+            <w:pPr>
+              <w:spacing w:before="0" w:after="0"/>
+              <w:jc w:val="left"/>
+            </w:pPr>
+            <w:r>
+              <w:rPr>
+                <w:rFonts w:ascii="Calibri" w:hAnsi="Calibri"/>
+                <w:b w:val="0"/>
+                <w:color w:val="2C3E50"/>
+                <w:sz w:val="17"/>
+              </w:rPr>
+              <w:t>Optional</w:t>
+            </w:r>
+          </w:p>
+        </w:tc>
+        <w:tc>
+          <w:tcPr>
+            <w:tcW w:type="dxa" w:w="1584"/>
+            <w:tcMar>
+              <w:top w:w="90" w:type="dxa"/>
+              <w:bottom w:w="90" w:type="dxa"/>
+              <w:left w:w="140" w:type="dxa"/>
+              <w:right w:w="140" w:type="dxa"/>
+            </w:tcMar>
+          </w:tcPr>
+          <w:p>
+            <w:pPr>
+              <w:spacing w:before="0" w:after="0"/>
+              <w:jc w:val="left"/>
+            </w:pPr>
+            <w:r>
+              <w:rPr>
+                <w:rFonts w:ascii="Calibri" w:hAnsi="Calibri"/>
+                <w:b w:val="0"/>
+                <w:color w:val="2C3E50"/>
+                <w:sz w:val="17"/>
+              </w:rPr>
+              <w:t>None</w:t>
+            </w:r>
+          </w:p>
+        </w:tc>
+        <w:tc>
+          <w:tcPr>
+            <w:tcW w:type="dxa" w:w="2304"/>
+            <w:tcMar>
+              <w:top w:w="90" w:type="dxa"/>
+              <w:bottom w:w="90" w:type="dxa"/>
+              <w:left w:w="140" w:type="dxa"/>
+              <w:right w:w="140" w:type="dxa"/>
+            </w:tcMar>
+          </w:tcPr>
+          <w:p>
+            <w:pPr>
+              <w:spacing w:before="0" w:after="0"/>
+              <w:jc w:val="left"/>
+            </w:pPr>
+            <w:r>
+              <w:rPr>
+                <w:rFonts w:ascii="Calibri" w:hAnsi="Calibri"/>
+                <w:b w:val="0"/>
+                <w:color w:val="2C3E50"/>
+                <w:sz w:val="17"/>
+              </w:rPr>
+              <w:t>Student age derived from SF1 masterlist.</w:t>
+            </w:r>
+          </w:p>
+        </w:tc>
+      </w:tr>
+      <w:tr>
+        <w:tc>
+          <w:tcPr>
+            <w:tcW w:type="dxa" w:w="1872"/>
+            <w:shd w:fill="F9FAFB"/>
+            <w:tcMar>
+              <w:top w:w="90" w:type="dxa"/>
+              <w:bottom w:w="90" w:type="dxa"/>
+              <w:left w:w="140" w:type="dxa"/>
+              <w:right w:w="140" w:type="dxa"/>
+            </w:tcMar>
+          </w:tcPr>
+          <w:p>
+            <w:pPr>
+              <w:spacing w:before="0" w:after="0"/>
+              <w:jc w:val="left"/>
+            </w:pPr>
+            <w:r>
+              <w:rPr>
+                <w:rFonts w:ascii="Calibri" w:hAnsi="Calibri"/>
+                <w:b/>
+                <w:color w:val="2C3E50"/>
+                <w:sz w:val="17"/>
+              </w:rPr>
+              <w:t>motherTongue</w:t>
+            </w:r>
+          </w:p>
+        </w:tc>
+        <w:tc>
+          <w:tcPr>
+            <w:tcW w:type="dxa" w:w="1152"/>
+            <w:shd w:fill="F9FAFB"/>
+            <w:tcMar>
+              <w:top w:w="90" w:type="dxa"/>
+              <w:bottom w:w="90" w:type="dxa"/>
+              <w:left w:w="140" w:type="dxa"/>
+              <w:right w:w="140" w:type="dxa"/>
+            </w:tcMar>
+          </w:tcPr>
+          <w:p>
+            <w:pPr>
+              <w:spacing w:before="0" w:after="0"/>
+              <w:jc w:val="left"/>
+            </w:pPr>
+            <w:r>
+              <w:rPr>
+                <w:rFonts w:ascii="Calibri" w:hAnsi="Calibri"/>
+                <w:b w:val="0"/>
+                <w:color w:val="2C3E50"/>
+                <w:sz w:val="17"/>
+              </w:rPr>
+              <w:t>string</w:t>
+            </w:r>
+          </w:p>
+        </w:tc>
+        <w:tc>
+          <w:tcPr>
+            <w:tcW w:type="dxa" w:w="1296"/>
+            <w:shd w:fill="F9FAFB"/>
+            <w:tcMar>
+              <w:top w:w="90" w:type="dxa"/>
+              <w:bottom w:w="90" w:type="dxa"/>
+              <w:left w:w="140" w:type="dxa"/>
+              <w:right w:w="140" w:type="dxa"/>
+            </w:tcMar>
+          </w:tcPr>
+          <w:p>
+            <w:pPr>
+              <w:spacing w:before="0" w:after="0"/>
+              <w:jc w:val="left"/>
+            </w:pPr>
+            <w:r>
+              <w:rPr>
+                <w:rFonts w:ascii="Calibri" w:hAnsi="Calibri"/>
+                <w:b w:val="0"/>
+                <w:color w:val="2C3E50"/>
+                <w:sz w:val="17"/>
+              </w:rPr>
+              <w:t>100 chars</w:t>
+            </w:r>
+          </w:p>
+        </w:tc>
+        <w:tc>
+          <w:tcPr>
+            <w:tcW w:type="dxa" w:w="1152"/>
+            <w:shd w:fill="F9FAFB"/>
+            <w:tcMar>
+              <w:top w:w="90" w:type="dxa"/>
+              <w:bottom w:w="90" w:type="dxa"/>
+              <w:left w:w="140" w:type="dxa"/>
+              <w:right w:w="140" w:type="dxa"/>
+            </w:tcMar>
+          </w:tcPr>
+          <w:p>
+            <w:pPr>
+              <w:spacing w:before="0" w:after="0"/>
+              <w:jc w:val="left"/>
+            </w:pPr>
+            <w:r>
+              <w:rPr>
+                <w:rFonts w:ascii="Calibri" w:hAnsi="Calibri"/>
+                <w:b w:val="0"/>
+                <w:color w:val="2C3E50"/>
+                <w:sz w:val="17"/>
+              </w:rPr>
+              <w:t>Optional</w:t>
+            </w:r>
+          </w:p>
+        </w:tc>
+        <w:tc>
+          <w:tcPr>
+            <w:tcW w:type="dxa" w:w="1584"/>
+            <w:shd w:fill="F9FAFB"/>
+            <w:tcMar>
+              <w:top w:w="90" w:type="dxa"/>
+              <w:bottom w:w="90" w:type="dxa"/>
+              <w:left w:w="140" w:type="dxa"/>
+              <w:right w:w="140" w:type="dxa"/>
+            </w:tcMar>
+          </w:tcPr>
+          <w:p>
+            <w:pPr>
+              <w:spacing w:before="0" w:after="0"/>
+              <w:jc w:val="left"/>
+            </w:pPr>
+            <w:r>
+              <w:rPr>
+                <w:rFonts w:ascii="Calibri" w:hAnsi="Calibri"/>
+                <w:b w:val="0"/>
+                <w:color w:val="2C3E50"/>
+                <w:sz w:val="17"/>
+              </w:rPr>
+              <w:t>None</w:t>
+            </w:r>
+          </w:p>
+        </w:tc>
+        <w:tc>
+          <w:tcPr>
+            <w:tcW w:type="dxa" w:w="2304"/>
+            <w:shd w:fill="F9FAFB"/>
+            <w:tcMar>
+              <w:top w:w="90" w:type="dxa"/>
+              <w:bottom w:w="90" w:type="dxa"/>
+              <w:left w:w="140" w:type="dxa"/>
+              <w:right w:w="140" w:type="dxa"/>
+            </w:tcMar>
+          </w:tcPr>
+          <w:p>
+            <w:pPr>
+              <w:spacing w:before="0" w:after="0"/>
+              <w:jc w:val="left"/>
+            </w:pPr>
+            <w:r>
+              <w:rPr>
+                <w:rFonts w:ascii="Calibri" w:hAnsi="Calibri"/>
+                <w:b w:val="0"/>
+                <w:color w:val="2C3E50"/>
+                <w:sz w:val="17"/>
+              </w:rPr>
+              <w:t>DepEd SF1 primary native language.</w:t>
+            </w:r>
+          </w:p>
+        </w:tc>
+      </w:tr>
+      <w:tr>
+        <w:tc>
+          <w:tcPr>
+            <w:tcW w:type="dxa" w:w="1872"/>
+            <w:tcMar>
+              <w:top w:w="90" w:type="dxa"/>
+              <w:bottom w:w="90" w:type="dxa"/>
+              <w:left w:w="140" w:type="dxa"/>
+              <w:right w:w="140" w:type="dxa"/>
+            </w:tcMar>
+          </w:tcPr>
+          <w:p>
+            <w:pPr>
+              <w:spacing w:before="0" w:after="0"/>
+              <w:jc w:val="left"/>
+            </w:pPr>
+            <w:r>
+              <w:rPr>
+                <w:rFonts w:ascii="Calibri" w:hAnsi="Calibri"/>
+                <w:b/>
+                <w:color w:val="2C3E50"/>
+                <w:sz w:val="17"/>
+              </w:rPr>
+              <w:t>ethnicGroup</w:t>
+            </w:r>
+          </w:p>
+        </w:tc>
+        <w:tc>
+          <w:tcPr>
+            <w:tcW w:type="dxa" w:w="1152"/>
+            <w:tcMar>
+              <w:top w:w="90" w:type="dxa"/>
+              <w:bottom w:w="90" w:type="dxa"/>
+              <w:left w:w="140" w:type="dxa"/>
+              <w:right w:w="140" w:type="dxa"/>
+            </w:tcMar>
+          </w:tcPr>
+          <w:p>
+            <w:pPr>
+              <w:spacing w:before="0" w:after="0"/>
+              <w:jc w:val="left"/>
+            </w:pPr>
+            <w:r>
+              <w:rPr>
+                <w:rFonts w:ascii="Calibri" w:hAnsi="Calibri"/>
+                <w:b w:val="0"/>
+                <w:color w:val="2C3E50"/>
+                <w:sz w:val="17"/>
+              </w:rPr>
+              <w:t>string</w:t>
+            </w:r>
+          </w:p>
+        </w:tc>
+        <w:tc>
+          <w:tcPr>
+            <w:tcW w:type="dxa" w:w="1296"/>
+            <w:tcMar>
+              <w:top w:w="90" w:type="dxa"/>
+              <w:bottom w:w="90" w:type="dxa"/>
+              <w:left w:w="140" w:type="dxa"/>
+              <w:right w:w="140" w:type="dxa"/>
+            </w:tcMar>
+          </w:tcPr>
+          <w:p>
+            <w:pPr>
+              <w:spacing w:before="0" w:after="0"/>
+              <w:jc w:val="left"/>
+            </w:pPr>
+            <w:r>
+              <w:rPr>
+                <w:rFonts w:ascii="Calibri" w:hAnsi="Calibri"/>
+                <w:b w:val="0"/>
+                <w:color w:val="2C3E50"/>
+                <w:sz w:val="17"/>
+              </w:rPr>
+              <w:t>100 chars</w:t>
+            </w:r>
+          </w:p>
+        </w:tc>
+        <w:tc>
+          <w:tcPr>
+            <w:tcW w:type="dxa" w:w="1152"/>
+            <w:tcMar>
+              <w:top w:w="90" w:type="dxa"/>
+              <w:bottom w:w="90" w:type="dxa"/>
+              <w:left w:w="140" w:type="dxa"/>
+              <w:right w:w="140" w:type="dxa"/>
+            </w:tcMar>
+          </w:tcPr>
+          <w:p>
+            <w:pPr>
+              <w:spacing w:before="0" w:after="0"/>
+              <w:jc w:val="left"/>
+            </w:pPr>
+            <w:r>
+              <w:rPr>
+                <w:rFonts w:ascii="Calibri" w:hAnsi="Calibri"/>
+                <w:b w:val="0"/>
+                <w:color w:val="2C3E50"/>
+                <w:sz w:val="17"/>
+              </w:rPr>
+              <w:t>Optional</w:t>
+            </w:r>
+          </w:p>
+        </w:tc>
+        <w:tc>
+          <w:tcPr>
+            <w:tcW w:type="dxa" w:w="1584"/>
+            <w:tcMar>
+              <w:top w:w="90" w:type="dxa"/>
+              <w:bottom w:w="90" w:type="dxa"/>
+              <w:left w:w="140" w:type="dxa"/>
+              <w:right w:w="140" w:type="dxa"/>
+            </w:tcMar>
+          </w:tcPr>
+          <w:p>
+            <w:pPr>
+              <w:spacing w:before="0" w:after="0"/>
+              <w:jc w:val="left"/>
+            </w:pPr>
+            <w:r>
+              <w:rPr>
+                <w:rFonts w:ascii="Calibri" w:hAnsi="Calibri"/>
+                <w:b w:val="0"/>
+                <w:color w:val="2C3E50"/>
+                <w:sz w:val="17"/>
+              </w:rPr>
+              <w:t>None</w:t>
+            </w:r>
+          </w:p>
+        </w:tc>
+        <w:tc>
+          <w:tcPr>
+            <w:tcW w:type="dxa" w:w="2304"/>
+            <w:tcMar>
+              <w:top w:w="90" w:type="dxa"/>
+              <w:bottom w:w="90" w:type="dxa"/>
+              <w:left w:w="140" w:type="dxa"/>
+              <w:right w:w="140" w:type="dxa"/>
+            </w:tcMar>
+          </w:tcPr>
+          <w:p>
+            <w:pPr>
+              <w:spacing w:before="0" w:after="0"/>
+              <w:jc w:val="left"/>
+            </w:pPr>
+            <w:r>
+              <w:rPr>
+                <w:rFonts w:ascii="Calibri" w:hAnsi="Calibri"/>
+                <w:b w:val="0"/>
+                <w:color w:val="2C3E50"/>
+                <w:sz w:val="17"/>
+              </w:rPr>
+              <w:t>DepEd SF1 indigenous/ethnic affiliation.</w:t>
+            </w:r>
+          </w:p>
+        </w:tc>
+      </w:tr>
+      <w:tr>
+        <w:tc>
+          <w:tcPr>
+            <w:tcW w:type="dxa" w:w="1872"/>
+            <w:shd w:fill="F9FAFB"/>
+            <w:tcMar>
+              <w:top w:w="90" w:type="dxa"/>
+              <w:bottom w:w="90" w:type="dxa"/>
+              <w:left w:w="140" w:type="dxa"/>
+              <w:right w:w="140" w:type="dxa"/>
+            </w:tcMar>
+          </w:tcPr>
+          <w:p>
+            <w:pPr>
+              <w:spacing w:before="0" w:after="0"/>
+              <w:jc w:val="left"/>
+            </w:pPr>
+            <w:r>
+              <w:rPr>
+                <w:rFonts w:ascii="Calibri" w:hAnsi="Calibri"/>
+                <w:b/>
+                <w:color w:val="2C3E50"/>
+                <w:sz w:val="17"/>
+              </w:rPr>
+              <w:t>religion</w:t>
+            </w:r>
+          </w:p>
+        </w:tc>
+        <w:tc>
+          <w:tcPr>
+            <w:tcW w:type="dxa" w:w="1152"/>
+            <w:shd w:fill="F9FAFB"/>
+            <w:tcMar>
+              <w:top w:w="90" w:type="dxa"/>
+              <w:bottom w:w="90" w:type="dxa"/>
+              <w:left w:w="140" w:type="dxa"/>
+              <w:right w:w="140" w:type="dxa"/>
+            </w:tcMar>
+          </w:tcPr>
+          <w:p>
+            <w:pPr>
+              <w:spacing w:before="0" w:after="0"/>
+              <w:jc w:val="left"/>
+            </w:pPr>
+            <w:r>
+              <w:rPr>
+                <w:rFonts w:ascii="Calibri" w:hAnsi="Calibri"/>
+                <w:b w:val="0"/>
+                <w:color w:val="2C3E50"/>
+                <w:sz w:val="17"/>
+              </w:rPr>
+              <w:t>string</w:t>
+            </w:r>
+          </w:p>
+        </w:tc>
+        <w:tc>
+          <w:tcPr>
+            <w:tcW w:type="dxa" w:w="1296"/>
+            <w:shd w:fill="F9FAFB"/>
+            <w:tcMar>
+              <w:top w:w="90" w:type="dxa"/>
+              <w:bottom w:w="90" w:type="dxa"/>
+              <w:left w:w="140" w:type="dxa"/>
+              <w:right w:w="140" w:type="dxa"/>
+            </w:tcMar>
+          </w:tcPr>
+          <w:p>
+            <w:pPr>
+              <w:spacing w:before="0" w:after="0"/>
+              <w:jc w:val="left"/>
+            </w:pPr>
+            <w:r>
+              <w:rPr>
+                <w:rFonts w:ascii="Calibri" w:hAnsi="Calibri"/>
+                <w:b w:val="0"/>
+                <w:color w:val="2C3E50"/>
+                <w:sz w:val="17"/>
+              </w:rPr>
+              <w:t>100 chars</w:t>
+            </w:r>
+          </w:p>
+        </w:tc>
+        <w:tc>
+          <w:tcPr>
+            <w:tcW w:type="dxa" w:w="1152"/>
+            <w:shd w:fill="F9FAFB"/>
+            <w:tcMar>
+              <w:top w:w="90" w:type="dxa"/>
+              <w:bottom w:w="90" w:type="dxa"/>
+              <w:left w:w="140" w:type="dxa"/>
+              <w:right w:w="140" w:type="dxa"/>
+            </w:tcMar>
+          </w:tcPr>
+          <w:p>
+            <w:pPr>
+              <w:spacing w:before="0" w:after="0"/>
+              <w:jc w:val="left"/>
+            </w:pPr>
+            <w:r>
+              <w:rPr>
+                <w:rFonts w:ascii="Calibri" w:hAnsi="Calibri"/>
+                <w:b w:val="0"/>
+                <w:color w:val="2C3E50"/>
+                <w:sz w:val="17"/>
+              </w:rPr>
+              <w:t>Optional</w:t>
+            </w:r>
+          </w:p>
+        </w:tc>
+        <w:tc>
+          <w:tcPr>
+            <w:tcW w:type="dxa" w:w="1584"/>
+            <w:shd w:fill="F9FAFB"/>
+            <w:tcMar>
+              <w:top w:w="90" w:type="dxa"/>
+              <w:bottom w:w="90" w:type="dxa"/>
+              <w:left w:w="140" w:type="dxa"/>
+              <w:right w:w="140" w:type="dxa"/>
+            </w:tcMar>
+          </w:tcPr>
+          <w:p>
+            <w:pPr>
+              <w:spacing w:before="0" w:after="0"/>
+              <w:jc w:val="left"/>
+            </w:pPr>
+            <w:r>
+              <w:rPr>
+                <w:rFonts w:ascii="Calibri" w:hAnsi="Calibri"/>
+                <w:b w:val="0"/>
+                <w:color w:val="2C3E50"/>
+                <w:sz w:val="17"/>
+              </w:rPr>
+              <w:t>None</w:t>
+            </w:r>
+          </w:p>
+        </w:tc>
+        <w:tc>
+          <w:tcPr>
+            <w:tcW w:type="dxa" w:w="2304"/>
+            <w:shd w:fill="F9FAFB"/>
+            <w:tcMar>
+              <w:top w:w="90" w:type="dxa"/>
+              <w:bottom w:w="90" w:type="dxa"/>
+              <w:left w:w="140" w:type="dxa"/>
+              <w:right w:w="140" w:type="dxa"/>
+            </w:tcMar>
+          </w:tcPr>
+          <w:p>
+            <w:pPr>
+              <w:spacing w:before="0" w:after="0"/>
+              <w:jc w:val="left"/>
+            </w:pPr>
+            <w:r>
+              <w:rPr>
+                <w:rFonts w:ascii="Calibri" w:hAnsi="Calibri"/>
+                <w:b w:val="0"/>
+                <w:color w:val="2C3E50"/>
+                <w:sz w:val="17"/>
+              </w:rPr>
+              <w:t>DepEd SF1 religious denomination.</w:t>
+            </w:r>
+          </w:p>
+        </w:tc>
+      </w:tr>
+      <w:tr>
+        <w:tc>
+          <w:tcPr>
+            <w:tcW w:type="dxa" w:w="1872"/>
+            <w:tcMar>
+              <w:top w:w="90" w:type="dxa"/>
+              <w:bottom w:w="90" w:type="dxa"/>
+              <w:left w:w="140" w:type="dxa"/>
+              <w:right w:w="140" w:type="dxa"/>
+            </w:tcMar>
+          </w:tcPr>
+          <w:p>
+            <w:pPr>
+              <w:spacing w:before="0" w:after="0"/>
+              <w:jc w:val="left"/>
+            </w:pPr>
+            <w:r>
+              <w:rPr>
+                <w:rFonts w:ascii="Calibri" w:hAnsi="Calibri"/>
+                <w:b/>
+                <w:color w:val="2C3E50"/>
+                <w:sz w:val="17"/>
+              </w:rPr>
+              <w:t>street</w:t>
+            </w:r>
+          </w:p>
+        </w:tc>
+        <w:tc>
+          <w:tcPr>
+            <w:tcW w:type="dxa" w:w="1152"/>
+            <w:tcMar>
+              <w:top w:w="90" w:type="dxa"/>
+              <w:bottom w:w="90" w:type="dxa"/>
+              <w:left w:w="140" w:type="dxa"/>
+              <w:right w:w="140" w:type="dxa"/>
+            </w:tcMar>
+          </w:tcPr>
+          <w:p>
+            <w:pPr>
+              <w:spacing w:before="0" w:after="0"/>
+              <w:jc w:val="left"/>
+            </w:pPr>
+            <w:r>
+              <w:rPr>
+                <w:rFonts w:ascii="Calibri" w:hAnsi="Calibri"/>
+                <w:b w:val="0"/>
+                <w:color w:val="2C3E50"/>
+                <w:sz w:val="17"/>
+              </w:rPr>
+              <w:t>string</w:t>
+            </w:r>
+          </w:p>
+        </w:tc>
+        <w:tc>
+          <w:tcPr>
+            <w:tcW w:type="dxa" w:w="1296"/>
+            <w:tcMar>
+              <w:top w:w="90" w:type="dxa"/>
+              <w:bottom w:w="90" w:type="dxa"/>
+              <w:left w:w="140" w:type="dxa"/>
+              <w:right w:w="140" w:type="dxa"/>
+            </w:tcMar>
+          </w:tcPr>
+          <w:p>
+            <w:pPr>
+              <w:spacing w:before="0" w:after="0"/>
+              <w:jc w:val="left"/>
+            </w:pPr>
+            <w:r>
+              <w:rPr>
+                <w:rFonts w:ascii="Calibri" w:hAnsi="Calibri"/>
+                <w:b w:val="0"/>
+                <w:color w:val="2C3E50"/>
+                <w:sz w:val="17"/>
+              </w:rPr>
+              <w:t>255 chars</w:t>
+            </w:r>
+          </w:p>
+        </w:tc>
+        <w:tc>
+          <w:tcPr>
+            <w:tcW w:type="dxa" w:w="1152"/>
+            <w:tcMar>
+              <w:top w:w="90" w:type="dxa"/>
+              <w:bottom w:w="90" w:type="dxa"/>
+              <w:left w:w="140" w:type="dxa"/>
+              <w:right w:w="140" w:type="dxa"/>
+            </w:tcMar>
+          </w:tcPr>
+          <w:p>
+            <w:pPr>
+              <w:spacing w:before="0" w:after="0"/>
+              <w:jc w:val="left"/>
+            </w:pPr>
+            <w:r>
+              <w:rPr>
+                <w:rFonts w:ascii="Calibri" w:hAnsi="Calibri"/>
+                <w:b w:val="0"/>
+                <w:color w:val="2C3E50"/>
+                <w:sz w:val="17"/>
+              </w:rPr>
+              <w:t>Optional</w:t>
+            </w:r>
+          </w:p>
+        </w:tc>
+        <w:tc>
+          <w:tcPr>
+            <w:tcW w:type="dxa" w:w="1584"/>
+            <w:tcMar>
+              <w:top w:w="90" w:type="dxa"/>
+              <w:bottom w:w="90" w:type="dxa"/>
+              <w:left w:w="140" w:type="dxa"/>
+              <w:right w:w="140" w:type="dxa"/>
+            </w:tcMar>
+          </w:tcPr>
+          <w:p>
+            <w:pPr>
+              <w:spacing w:before="0" w:after="0"/>
+              <w:jc w:val="left"/>
+            </w:pPr>
+            <w:r>
+              <w:rPr>
+                <w:rFonts w:ascii="Calibri" w:hAnsi="Calibri"/>
+                <w:b w:val="0"/>
+                <w:color w:val="2C3E50"/>
+                <w:sz w:val="17"/>
+              </w:rPr>
+              <w:t>None</w:t>
+            </w:r>
+          </w:p>
+        </w:tc>
+        <w:tc>
+          <w:tcPr>
+            <w:tcW w:type="dxa" w:w="2304"/>
+            <w:tcMar>
+              <w:top w:w="90" w:type="dxa"/>
+              <w:bottom w:w="90" w:type="dxa"/>
+              <w:left w:w="140" w:type="dxa"/>
+              <w:right w:w="140" w:type="dxa"/>
+            </w:tcMar>
+          </w:tcPr>
+          <w:p>
+            <w:pPr>
+              <w:spacing w:before="0" w:after="0"/>
+              <w:jc w:val="left"/>
+            </w:pPr>
+            <w:r>
+              <w:rPr>
+                <w:rFonts w:ascii="Calibri" w:hAnsi="Calibri"/>
+                <w:b w:val="0"/>
+                <w:color w:val="2C3E50"/>
+                <w:sz w:val="17"/>
+              </w:rPr>
+              <w:t>DepEd SF1 residential street address.</w:t>
+            </w:r>
+          </w:p>
+        </w:tc>
+      </w:tr>
+      <w:tr>
+        <w:tc>
+          <w:tcPr>
+            <w:tcW w:type="dxa" w:w="1872"/>
+            <w:shd w:fill="F9FAFB"/>
+            <w:tcMar>
+              <w:top w:w="90" w:type="dxa"/>
+              <w:bottom w:w="90" w:type="dxa"/>
+              <w:left w:w="140" w:type="dxa"/>
+              <w:right w:w="140" w:type="dxa"/>
+            </w:tcMar>
+          </w:tcPr>
+          <w:p>
+            <w:pPr>
+              <w:spacing w:before="0" w:after="0"/>
+              <w:jc w:val="left"/>
+            </w:pPr>
+            <w:r>
+              <w:rPr>
+                <w:rFonts w:ascii="Calibri" w:hAnsi="Calibri"/>
+                <w:b/>
+                <w:color w:val="2C3E50"/>
+                <w:sz w:val="17"/>
+              </w:rPr>
+              <w:t>barangay</w:t>
+            </w:r>
+          </w:p>
+        </w:tc>
+        <w:tc>
+          <w:tcPr>
+            <w:tcW w:type="dxa" w:w="1152"/>
+            <w:shd w:fill="F9FAFB"/>
+            <w:tcMar>
+              <w:top w:w="90" w:type="dxa"/>
+              <w:bottom w:w="90" w:type="dxa"/>
+              <w:left w:w="140" w:type="dxa"/>
+              <w:right w:w="140" w:type="dxa"/>
+            </w:tcMar>
+          </w:tcPr>
+          <w:p>
+            <w:pPr>
+              <w:spacing w:before="0" w:after="0"/>
+              <w:jc w:val="left"/>
+            </w:pPr>
+            <w:r>
+              <w:rPr>
+                <w:rFonts w:ascii="Calibri" w:hAnsi="Calibri"/>
+                <w:b w:val="0"/>
+                <w:color w:val="2C3E50"/>
+                <w:sz w:val="17"/>
+              </w:rPr>
+              <w:t>string</w:t>
+            </w:r>
+          </w:p>
+        </w:tc>
+        <w:tc>
+          <w:tcPr>
+            <w:tcW w:type="dxa" w:w="1296"/>
+            <w:shd w:fill="F9FAFB"/>
+            <w:tcMar>
+              <w:top w:w="90" w:type="dxa"/>
+              <w:bottom w:w="90" w:type="dxa"/>
+              <w:left w:w="140" w:type="dxa"/>
+              <w:right w:w="140" w:type="dxa"/>
+            </w:tcMar>
+          </w:tcPr>
+          <w:p>
+            <w:pPr>
+              <w:spacing w:before="0" w:after="0"/>
+              <w:jc w:val="left"/>
+            </w:pPr>
+            <w:r>
+              <w:rPr>
+                <w:rFonts w:ascii="Calibri" w:hAnsi="Calibri"/>
+                <w:b w:val="0"/>
+                <w:color w:val="2C3E50"/>
+                <w:sz w:val="17"/>
+              </w:rPr>
+              <w:t>255 chars</w:t>
+            </w:r>
+          </w:p>
+        </w:tc>
+        <w:tc>
+          <w:tcPr>
+            <w:tcW w:type="dxa" w:w="1152"/>
+            <w:shd w:fill="F9FAFB"/>
+            <w:tcMar>
+              <w:top w:w="90" w:type="dxa"/>
+              <w:bottom w:w="90" w:type="dxa"/>
+              <w:left w:w="140" w:type="dxa"/>
+              <w:right w:w="140" w:type="dxa"/>
+            </w:tcMar>
+          </w:tcPr>
+          <w:p>
+            <w:pPr>
+              <w:spacing w:before="0" w:after="0"/>
+              <w:jc w:val="left"/>
+            </w:pPr>
+            <w:r>
+              <w:rPr>
+                <w:rFonts w:ascii="Calibri" w:hAnsi="Calibri"/>
+                <w:b w:val="0"/>
+                <w:color w:val="2C3E50"/>
+                <w:sz w:val="17"/>
+              </w:rPr>
+              <w:t>Optional</w:t>
+            </w:r>
+          </w:p>
+        </w:tc>
+        <w:tc>
+          <w:tcPr>
+            <w:tcW w:type="dxa" w:w="1584"/>
+            <w:shd w:fill="F9FAFB"/>
+            <w:tcMar>
+              <w:top w:w="90" w:type="dxa"/>
+              <w:bottom w:w="90" w:type="dxa"/>
+              <w:left w:w="140" w:type="dxa"/>
+              <w:right w:w="140" w:type="dxa"/>
+            </w:tcMar>
+          </w:tcPr>
+          <w:p>
+            <w:pPr>
+              <w:spacing w:before="0" w:after="0"/>
+              <w:jc w:val="left"/>
+            </w:pPr>
+            <w:r>
+              <w:rPr>
+                <w:rFonts w:ascii="Calibri" w:hAnsi="Calibri"/>
+                <w:b w:val="0"/>
+                <w:color w:val="2C3E50"/>
+                <w:sz w:val="17"/>
+              </w:rPr>
+              <w:t>None</w:t>
+            </w:r>
+          </w:p>
+        </w:tc>
+        <w:tc>
+          <w:tcPr>
+            <w:tcW w:type="dxa" w:w="2304"/>
+            <w:shd w:fill="F9FAFB"/>
+            <w:tcMar>
+              <w:top w:w="90" w:type="dxa"/>
+              <w:bottom w:w="90" w:type="dxa"/>
+              <w:left w:w="140" w:type="dxa"/>
+              <w:right w:w="140" w:type="dxa"/>
+            </w:tcMar>
+          </w:tcPr>
+          <w:p>
+            <w:pPr>
+              <w:spacing w:before="0" w:after="0"/>
+              <w:jc w:val="left"/>
+            </w:pPr>
+            <w:r>
+              <w:rPr>
+                <w:rFonts w:ascii="Calibri" w:hAnsi="Calibri"/>
+                <w:b w:val="0"/>
+                <w:color w:val="2C3E50"/>
+                <w:sz w:val="17"/>
+              </w:rPr>
+              <w:t>DepEd SF1 barangay.</w:t>
+            </w:r>
+          </w:p>
+        </w:tc>
+      </w:tr>
+      <w:tr>
+        <w:tc>
+          <w:tcPr>
+            <w:tcW w:type="dxa" w:w="1872"/>
+            <w:tcMar>
+              <w:top w:w="90" w:type="dxa"/>
+              <w:bottom w:w="90" w:type="dxa"/>
+              <w:left w:w="140" w:type="dxa"/>
+              <w:right w:w="140" w:type="dxa"/>
+            </w:tcMar>
+          </w:tcPr>
+          <w:p>
+            <w:pPr>
+              <w:spacing w:before="0" w:after="0"/>
+              <w:jc w:val="left"/>
+            </w:pPr>
+            <w:r>
+              <w:rPr>
+                <w:rFonts w:ascii="Calibri" w:hAnsi="Calibri"/>
+                <w:b/>
+                <w:color w:val="2C3E50"/>
+                <w:sz w:val="17"/>
+              </w:rPr>
+              <w:t>municipality</w:t>
+            </w:r>
+          </w:p>
+        </w:tc>
+        <w:tc>
+          <w:tcPr>
+            <w:tcW w:type="dxa" w:w="1152"/>
+            <w:tcMar>
+              <w:top w:w="90" w:type="dxa"/>
+              <w:bottom w:w="90" w:type="dxa"/>
+              <w:left w:w="140" w:type="dxa"/>
+              <w:right w:w="140" w:type="dxa"/>
+            </w:tcMar>
+          </w:tcPr>
+          <w:p>
+            <w:pPr>
+              <w:spacing w:before="0" w:after="0"/>
+              <w:jc w:val="left"/>
+            </w:pPr>
+            <w:r>
+              <w:rPr>
+                <w:rFonts w:ascii="Calibri" w:hAnsi="Calibri"/>
+                <w:b w:val="0"/>
+                <w:color w:val="2C3E50"/>
+                <w:sz w:val="17"/>
+              </w:rPr>
+              <w:t>string</w:t>
+            </w:r>
+          </w:p>
+        </w:tc>
+        <w:tc>
+          <w:tcPr>
+            <w:tcW w:type="dxa" w:w="1296"/>
+            <w:tcMar>
+              <w:top w:w="90" w:type="dxa"/>
+              <w:bottom w:w="90" w:type="dxa"/>
+              <w:left w:w="140" w:type="dxa"/>
+              <w:right w:w="140" w:type="dxa"/>
+            </w:tcMar>
+          </w:tcPr>
+          <w:p>
+            <w:pPr>
+              <w:spacing w:before="0" w:after="0"/>
+              <w:jc w:val="left"/>
+            </w:pPr>
+            <w:r>
+              <w:rPr>
+                <w:rFonts w:ascii="Calibri" w:hAnsi="Calibri"/>
+                <w:b w:val="0"/>
+                <w:color w:val="2C3E50"/>
+                <w:sz w:val="17"/>
+              </w:rPr>
+              <w:t>255 chars</w:t>
+            </w:r>
+          </w:p>
+        </w:tc>
+        <w:tc>
+          <w:tcPr>
+            <w:tcW w:type="dxa" w:w="1152"/>
+            <w:tcMar>
+              <w:top w:w="90" w:type="dxa"/>
+              <w:bottom w:w="90" w:type="dxa"/>
+              <w:left w:w="140" w:type="dxa"/>
+              <w:right w:w="140" w:type="dxa"/>
+            </w:tcMar>
+          </w:tcPr>
+          <w:p>
+            <w:pPr>
+              <w:spacing w:before="0" w:after="0"/>
+              <w:jc w:val="left"/>
+            </w:pPr>
+            <w:r>
+              <w:rPr>
+                <w:rFonts w:ascii="Calibri" w:hAnsi="Calibri"/>
+                <w:b w:val="0"/>
+                <w:color w:val="2C3E50"/>
+                <w:sz w:val="17"/>
+              </w:rPr>
+              <w:t>Optional</w:t>
+            </w:r>
+          </w:p>
+        </w:tc>
+        <w:tc>
+          <w:tcPr>
+            <w:tcW w:type="dxa" w:w="1584"/>
+            <w:tcMar>
+              <w:top w:w="90" w:type="dxa"/>
+              <w:bottom w:w="90" w:type="dxa"/>
+              <w:left w:w="140" w:type="dxa"/>
+              <w:right w:w="140" w:type="dxa"/>
+            </w:tcMar>
+          </w:tcPr>
+          <w:p>
+            <w:pPr>
+              <w:spacing w:before="0" w:after="0"/>
+              <w:jc w:val="left"/>
+            </w:pPr>
+            <w:r>
+              <w:rPr>
+                <w:rFonts w:ascii="Calibri" w:hAnsi="Calibri"/>
+                <w:b w:val="0"/>
+                <w:color w:val="2C3E50"/>
+                <w:sz w:val="17"/>
+              </w:rPr>
+              <w:t>None</w:t>
+            </w:r>
+          </w:p>
+        </w:tc>
+        <w:tc>
+          <w:tcPr>
+            <w:tcW w:type="dxa" w:w="2304"/>
+            <w:tcMar>
+              <w:top w:w="90" w:type="dxa"/>
+              <w:bottom w:w="90" w:type="dxa"/>
+              <w:left w:w="140" w:type="dxa"/>
+              <w:right w:w="140" w:type="dxa"/>
+            </w:tcMar>
+          </w:tcPr>
+          <w:p>
+            <w:pPr>
+              <w:spacing w:before="0" w:after="0"/>
+              <w:jc w:val="left"/>
+            </w:pPr>
+            <w:r>
+              <w:rPr>
+                <w:rFonts w:ascii="Calibri" w:hAnsi="Calibri"/>
+                <w:b w:val="0"/>
+                <w:color w:val="2C3E50"/>
+                <w:sz w:val="17"/>
+              </w:rPr>
+              <w:t>DepEd SF1 municipality (e.g., 'Bolinao').</w:t>
+            </w:r>
+          </w:p>
+        </w:tc>
+      </w:tr>
+      <w:tr>
+        <w:tc>
+          <w:tcPr>
+            <w:tcW w:type="dxa" w:w="1872"/>
+            <w:shd w:fill="F9FAFB"/>
+            <w:tcMar>
+              <w:top w:w="90" w:type="dxa"/>
+              <w:bottom w:w="90" w:type="dxa"/>
+              <w:left w:w="140" w:type="dxa"/>
+              <w:right w:w="140" w:type="dxa"/>
+            </w:tcMar>
+          </w:tcPr>
+          <w:p>
+            <w:pPr>
+              <w:spacing w:before="0" w:after="0"/>
+              <w:jc w:val="left"/>
+            </w:pPr>
+            <w:r>
+              <w:rPr>
+                <w:rFonts w:ascii="Calibri" w:hAnsi="Calibri"/>
+                <w:b/>
+                <w:color w:val="2C3E50"/>
+                <w:sz w:val="17"/>
+              </w:rPr>
+              <w:t>province</w:t>
+            </w:r>
+          </w:p>
+        </w:tc>
+        <w:tc>
+          <w:tcPr>
+            <w:tcW w:type="dxa" w:w="1152"/>
+            <w:shd w:fill="F9FAFB"/>
+            <w:tcMar>
+              <w:top w:w="90" w:type="dxa"/>
+              <w:bottom w:w="90" w:type="dxa"/>
+              <w:left w:w="140" w:type="dxa"/>
+              <w:right w:w="140" w:type="dxa"/>
+            </w:tcMar>
+          </w:tcPr>
+          <w:p>
+            <w:pPr>
+              <w:spacing w:before="0" w:after="0"/>
+              <w:jc w:val="left"/>
+            </w:pPr>
+            <w:r>
+              <w:rPr>
+                <w:rFonts w:ascii="Calibri" w:hAnsi="Calibri"/>
+                <w:b w:val="0"/>
+                <w:color w:val="2C3E50"/>
+                <w:sz w:val="17"/>
+              </w:rPr>
+              <w:t>string</w:t>
+            </w:r>
+          </w:p>
+        </w:tc>
+        <w:tc>
+          <w:tcPr>
+            <w:tcW w:type="dxa" w:w="1296"/>
+            <w:shd w:fill="F9FAFB"/>
+            <w:tcMar>
+              <w:top w:w="90" w:type="dxa"/>
+              <w:bottom w:w="90" w:type="dxa"/>
+              <w:left w:w="140" w:type="dxa"/>
+              <w:right w:w="140" w:type="dxa"/>
+            </w:tcMar>
+          </w:tcPr>
+          <w:p>
+            <w:pPr>
+              <w:spacing w:before="0" w:after="0"/>
+              <w:jc w:val="left"/>
+            </w:pPr>
+            <w:r>
+              <w:rPr>
+                <w:rFonts w:ascii="Calibri" w:hAnsi="Calibri"/>
+                <w:b w:val="0"/>
+                <w:color w:val="2C3E50"/>
+                <w:sz w:val="17"/>
+              </w:rPr>
+              <w:t>255 chars</w:t>
+            </w:r>
+          </w:p>
+        </w:tc>
+        <w:tc>
+          <w:tcPr>
+            <w:tcW w:type="dxa" w:w="1152"/>
+            <w:shd w:fill="F9FAFB"/>
+            <w:tcMar>
+              <w:top w:w="90" w:type="dxa"/>
+              <w:bottom w:w="90" w:type="dxa"/>
+              <w:left w:w="140" w:type="dxa"/>
+              <w:right w:w="140" w:type="dxa"/>
+            </w:tcMar>
+          </w:tcPr>
+          <w:p>
+            <w:pPr>
+              <w:spacing w:before="0" w:after="0"/>
+              <w:jc w:val="left"/>
+            </w:pPr>
+            <w:r>
+              <w:rPr>
+                <w:rFonts w:ascii="Calibri" w:hAnsi="Calibri"/>
+                <w:b w:val="0"/>
+                <w:color w:val="2C3E50"/>
+                <w:sz w:val="17"/>
+              </w:rPr>
+              <w:t>Optional</w:t>
+            </w:r>
+          </w:p>
+        </w:tc>
+        <w:tc>
+          <w:tcPr>
+            <w:tcW w:type="dxa" w:w="1584"/>
+            <w:shd w:fill="F9FAFB"/>
+            <w:tcMar>
+              <w:top w:w="90" w:type="dxa"/>
+              <w:bottom w:w="90" w:type="dxa"/>
+              <w:left w:w="140" w:type="dxa"/>
+              <w:right w:w="140" w:type="dxa"/>
+            </w:tcMar>
+          </w:tcPr>
+          <w:p>
+            <w:pPr>
+              <w:spacing w:before="0" w:after="0"/>
+              <w:jc w:val="left"/>
+            </w:pPr>
+            <w:r>
+              <w:rPr>
+                <w:rFonts w:ascii="Calibri" w:hAnsi="Calibri"/>
+                <w:b w:val="0"/>
+                <w:color w:val="2C3E50"/>
+                <w:sz w:val="17"/>
+              </w:rPr>
+              <w:t>None</w:t>
+            </w:r>
+          </w:p>
+        </w:tc>
+        <w:tc>
+          <w:tcPr>
+            <w:tcW w:type="dxa" w:w="2304"/>
+            <w:shd w:fill="F9FAFB"/>
+            <w:tcMar>
+              <w:top w:w="90" w:type="dxa"/>
+              <w:bottom w:w="90" w:type="dxa"/>
+              <w:left w:w="140" w:type="dxa"/>
+              <w:right w:w="140" w:type="dxa"/>
+            </w:tcMar>
+          </w:tcPr>
+          <w:p>
+            <w:pPr>
+              <w:spacing w:before="0" w:after="0"/>
+              <w:jc w:val="left"/>
+            </w:pPr>
+            <w:r>
+              <w:rPr>
+                <w:rFonts w:ascii="Calibri" w:hAnsi="Calibri"/>
+                <w:b w:val="0"/>
+                <w:color w:val="2C3E50"/>
+                <w:sz w:val="17"/>
+              </w:rPr>
+              <w:t>DepEd SF1 province (e.g., 'Pangasinan').</w:t>
+            </w:r>
+          </w:p>
+        </w:tc>
+      </w:tr>
+      <w:tr>
+        <w:tc>
+          <w:tcPr>
+            <w:tcW w:type="dxa" w:w="1872"/>
+            <w:tcMar>
+              <w:top w:w="90" w:type="dxa"/>
+              <w:bottom w:w="90" w:type="dxa"/>
+              <w:left w:w="140" w:type="dxa"/>
+              <w:right w:w="140" w:type="dxa"/>
+            </w:tcMar>
+          </w:tcPr>
+          <w:p>
+            <w:pPr>
+              <w:spacing w:before="0" w:after="0"/>
+              <w:jc w:val="left"/>
+            </w:pPr>
+            <w:r>
+              <w:rPr>
+                <w:rFonts w:ascii="Calibri" w:hAnsi="Calibri"/>
+                <w:b/>
+                <w:color w:val="2C3E50"/>
+                <w:sz w:val="17"/>
+              </w:rPr>
+              <w:t>fatherName</w:t>
+            </w:r>
+          </w:p>
+        </w:tc>
+        <w:tc>
+          <w:tcPr>
+            <w:tcW w:type="dxa" w:w="1152"/>
+            <w:tcMar>
+              <w:top w:w="90" w:type="dxa"/>
+              <w:bottom w:w="90" w:type="dxa"/>
+              <w:left w:w="140" w:type="dxa"/>
+              <w:right w:w="140" w:type="dxa"/>
+            </w:tcMar>
+          </w:tcPr>
+          <w:p>
+            <w:pPr>
+              <w:spacing w:before="0" w:after="0"/>
+              <w:jc w:val="left"/>
+            </w:pPr>
+            <w:r>
+              <w:rPr>
+                <w:rFonts w:ascii="Calibri" w:hAnsi="Calibri"/>
+                <w:b w:val="0"/>
+                <w:color w:val="2C3E50"/>
+                <w:sz w:val="17"/>
+              </w:rPr>
+              <w:t>string</w:t>
+            </w:r>
+          </w:p>
+        </w:tc>
+        <w:tc>
+          <w:tcPr>
+            <w:tcW w:type="dxa" w:w="1296"/>
+            <w:tcMar>
+              <w:top w:w="90" w:type="dxa"/>
+              <w:bottom w:w="90" w:type="dxa"/>
+              <w:left w:w="140" w:type="dxa"/>
+              <w:right w:w="140" w:type="dxa"/>
+            </w:tcMar>
+          </w:tcPr>
+          <w:p>
+            <w:pPr>
+              <w:spacing w:before="0" w:after="0"/>
+              <w:jc w:val="left"/>
+            </w:pPr>
+            <w:r>
+              <w:rPr>
+                <w:rFonts w:ascii="Calibri" w:hAnsi="Calibri"/>
+                <w:b w:val="0"/>
+                <w:color w:val="2C3E50"/>
+                <w:sz w:val="17"/>
+              </w:rPr>
+              <w:t>255 chars</w:t>
+            </w:r>
+          </w:p>
+        </w:tc>
+        <w:tc>
+          <w:tcPr>
+            <w:tcW w:type="dxa" w:w="1152"/>
+            <w:tcMar>
+              <w:top w:w="90" w:type="dxa"/>
+              <w:bottom w:w="90" w:type="dxa"/>
+              <w:left w:w="140" w:type="dxa"/>
+              <w:right w:w="140" w:type="dxa"/>
+            </w:tcMar>
+          </w:tcPr>
+          <w:p>
+            <w:pPr>
+              <w:spacing w:before="0" w:after="0"/>
+              <w:jc w:val="left"/>
+            </w:pPr>
+            <w:r>
+              <w:rPr>
+                <w:rFonts w:ascii="Calibri" w:hAnsi="Calibri"/>
+                <w:b w:val="0"/>
+                <w:color w:val="2C3E50"/>
+                <w:sz w:val="17"/>
+              </w:rPr>
+              <w:t>Optional</w:t>
+            </w:r>
+          </w:p>
+        </w:tc>
+        <w:tc>
+          <w:tcPr>
+            <w:tcW w:type="dxa" w:w="1584"/>
+            <w:tcMar>
+              <w:top w:w="90" w:type="dxa"/>
+              <w:bottom w:w="90" w:type="dxa"/>
+              <w:left w:w="140" w:type="dxa"/>
+              <w:right w:w="140" w:type="dxa"/>
+            </w:tcMar>
+          </w:tcPr>
+          <w:p>
+            <w:pPr>
+              <w:spacing w:before="0" w:after="0"/>
+              <w:jc w:val="left"/>
+            </w:pPr>
+            <w:r>
+              <w:rPr>
+                <w:rFonts w:ascii="Calibri" w:hAnsi="Calibri"/>
+                <w:b w:val="0"/>
+                <w:color w:val="2C3E50"/>
+                <w:sz w:val="17"/>
+              </w:rPr>
+              <w:t>None</w:t>
+            </w:r>
+          </w:p>
+        </w:tc>
+        <w:tc>
+          <w:tcPr>
+            <w:tcW w:type="dxa" w:w="2304"/>
+            <w:tcMar>
+              <w:top w:w="90" w:type="dxa"/>
+              <w:bottom w:w="90" w:type="dxa"/>
+              <w:left w:w="140" w:type="dxa"/>
+              <w:right w:w="140" w:type="dxa"/>
+            </w:tcMar>
+          </w:tcPr>
+          <w:p>
+            <w:pPr>
+              <w:spacing w:before="0" w:after="0"/>
+              <w:jc w:val="left"/>
+            </w:pPr>
+            <w:r>
+              <w:rPr>
+                <w:rFonts w:ascii="Calibri" w:hAnsi="Calibri"/>
+                <w:b w:val="0"/>
+                <w:color w:val="2C3E50"/>
+                <w:sz w:val="17"/>
+              </w:rPr>
+              <w:t>DepEd SF1 father's legal full name.</w:t>
+            </w:r>
+          </w:p>
+        </w:tc>
+      </w:tr>
+      <w:tr>
+        <w:tc>
+          <w:tcPr>
+            <w:tcW w:type="dxa" w:w="1872"/>
+            <w:shd w:fill="F9FAFB"/>
+            <w:tcMar>
+              <w:top w:w="90" w:type="dxa"/>
+              <w:bottom w:w="90" w:type="dxa"/>
+              <w:left w:w="140" w:type="dxa"/>
+              <w:right w:w="140" w:type="dxa"/>
+            </w:tcMar>
+          </w:tcPr>
+          <w:p>
+            <w:pPr>
+              <w:spacing w:before="0" w:after="0"/>
+              <w:jc w:val="left"/>
+            </w:pPr>
+            <w:r>
+              <w:rPr>
+                <w:rFonts w:ascii="Calibri" w:hAnsi="Calibri"/>
+                <w:b/>
+                <w:color w:val="2C3E50"/>
+                <w:sz w:val="17"/>
+              </w:rPr>
+              <w:t>motherName</w:t>
+            </w:r>
+          </w:p>
+        </w:tc>
+        <w:tc>
+          <w:tcPr>
+            <w:tcW w:type="dxa" w:w="1152"/>
+            <w:shd w:fill="F9FAFB"/>
+            <w:tcMar>
+              <w:top w:w="90" w:type="dxa"/>
+              <w:bottom w:w="90" w:type="dxa"/>
+              <w:left w:w="140" w:type="dxa"/>
+              <w:right w:w="140" w:type="dxa"/>
+            </w:tcMar>
+          </w:tcPr>
+          <w:p>
+            <w:pPr>
+              <w:spacing w:before="0" w:after="0"/>
+              <w:jc w:val="left"/>
+            </w:pPr>
+            <w:r>
+              <w:rPr>
+                <w:rFonts w:ascii="Calibri" w:hAnsi="Calibri"/>
+                <w:b w:val="0"/>
+                <w:color w:val="2C3E50"/>
+                <w:sz w:val="17"/>
+              </w:rPr>
+              <w:t>string</w:t>
+            </w:r>
+          </w:p>
+        </w:tc>
+        <w:tc>
+          <w:tcPr>
+            <w:tcW w:type="dxa" w:w="1296"/>
+            <w:shd w:fill="F9FAFB"/>
+            <w:tcMar>
+              <w:top w:w="90" w:type="dxa"/>
+              <w:bottom w:w="90" w:type="dxa"/>
+              <w:left w:w="140" w:type="dxa"/>
+              <w:right w:w="140" w:type="dxa"/>
+            </w:tcMar>
+          </w:tcPr>
+          <w:p>
+            <w:pPr>
+              <w:spacing w:before="0" w:after="0"/>
+              <w:jc w:val="left"/>
+            </w:pPr>
+            <w:r>
+              <w:rPr>
+                <w:rFonts w:ascii="Calibri" w:hAnsi="Calibri"/>
+                <w:b w:val="0"/>
+                <w:color w:val="2C3E50"/>
+                <w:sz w:val="17"/>
+              </w:rPr>
+              <w:t>255 chars</w:t>
+            </w:r>
+          </w:p>
+        </w:tc>
+        <w:tc>
+          <w:tcPr>
+            <w:tcW w:type="dxa" w:w="1152"/>
+            <w:shd w:fill="F9FAFB"/>
+            <w:tcMar>
+              <w:top w:w="90" w:type="dxa"/>
+              <w:bottom w:w="90" w:type="dxa"/>
+              <w:left w:w="140" w:type="dxa"/>
+              <w:right w:w="140" w:type="dxa"/>
+            </w:tcMar>
+          </w:tcPr>
+          <w:p>
+            <w:pPr>
+              <w:spacing w:before="0" w:after="0"/>
+              <w:jc w:val="left"/>
+            </w:pPr>
+            <w:r>
+              <w:rPr>
+                <w:rFonts w:ascii="Calibri" w:hAnsi="Calibri"/>
+                <w:b w:val="0"/>
+                <w:color w:val="2C3E50"/>
+                <w:sz w:val="17"/>
+              </w:rPr>
+              <w:t>Optional</w:t>
+            </w:r>
+          </w:p>
+        </w:tc>
+        <w:tc>
+          <w:tcPr>
+            <w:tcW w:type="dxa" w:w="1584"/>
+            <w:shd w:fill="F9FAFB"/>
+            <w:tcMar>
+              <w:top w:w="90" w:type="dxa"/>
+              <w:bottom w:w="90" w:type="dxa"/>
+              <w:left w:w="140" w:type="dxa"/>
+              <w:right w:w="140" w:type="dxa"/>
+            </w:tcMar>
+          </w:tcPr>
+          <w:p>
+            <w:pPr>
+              <w:spacing w:before="0" w:after="0"/>
+              <w:jc w:val="left"/>
+            </w:pPr>
+            <w:r>
+              <w:rPr>
+                <w:rFonts w:ascii="Calibri" w:hAnsi="Calibri"/>
+                <w:b w:val="0"/>
+                <w:color w:val="2C3E50"/>
+                <w:sz w:val="17"/>
+              </w:rPr>
+              <w:t>None</w:t>
+            </w:r>
+          </w:p>
+        </w:tc>
+        <w:tc>
+          <w:tcPr>
+            <w:tcW w:type="dxa" w:w="2304"/>
+            <w:shd w:fill="F9FAFB"/>
+            <w:tcMar>
+              <w:top w:w="90" w:type="dxa"/>
+              <w:bottom w:w="90" w:type="dxa"/>
+              <w:left w:w="140" w:type="dxa"/>
+              <w:right w:w="140" w:type="dxa"/>
+            </w:tcMar>
+          </w:tcPr>
+          <w:p>
+            <w:pPr>
+              <w:spacing w:before="0" w:after="0"/>
+              <w:jc w:val="left"/>
+            </w:pPr>
+            <w:r>
+              <w:rPr>
+                <w:rFonts w:ascii="Calibri" w:hAnsi="Calibri"/>
+                <w:b w:val="0"/>
+                <w:color w:val="2C3E50"/>
+                <w:sz w:val="17"/>
+              </w:rPr>
+              <w:t>DepEd SF1 mother's legal full maiden name.</w:t>
+            </w:r>
+          </w:p>
+        </w:tc>
+      </w:tr>
+      <w:tr>
+        <w:tc>
+          <w:tcPr>
+            <w:tcW w:type="dxa" w:w="1872"/>
+            <w:tcMar>
+              <w:top w:w="90" w:type="dxa"/>
+              <w:bottom w:w="90" w:type="dxa"/>
+              <w:left w:w="140" w:type="dxa"/>
+              <w:right w:w="140" w:type="dxa"/>
+            </w:tcMar>
+          </w:tcPr>
+          <w:p>
+            <w:pPr>
+              <w:spacing w:before="0" w:after="0"/>
+              <w:jc w:val="left"/>
+            </w:pPr>
+            <w:r>
+              <w:rPr>
+                <w:rFonts w:ascii="Calibri" w:hAnsi="Calibri"/>
+                <w:b/>
+                <w:color w:val="2C3E50"/>
+                <w:sz w:val="17"/>
+              </w:rPr>
+              <w:t>guardian</w:t>
+            </w:r>
+          </w:p>
+        </w:tc>
+        <w:tc>
+          <w:tcPr>
+            <w:tcW w:type="dxa" w:w="1152"/>
+            <w:tcMar>
+              <w:top w:w="90" w:type="dxa"/>
+              <w:bottom w:w="90" w:type="dxa"/>
+              <w:left w:w="140" w:type="dxa"/>
+              <w:right w:w="140" w:type="dxa"/>
+            </w:tcMar>
+          </w:tcPr>
+          <w:p>
+            <w:pPr>
+              <w:spacing w:before="0" w:after="0"/>
+              <w:jc w:val="left"/>
+            </w:pPr>
+            <w:r>
+              <w:rPr>
+                <w:rFonts w:ascii="Calibri" w:hAnsi="Calibri"/>
+                <w:b w:val="0"/>
+                <w:color w:val="2C3E50"/>
+                <w:sz w:val="17"/>
+              </w:rPr>
+              <w:t>string</w:t>
+            </w:r>
+          </w:p>
+        </w:tc>
+        <w:tc>
+          <w:tcPr>
+            <w:tcW w:type="dxa" w:w="1296"/>
+            <w:tcMar>
+              <w:top w:w="90" w:type="dxa"/>
+              <w:bottom w:w="90" w:type="dxa"/>
+              <w:left w:w="140" w:type="dxa"/>
+              <w:right w:w="140" w:type="dxa"/>
+            </w:tcMar>
+          </w:tcPr>
+          <w:p>
+            <w:pPr>
+              <w:spacing w:before="0" w:after="0"/>
+              <w:jc w:val="left"/>
+            </w:pPr>
+            <w:r>
+              <w:rPr>
+                <w:rFonts w:ascii="Calibri" w:hAnsi="Calibri"/>
+                <w:b w:val="0"/>
+                <w:color w:val="2C3E50"/>
+                <w:sz w:val="17"/>
+              </w:rPr>
+              <w:t>255 chars</w:t>
+            </w:r>
+          </w:p>
+        </w:tc>
+        <w:tc>
+          <w:tcPr>
+            <w:tcW w:type="dxa" w:w="1152"/>
+            <w:tcMar>
+              <w:top w:w="90" w:type="dxa"/>
+              <w:bottom w:w="90" w:type="dxa"/>
+              <w:left w:w="140" w:type="dxa"/>
+              <w:right w:w="140" w:type="dxa"/>
+            </w:tcMar>
+          </w:tcPr>
+          <w:p>
+            <w:pPr>
+              <w:spacing w:before="0" w:after="0"/>
+              <w:jc w:val="left"/>
+            </w:pPr>
+            <w:r>
+              <w:rPr>
+                <w:rFonts w:ascii="Calibri" w:hAnsi="Calibri"/>
+                <w:b w:val="0"/>
+                <w:color w:val="2C3E50"/>
+                <w:sz w:val="17"/>
+              </w:rPr>
+              <w:t>Optional</w:t>
+            </w:r>
+          </w:p>
+        </w:tc>
+        <w:tc>
+          <w:tcPr>
+            <w:tcW w:type="dxa" w:w="1584"/>
+            <w:tcMar>
+              <w:top w:w="90" w:type="dxa"/>
+              <w:bottom w:w="90" w:type="dxa"/>
+              <w:left w:w="140" w:type="dxa"/>
+              <w:right w:w="140" w:type="dxa"/>
+            </w:tcMar>
+          </w:tcPr>
+          <w:p>
+            <w:pPr>
+              <w:spacing w:before="0" w:after="0"/>
+              <w:jc w:val="left"/>
+            </w:pPr>
+            <w:r>
+              <w:rPr>
+                <w:rFonts w:ascii="Calibri" w:hAnsi="Calibri"/>
+                <w:b w:val="0"/>
+                <w:color w:val="2C3E50"/>
+                <w:sz w:val="17"/>
+              </w:rPr>
+              <w:t>None</w:t>
+            </w:r>
+          </w:p>
+        </w:tc>
+        <w:tc>
+          <w:tcPr>
+            <w:tcW w:type="dxa" w:w="2304"/>
+            <w:tcMar>
+              <w:top w:w="90" w:type="dxa"/>
+              <w:bottom w:w="90" w:type="dxa"/>
+              <w:left w:w="140" w:type="dxa"/>
+              <w:right w:w="140" w:type="dxa"/>
+            </w:tcMar>
+          </w:tcPr>
+          <w:p>
+            <w:pPr>
+              <w:spacing w:before="0" w:after="0"/>
+              <w:jc w:val="left"/>
+            </w:pPr>
+            <w:r>
+              <w:rPr>
+                <w:rFonts w:ascii="Calibri" w:hAnsi="Calibri"/>
+                <w:b w:val="0"/>
+                <w:color w:val="2C3E50"/>
+                <w:sz w:val="17"/>
+              </w:rPr>
+              <w:t>DepEd SF1 guardian full name.</w:t>
+            </w:r>
+          </w:p>
+        </w:tc>
+      </w:tr>
+      <w:tr>
+        <w:tc>
+          <w:tcPr>
+            <w:tcW w:type="dxa" w:w="1872"/>
+            <w:shd w:fill="F9FAFB"/>
+            <w:tcMar>
+              <w:top w:w="90" w:type="dxa"/>
+              <w:bottom w:w="90" w:type="dxa"/>
+              <w:left w:w="140" w:type="dxa"/>
+              <w:right w:w="140" w:type="dxa"/>
+            </w:tcMar>
+          </w:tcPr>
+          <w:p>
+            <w:pPr>
+              <w:spacing w:before="0" w:after="0"/>
+              <w:jc w:val="left"/>
+            </w:pPr>
+            <w:r>
+              <w:rPr>
+                <w:rFonts w:ascii="Calibri" w:hAnsi="Calibri"/>
+                <w:b/>
+                <w:color w:val="2C3E50"/>
+                <w:sz w:val="17"/>
+              </w:rPr>
+              <w:t>guardianRelationship</w:t>
+            </w:r>
+          </w:p>
+        </w:tc>
+        <w:tc>
+          <w:tcPr>
+            <w:tcW w:type="dxa" w:w="1152"/>
+            <w:shd w:fill="F9FAFB"/>
+            <w:tcMar>
+              <w:top w:w="90" w:type="dxa"/>
+              <w:bottom w:w="90" w:type="dxa"/>
+              <w:left w:w="140" w:type="dxa"/>
+              <w:right w:w="140" w:type="dxa"/>
+            </w:tcMar>
+          </w:tcPr>
+          <w:p>
+            <w:pPr>
+              <w:spacing w:before="0" w:after="0"/>
+              <w:jc w:val="left"/>
+            </w:pPr>
+            <w:r>
+              <w:rPr>
+                <w:rFonts w:ascii="Calibri" w:hAnsi="Calibri"/>
+                <w:b w:val="0"/>
+                <w:color w:val="2C3E50"/>
+                <w:sz w:val="17"/>
+              </w:rPr>
+              <w:t>string</w:t>
+            </w:r>
+          </w:p>
+        </w:tc>
+        <w:tc>
+          <w:tcPr>
+            <w:tcW w:type="dxa" w:w="1296"/>
+            <w:shd w:fill="F9FAFB"/>
+            <w:tcMar>
+              <w:top w:w="90" w:type="dxa"/>
+              <w:bottom w:w="90" w:type="dxa"/>
+              <w:left w:w="140" w:type="dxa"/>
+              <w:right w:w="140" w:type="dxa"/>
+            </w:tcMar>
+          </w:tcPr>
+          <w:p>
+            <w:pPr>
+              <w:spacing w:before="0" w:after="0"/>
+              <w:jc w:val="left"/>
+            </w:pPr>
+            <w:r>
+              <w:rPr>
+                <w:rFonts w:ascii="Calibri" w:hAnsi="Calibri"/>
+                <w:b w:val="0"/>
+                <w:color w:val="2C3E50"/>
+                <w:sz w:val="17"/>
+              </w:rPr>
+              <w:t>100 chars</w:t>
+            </w:r>
+          </w:p>
+        </w:tc>
+        <w:tc>
+          <w:tcPr>
+            <w:tcW w:type="dxa" w:w="1152"/>
+            <w:shd w:fill="F9FAFB"/>
+            <w:tcMar>
+              <w:top w:w="90" w:type="dxa"/>
+              <w:bottom w:w="90" w:type="dxa"/>
+              <w:left w:w="140" w:type="dxa"/>
+              <w:right w:w="140" w:type="dxa"/>
+            </w:tcMar>
+          </w:tcPr>
+          <w:p>
+            <w:pPr>
+              <w:spacing w:before="0" w:after="0"/>
+              <w:jc w:val="left"/>
+            </w:pPr>
+            <w:r>
+              <w:rPr>
+                <w:rFonts w:ascii="Calibri" w:hAnsi="Calibri"/>
+                <w:b w:val="0"/>
+                <w:color w:val="2C3E50"/>
+                <w:sz w:val="17"/>
+              </w:rPr>
+              <w:t>Optional</w:t>
+            </w:r>
+          </w:p>
+        </w:tc>
+        <w:tc>
+          <w:tcPr>
+            <w:tcW w:type="dxa" w:w="1584"/>
+            <w:shd w:fill="F9FAFB"/>
+            <w:tcMar>
+              <w:top w:w="90" w:type="dxa"/>
+              <w:bottom w:w="90" w:type="dxa"/>
+              <w:left w:w="140" w:type="dxa"/>
+              <w:right w:w="140" w:type="dxa"/>
+            </w:tcMar>
+          </w:tcPr>
+          <w:p>
+            <w:pPr>
+              <w:spacing w:before="0" w:after="0"/>
+              <w:jc w:val="left"/>
+            </w:pPr>
+            <w:r>
+              <w:rPr>
+                <w:rFonts w:ascii="Calibri" w:hAnsi="Calibri"/>
+                <w:b w:val="0"/>
+                <w:color w:val="2C3E50"/>
+                <w:sz w:val="17"/>
+              </w:rPr>
+              <w:t>None</w:t>
+            </w:r>
+          </w:p>
+        </w:tc>
+        <w:tc>
+          <w:tcPr>
+            <w:tcW w:type="dxa" w:w="2304"/>
+            <w:shd w:fill="F9FAFB"/>
+            <w:tcMar>
+              <w:top w:w="90" w:type="dxa"/>
+              <w:bottom w:w="90" w:type="dxa"/>
+              <w:left w:w="140" w:type="dxa"/>
+              <w:right w:w="140" w:type="dxa"/>
+            </w:tcMar>
+          </w:tcPr>
+          <w:p>
+            <w:pPr>
+              <w:spacing w:before="0" w:after="0"/>
+              <w:jc w:val="left"/>
+            </w:pPr>
+            <w:r>
+              <w:rPr>
+                <w:rFonts w:ascii="Calibri" w:hAnsi="Calibri"/>
+                <w:b w:val="0"/>
+                <w:color w:val="2C3E50"/>
+                <w:sz w:val="17"/>
+              </w:rPr>
+              <w:t>DepEd SF1 guardian relationship (e.g., 'Grandmother').</w:t>
+            </w:r>
+          </w:p>
+        </w:tc>
+      </w:tr>
+      <w:tr>
+        <w:tc>
+          <w:tcPr>
+            <w:tcW w:type="dxa" w:w="1872"/>
+            <w:tcMar>
+              <w:top w:w="90" w:type="dxa"/>
+              <w:bottom w:w="90" w:type="dxa"/>
+              <w:left w:w="140" w:type="dxa"/>
+              <w:right w:w="140" w:type="dxa"/>
+            </w:tcMar>
+          </w:tcPr>
+          <w:p>
+            <w:pPr>
+              <w:spacing w:before="0" w:after="0"/>
+              <w:jc w:val="left"/>
+            </w:pPr>
+            <w:r>
+              <w:rPr>
+                <w:rFonts w:ascii="Calibri" w:hAnsi="Calibri"/>
+                <w:b/>
+                <w:color w:val="2C3E50"/>
+                <w:sz w:val="17"/>
+              </w:rPr>
+              <w:t>contactNumber</w:t>
+            </w:r>
+          </w:p>
+        </w:tc>
+        <w:tc>
+          <w:tcPr>
+            <w:tcW w:type="dxa" w:w="1152"/>
+            <w:tcMar>
+              <w:top w:w="90" w:type="dxa"/>
+              <w:bottom w:w="90" w:type="dxa"/>
+              <w:left w:w="140" w:type="dxa"/>
+              <w:right w:w="140" w:type="dxa"/>
+            </w:tcMar>
+          </w:tcPr>
+          <w:p>
+            <w:pPr>
+              <w:spacing w:before="0" w:after="0"/>
+              <w:jc w:val="left"/>
+            </w:pPr>
+            <w:r>
+              <w:rPr>
+                <w:rFonts w:ascii="Calibri" w:hAnsi="Calibri"/>
+                <w:b w:val="0"/>
+                <w:color w:val="2C3E50"/>
+                <w:sz w:val="17"/>
+              </w:rPr>
+              <w:t>string</w:t>
+            </w:r>
+          </w:p>
+        </w:tc>
+        <w:tc>
+          <w:tcPr>
+            <w:tcW w:type="dxa" w:w="1296"/>
+            <w:tcMar>
+              <w:top w:w="90" w:type="dxa"/>
+              <w:bottom w:w="90" w:type="dxa"/>
+              <w:left w:w="140" w:type="dxa"/>
+              <w:right w:w="140" w:type="dxa"/>
+            </w:tcMar>
+          </w:tcPr>
+          <w:p>
+            <w:pPr>
+              <w:spacing w:before="0" w:after="0"/>
+              <w:jc w:val="left"/>
+            </w:pPr>
+            <w:r>
+              <w:rPr>
+                <w:rFonts w:ascii="Calibri" w:hAnsi="Calibri"/>
+                <w:b w:val="0"/>
+                <w:color w:val="2C3E50"/>
+                <w:sz w:val="17"/>
+              </w:rPr>
+              <w:t>50 chars</w:t>
+            </w:r>
+          </w:p>
+        </w:tc>
+        <w:tc>
+          <w:tcPr>
+            <w:tcW w:type="dxa" w:w="1152"/>
+            <w:tcMar>
+              <w:top w:w="90" w:type="dxa"/>
+              <w:bottom w:w="90" w:type="dxa"/>
+              <w:left w:w="140" w:type="dxa"/>
+              <w:right w:w="140" w:type="dxa"/>
+            </w:tcMar>
+          </w:tcPr>
+          <w:p>
+            <w:pPr>
+              <w:spacing w:before="0" w:after="0"/>
+              <w:jc w:val="left"/>
+            </w:pPr>
+            <w:r>
+              <w:rPr>
+                <w:rFonts w:ascii="Calibri" w:hAnsi="Calibri"/>
+                <w:b w:val="0"/>
+                <w:color w:val="2C3E50"/>
+                <w:sz w:val="17"/>
+              </w:rPr>
+              <w:t>Optional</w:t>
+            </w:r>
+          </w:p>
+        </w:tc>
+        <w:tc>
+          <w:tcPr>
+            <w:tcW w:type="dxa" w:w="1584"/>
+            <w:tcMar>
+              <w:top w:w="90" w:type="dxa"/>
+              <w:bottom w:w="90" w:type="dxa"/>
+              <w:left w:w="140" w:type="dxa"/>
+              <w:right w:w="140" w:type="dxa"/>
+            </w:tcMar>
+          </w:tcPr>
+          <w:p>
+            <w:pPr>
+              <w:spacing w:before="0" w:after="0"/>
+              <w:jc w:val="left"/>
+            </w:pPr>
+            <w:r>
+              <w:rPr>
+                <w:rFonts w:ascii="Calibri" w:hAnsi="Calibri"/>
+                <w:b w:val="0"/>
+                <w:color w:val="2C3E50"/>
+                <w:sz w:val="17"/>
+              </w:rPr>
+              <w:t>None</w:t>
+            </w:r>
+          </w:p>
+        </w:tc>
+        <w:tc>
+          <w:tcPr>
+            <w:tcW w:type="dxa" w:w="2304"/>
+            <w:tcMar>
+              <w:top w:w="90" w:type="dxa"/>
+              <w:bottom w:w="90" w:type="dxa"/>
+              <w:left w:w="140" w:type="dxa"/>
+              <w:right w:w="140" w:type="dxa"/>
+            </w:tcMar>
+          </w:tcPr>
+          <w:p>
+            <w:pPr>
+              <w:spacing w:before="0" w:after="0"/>
+              <w:jc w:val="left"/>
+            </w:pPr>
+            <w:r>
+              <w:rPr>
+                <w:rFonts w:ascii="Calibri" w:hAnsi="Calibri"/>
+                <w:b w:val="0"/>
+                <w:color w:val="2C3E50"/>
+                <w:sz w:val="17"/>
+              </w:rPr>
+              <w:t>DepEd SF1 parent/guardian contact telephone/mobile.</w:t>
+            </w:r>
+          </w:p>
+        </w:tc>
+      </w:tr>
+      <w:tr>
+        <w:tc>
+          <w:tcPr>
+            <w:tcW w:type="dxa" w:w="1872"/>
+            <w:shd w:fill="F9FAFB"/>
+            <w:tcMar>
+              <w:top w:w="90" w:type="dxa"/>
+              <w:bottom w:w="90" w:type="dxa"/>
+              <w:left w:w="140" w:type="dxa"/>
+              <w:right w:w="140" w:type="dxa"/>
+            </w:tcMar>
+          </w:tcPr>
+          <w:p>
+            <w:pPr>
+              <w:spacing w:before="0" w:after="0"/>
+              <w:jc w:val="left"/>
+            </w:pPr>
+            <w:r>
+              <w:rPr>
+                <w:rFonts w:ascii="Calibri" w:hAnsi="Calibri"/>
+                <w:b/>
+                <w:color w:val="2C3E50"/>
+                <w:sz w:val="17"/>
+              </w:rPr>
+              <w:t>learningModality</w:t>
+            </w:r>
+          </w:p>
+        </w:tc>
+        <w:tc>
+          <w:tcPr>
+            <w:tcW w:type="dxa" w:w="1152"/>
+            <w:shd w:fill="F9FAFB"/>
+            <w:tcMar>
+              <w:top w:w="90" w:type="dxa"/>
+              <w:bottom w:w="90" w:type="dxa"/>
+              <w:left w:w="140" w:type="dxa"/>
+              <w:right w:w="140" w:type="dxa"/>
+            </w:tcMar>
+          </w:tcPr>
+          <w:p>
+            <w:pPr>
+              <w:spacing w:before="0" w:after="0"/>
+              <w:jc w:val="left"/>
+            </w:pPr>
+            <w:r>
+              <w:rPr>
+                <w:rFonts w:ascii="Calibri" w:hAnsi="Calibri"/>
+                <w:b w:val="0"/>
+                <w:color w:val="2C3E50"/>
+                <w:sz w:val="17"/>
+              </w:rPr>
+              <w:t>string</w:t>
+            </w:r>
+          </w:p>
+        </w:tc>
+        <w:tc>
+          <w:tcPr>
+            <w:tcW w:type="dxa" w:w="1296"/>
+            <w:shd w:fill="F9FAFB"/>
+            <w:tcMar>
+              <w:top w:w="90" w:type="dxa"/>
+              <w:bottom w:w="90" w:type="dxa"/>
+              <w:left w:w="140" w:type="dxa"/>
+              <w:right w:w="140" w:type="dxa"/>
+            </w:tcMar>
+          </w:tcPr>
+          <w:p>
+            <w:pPr>
+              <w:spacing w:before="0" w:after="0"/>
+              <w:jc w:val="left"/>
+            </w:pPr>
+            <w:r>
+              <w:rPr>
+                <w:rFonts w:ascii="Calibri" w:hAnsi="Calibri"/>
+                <w:b w:val="0"/>
+                <w:color w:val="2C3E50"/>
+                <w:sz w:val="17"/>
+              </w:rPr>
+              <w:t>100 chars</w:t>
+            </w:r>
+          </w:p>
+        </w:tc>
+        <w:tc>
+          <w:tcPr>
+            <w:tcW w:type="dxa" w:w="1152"/>
+            <w:shd w:fill="F9FAFB"/>
+            <w:tcMar>
+              <w:top w:w="90" w:type="dxa"/>
+              <w:bottom w:w="90" w:type="dxa"/>
+              <w:left w:w="140" w:type="dxa"/>
+              <w:right w:w="140" w:type="dxa"/>
+            </w:tcMar>
+          </w:tcPr>
+          <w:p>
+            <w:pPr>
+              <w:spacing w:before="0" w:after="0"/>
+              <w:jc w:val="left"/>
+            </w:pPr>
+            <w:r>
+              <w:rPr>
+                <w:rFonts w:ascii="Calibri" w:hAnsi="Calibri"/>
+                <w:b w:val="0"/>
+                <w:color w:val="2C3E50"/>
+                <w:sz w:val="17"/>
+              </w:rPr>
+              <w:t>Optional</w:t>
+            </w:r>
+          </w:p>
+        </w:tc>
+        <w:tc>
+          <w:tcPr>
+            <w:tcW w:type="dxa" w:w="1584"/>
+            <w:shd w:fill="F9FAFB"/>
+            <w:tcMar>
+              <w:top w:w="90" w:type="dxa"/>
+              <w:bottom w:w="90" w:type="dxa"/>
+              <w:left w:w="140" w:type="dxa"/>
+              <w:right w:w="140" w:type="dxa"/>
+            </w:tcMar>
+          </w:tcPr>
+          <w:p>
+            <w:pPr>
+              <w:spacing w:before="0" w:after="0"/>
+              <w:jc w:val="left"/>
+            </w:pPr>
+            <w:r>
+              <w:rPr>
+                <w:rFonts w:ascii="Calibri" w:hAnsi="Calibri"/>
+                <w:b w:val="0"/>
+                <w:color w:val="2C3E50"/>
+                <w:sz w:val="17"/>
+              </w:rPr>
+              <w:t>None</w:t>
+            </w:r>
+          </w:p>
+        </w:tc>
+        <w:tc>
+          <w:tcPr>
+            <w:tcW w:type="dxa" w:w="2304"/>
+            <w:shd w:fill="F9FAFB"/>
+            <w:tcMar>
+              <w:top w:w="90" w:type="dxa"/>
+              <w:bottom w:w="90" w:type="dxa"/>
+              <w:left w:w="140" w:type="dxa"/>
+              <w:right w:w="140" w:type="dxa"/>
+            </w:tcMar>
+          </w:tcPr>
+          <w:p>
+            <w:pPr>
+              <w:spacing w:before="0" w:after="0"/>
+              <w:jc w:val="left"/>
+            </w:pPr>
+            <w:r>
+              <w:rPr>
+                <w:rFonts w:ascii="Calibri" w:hAnsi="Calibri"/>
+                <w:b w:val="0"/>
+                <w:color w:val="2C3E50"/>
+                <w:sz w:val="17"/>
+              </w:rPr>
+              <w:t>DepEd learning modality (e.g., 'Face-to-Face').</w:t>
+            </w:r>
+          </w:p>
+        </w:tc>
+      </w:tr>
+      <w:tr>
+        <w:tc>
+          <w:tcPr>
+            <w:tcW w:type="dxa" w:w="1872"/>
+            <w:tcMar>
+              <w:top w:w="90" w:type="dxa"/>
+              <w:bottom w:w="90" w:type="dxa"/>
+              <w:left w:w="140" w:type="dxa"/>
+              <w:right w:w="140" w:type="dxa"/>
+            </w:tcMar>
+          </w:tcPr>
+          <w:p>
+            <w:pPr>
+              <w:spacing w:before="0" w:after="0"/>
+              <w:jc w:val="left"/>
+            </w:pPr>
+            <w:r>
+              <w:rPr>
+                <w:rFonts w:ascii="Calibri" w:hAnsi="Calibri"/>
+                <w:b/>
+                <w:color w:val="2C3E50"/>
+                <w:sz w:val="17"/>
+              </w:rPr>
+              <w:t>remarks</w:t>
+            </w:r>
+          </w:p>
+        </w:tc>
+        <w:tc>
+          <w:tcPr>
+            <w:tcW w:type="dxa" w:w="1152"/>
+            <w:tcMar>
+              <w:top w:w="90" w:type="dxa"/>
+              <w:bottom w:w="90" w:type="dxa"/>
+              <w:left w:w="140" w:type="dxa"/>
+              <w:right w:w="140" w:type="dxa"/>
+            </w:tcMar>
+          </w:tcPr>
+          <w:p>
+            <w:pPr>
+              <w:spacing w:before="0" w:after="0"/>
+              <w:jc w:val="left"/>
+            </w:pPr>
+            <w:r>
+              <w:rPr>
+                <w:rFonts w:ascii="Calibri" w:hAnsi="Calibri"/>
+                <w:b w:val="0"/>
+                <w:color w:val="2C3E50"/>
+                <w:sz w:val="17"/>
+              </w:rPr>
+              <w:t>string</w:t>
+            </w:r>
+          </w:p>
+        </w:tc>
+        <w:tc>
+          <w:tcPr>
+            <w:tcW w:type="dxa" w:w="1296"/>
+            <w:tcMar>
+              <w:top w:w="90" w:type="dxa"/>
+              <w:bottom w:w="90" w:type="dxa"/>
+              <w:left w:w="140" w:type="dxa"/>
+              <w:right w:w="140" w:type="dxa"/>
+            </w:tcMar>
+          </w:tcPr>
+          <w:p>
+            <w:pPr>
+              <w:spacing w:before="0" w:after="0"/>
+              <w:jc w:val="left"/>
+            </w:pPr>
+            <w:r>
+              <w:rPr>
+                <w:rFonts w:ascii="Calibri" w:hAnsi="Calibri"/>
+                <w:b w:val="0"/>
+                <w:color w:val="2C3E50"/>
+                <w:sz w:val="17"/>
+              </w:rPr>
+              <w:t>1000 chars</w:t>
+            </w:r>
+          </w:p>
+        </w:tc>
+        <w:tc>
+          <w:tcPr>
+            <w:tcW w:type="dxa" w:w="1152"/>
+            <w:tcMar>
+              <w:top w:w="90" w:type="dxa"/>
+              <w:bottom w:w="90" w:type="dxa"/>
+              <w:left w:w="140" w:type="dxa"/>
+              <w:right w:w="140" w:type="dxa"/>
+            </w:tcMar>
+          </w:tcPr>
+          <w:p>
+            <w:pPr>
+              <w:spacing w:before="0" w:after="0"/>
+              <w:jc w:val="left"/>
+            </w:pPr>
+            <w:r>
+              <w:rPr>
+                <w:rFonts w:ascii="Calibri" w:hAnsi="Calibri"/>
+                <w:b w:val="0"/>
+                <w:color w:val="2C3E50"/>
+                <w:sz w:val="17"/>
+              </w:rPr>
+              <w:t>Optional</w:t>
+            </w:r>
+          </w:p>
+        </w:tc>
+        <w:tc>
+          <w:tcPr>
+            <w:tcW w:type="dxa" w:w="1584"/>
+            <w:tcMar>
+              <w:top w:w="90" w:type="dxa"/>
+              <w:bottom w:w="90" w:type="dxa"/>
+              <w:left w:w="140" w:type="dxa"/>
+              <w:right w:w="140" w:type="dxa"/>
+            </w:tcMar>
+          </w:tcPr>
+          <w:p>
+            <w:pPr>
+              <w:spacing w:before="0" w:after="0"/>
+              <w:jc w:val="left"/>
+            </w:pPr>
+            <w:r>
+              <w:rPr>
+                <w:rFonts w:ascii="Calibri" w:hAnsi="Calibri"/>
+                <w:b w:val="0"/>
+                <w:color w:val="2C3E50"/>
+                <w:sz w:val="17"/>
+              </w:rPr>
+              <w:t>None</w:t>
+            </w:r>
+          </w:p>
+        </w:tc>
+        <w:tc>
+          <w:tcPr>
+            <w:tcW w:type="dxa" w:w="2304"/>
+            <w:tcMar>
+              <w:top w:w="90" w:type="dxa"/>
+              <w:bottom w:w="90" w:type="dxa"/>
+              <w:left w:w="140" w:type="dxa"/>
+              <w:right w:w="140" w:type="dxa"/>
+            </w:tcMar>
+          </w:tcPr>
+          <w:p>
+            <w:pPr>
+              <w:spacing w:before="0" w:after="0"/>
+              <w:jc w:val="left"/>
+            </w:pPr>
+            <w:r>
+              <w:rPr>
+                <w:rFonts w:ascii="Calibri" w:hAnsi="Calibri"/>
+                <w:b w:val="0"/>
+                <w:color w:val="2C3E50"/>
+                <w:sz w:val="17"/>
+              </w:rPr>
+              <w:t>DepEd SF1 enrollment remarks or transfer status.</w:t>
             </w:r>
           </w:p>
         </w:tc>
@@ -8895,7 +11497,7 @@
           <w:color w:val="2C3E50"/>
           <w:sz w:val="20"/>
         </w:rPr>
-        <w:t>Contains administrative election configurations, timing parameters, and constituency scoping boundaries.</w:t>
+        <w:t>Contains administrative election configurations, timing parameters, and multi-precinct constituency scoping boundaries.</w:t>
       </w:r>
     </w:p>
     <w:tbl>
@@ -9404,7 +12006,7 @@
                 <w:color w:val="2C3E50"/>
                 <w:sz w:val="17"/>
               </w:rPr>
-              <w:t>Public title of the electoral event (e.g., 'SSG General Election 2026').</w:t>
+              <w:t>Public title of the electoral event (e.g., 'SSLG General Election 2026').</w:t>
             </w:r>
           </w:p>
         </w:tc>
@@ -9884,7 +12486,7 @@
                 <w:color w:val="2C3E50"/>
                 <w:sz w:val="17"/>
               </w:rPr>
-              <w:t>ISO-8601 UTC timestamp defining poll termination.</w:t>
+              <w:t>ISO-8601 UTC timestamp defining poll termination (live-editable).</w:t>
             </w:r>
           </w:p>
         </w:tc>
@@ -14093,7 +16695,7 @@
           <w:color w:val="2C3E50"/>
           <w:sz w:val="20"/>
         </w:rPr>
-        <w:t>Stores individual ballot marks cast by eligible voters.</w:t>
+        <w:t>Stores individual ballot marks cast by eligible voters, secured via deterministic composite keys.</w:t>
       </w:r>
     </w:p>
     <w:tbl>
@@ -15405,170 +18007,6 @@
                 <w:sz w:val="17"/>
               </w:rPr>
               <w:t>ISO timestamp indicating exact moment of vote casting.</w:t>
-            </w:r>
-          </w:p>
-        </w:tc>
-      </w:tr>
-      <w:tr>
-        <w:tc>
-          <w:tcPr>
-            <w:tcW w:type="dxa" w:w="1872"/>
-            <w:shd w:fill="F9FAFB"/>
-            <w:tcMar>
-              <w:top w:w="90" w:type="dxa"/>
-              <w:bottom w:w="90" w:type="dxa"/>
-              <w:left w:w="140" w:type="dxa"/>
-              <w:right w:w="140" w:type="dxa"/>
-            </w:tcMar>
-          </w:tcPr>
-          <w:p>
-            <w:pPr>
-              <w:spacing w:before="0" w:after="0"/>
-              <w:jc w:val="left"/>
-            </w:pPr>
-            <w:r>
-              <w:rPr>
-                <w:rFonts w:ascii="Calibri" w:hAnsi="Calibri"/>
-                <w:b/>
-                <w:color w:val="2C3E50"/>
-                <w:sz w:val="17"/>
-              </w:rPr>
-              <w:t>isOfflineImport</w:t>
-            </w:r>
-          </w:p>
-        </w:tc>
-        <w:tc>
-          <w:tcPr>
-            <w:tcW w:type="dxa" w:w="1152"/>
-            <w:shd w:fill="F9FAFB"/>
-            <w:tcMar>
-              <w:top w:w="90" w:type="dxa"/>
-              <w:bottom w:w="90" w:type="dxa"/>
-              <w:left w:w="140" w:type="dxa"/>
-              <w:right w:w="140" w:type="dxa"/>
-            </w:tcMar>
-          </w:tcPr>
-          <w:p>
-            <w:pPr>
-              <w:spacing w:before="0" w:after="0"/>
-              <w:jc w:val="left"/>
-            </w:pPr>
-            <w:r>
-              <w:rPr>
-                <w:rFonts w:ascii="Calibri" w:hAnsi="Calibri"/>
-                <w:b w:val="0"/>
-                <w:color w:val="2C3E50"/>
-                <w:sz w:val="17"/>
-              </w:rPr>
-              <w:t>boolean</w:t>
-            </w:r>
-          </w:p>
-        </w:tc>
-        <w:tc>
-          <w:tcPr>
-            <w:tcW w:type="dxa" w:w="1296"/>
-            <w:shd w:fill="F9FAFB"/>
-            <w:tcMar>
-              <w:top w:w="90" w:type="dxa"/>
-              <w:bottom w:w="90" w:type="dxa"/>
-              <w:left w:w="140" w:type="dxa"/>
-              <w:right w:w="140" w:type="dxa"/>
-            </w:tcMar>
-          </w:tcPr>
-          <w:p>
-            <w:pPr>
-              <w:spacing w:before="0" w:after="0"/>
-              <w:jc w:val="left"/>
-            </w:pPr>
-            <w:r>
-              <w:rPr>
-                <w:rFonts w:ascii="Calibri" w:hAnsi="Calibri"/>
-                <w:b w:val="0"/>
-                <w:color w:val="2C3E50"/>
-                <w:sz w:val="17"/>
-              </w:rPr>
-              <w:t>1 bit</w:t>
-            </w:r>
-          </w:p>
-        </w:tc>
-        <w:tc>
-          <w:tcPr>
-            <w:tcW w:type="dxa" w:w="1152"/>
-            <w:shd w:fill="F9FAFB"/>
-            <w:tcMar>
-              <w:top w:w="90" w:type="dxa"/>
-              <w:bottom w:w="90" w:type="dxa"/>
-              <w:left w:w="140" w:type="dxa"/>
-              <w:right w:w="140" w:type="dxa"/>
-            </w:tcMar>
-          </w:tcPr>
-          <w:p>
-            <w:pPr>
-              <w:spacing w:before="0" w:after="0"/>
-              <w:jc w:val="left"/>
-            </w:pPr>
-            <w:r>
-              <w:rPr>
-                <w:rFonts w:ascii="Calibri" w:hAnsi="Calibri"/>
-                <w:b w:val="0"/>
-                <w:color w:val="2C3E50"/>
-                <w:sz w:val="17"/>
-              </w:rPr>
-              <w:t>Required</w:t>
-            </w:r>
-          </w:p>
-        </w:tc>
-        <w:tc>
-          <w:tcPr>
-            <w:tcW w:type="dxa" w:w="1584"/>
-            <w:shd w:fill="F9FAFB"/>
-            <w:tcMar>
-              <w:top w:w="90" w:type="dxa"/>
-              <w:bottom w:w="90" w:type="dxa"/>
-              <w:left w:w="140" w:type="dxa"/>
-              <w:right w:w="140" w:type="dxa"/>
-            </w:tcMar>
-          </w:tcPr>
-          <w:p>
-            <w:pPr>
-              <w:spacing w:before="0" w:after="0"/>
-              <w:jc w:val="left"/>
-            </w:pPr>
-            <w:r>
-              <w:rPr>
-                <w:rFonts w:ascii="Calibri" w:hAnsi="Calibri"/>
-                <w:b w:val="0"/>
-                <w:color w:val="2C3E50"/>
-                <w:sz w:val="17"/>
-              </w:rPr>
-              <w:t>None</w:t>
-            </w:r>
-          </w:p>
-        </w:tc>
-        <w:tc>
-          <w:tcPr>
-            <w:tcW w:type="dxa" w:w="2304"/>
-            <w:shd w:fill="F9FAFB"/>
-            <w:tcMar>
-              <w:top w:w="90" w:type="dxa"/>
-              <w:bottom w:w="90" w:type="dxa"/>
-              <w:left w:w="140" w:type="dxa"/>
-              <w:right w:w="140" w:type="dxa"/>
-            </w:tcMar>
-          </w:tcPr>
-          <w:p>
-            <w:pPr>
-              <w:spacing w:before="0" w:after="0"/>
-              <w:jc w:val="left"/>
-            </w:pPr>
-            <w:r>
-              <w:rPr>
-                <w:rFonts w:ascii="Calibri" w:hAnsi="Calibri"/>
-                <w:b w:val="0"/>
-                <w:color w:val="2C3E50"/>
-                <w:sz w:val="17"/>
-              </w:rPr>
-              <w:t>True if ballot originated from air-gapped offline precinct.</w:t>
             </w:r>
           </w:p>
         </w:tc>
@@ -16969,7 +19407,7 @@
           <w:color w:val="2C3E50"/>
           <w:sz w:val="20"/>
         </w:rPr>
-        <w:t>Maintains an immutable append-only chronological ledger of all security-sensitive administrative operations.</w:t>
+        <w:t>Maintains an immutable append-only chronological ledger of all security-sensitive operations.</w:t>
       </w:r>
     </w:p>
     <w:tbl>
@@ -17478,7 +19916,7 @@
                 <w:color w:val="2C3E50"/>
                 <w:sz w:val="17"/>
               </w:rPr>
-              <w:t>Operation type: 'LOGIN', 'ELECTION_CREATE', 'OFFLINE_IMPORT', etc.</w:t>
+              <w:t>Operation type: 'LOGIN', 'ELECTION_CREATE', 'ELECTION_LIVE_EDIT', 'STUDENT_IMPORT_BATCH', etc.</w:t>
             </w:r>
           </w:p>
         </w:tc>
@@ -18123,1204 +20561,6 @@
                 <w:sz w:val="17"/>
               </w:rPr>
               <w:t>Detailed JSON or textual description of operation payload.</w:t>
-            </w:r>
-          </w:p>
-        </w:tc>
-      </w:tr>
-    </w:tbl>
-    <w:p>
-      <w:pPr>
-        <w:spacing w:after="160"/>
-      </w:pPr>
-    </w:p>
-    <w:p>
-      <w:pPr>
-        <w:keepNext/>
-        <w:spacing w:before="280" w:after="80"/>
-      </w:pPr>
-      <w:r>
-        <w:rPr>
-          <w:rFonts w:ascii="Calibri" w:hAnsi="Calibri"/>
-          <w:b/>
-          <w:color w:val="2E5B88"/>
-          <w:sz w:val="26"/>
-        </w:rPr>
-        <w:t>7.OFFLINEBALLOTS Collection: `offlineBallots`</w:t>
-      </w:r>
-    </w:p>
-    <w:p>
-      <w:pPr>
-        <w:spacing w:before="0" w:after="120" w:line="276" w:lineRule="auto"/>
-      </w:pPr>
-      <w:r>
-        <w:rPr>
-          <w:rFonts w:ascii="Calibri" w:hAnsi="Calibri"/>
-          <w:b/>
-          <w:color w:val="1B365D"/>
-          <w:sz w:val="20"/>
-        </w:rPr>
-        <w:t xml:space="preserve">Collection Description: </w:t>
-      </w:r>
-      <w:r>
-        <w:rPr>
-          <w:rFonts w:ascii="Calibri" w:hAnsi="Calibri"/>
-          <w:color w:val="2C3E50"/>
-          <w:sz w:val="20"/>
-        </w:rPr>
-        <w:t>Cryptographic ledger recording consumed nonces to prevent replay attacks from imported offline precinct envelopes.</w:t>
-      </w:r>
-    </w:p>
-    <w:tbl>
-      <w:tblPr>
-        <w:tblW w:type="auto" w:w="0"/>
-        <w:jc w:val="center"/>
-        <w:tblLook w:firstColumn="1" w:firstRow="1" w:lastColumn="0" w:lastRow="0" w:noHBand="0" w:noVBand="1" w:val="04A0"/>
-        <w:tblBorders>
-          <w:top w:val="single" w:sz="4" w:space="0" w:color="D1D5DB"/>
-          <w:bottom w:val="single" w:sz="4" w:space="0" w:color="D1D5DB"/>
-          <w:left w:val="none"/>
-          <w:right w:val="none"/>
-          <w:insideH w:val="single" w:sz="4" w:space="0" w:color="D1D5DB"/>
-          <w:insideV w:val="none"/>
-        </w:tblBorders>
-      </w:tblPr>
-      <w:tblGrid>
-        <w:gridCol w:w="1560"/>
-        <w:gridCol w:w="1560"/>
-        <w:gridCol w:w="1560"/>
-        <w:gridCol w:w="1560"/>
-        <w:gridCol w:w="1560"/>
-        <w:gridCol w:w="1560"/>
-      </w:tblGrid>
-      <w:tr>
-        <w:trPr>
-          <w:tblHeader/>
-        </w:trPr>
-        <w:tc>
-          <w:tcPr>
-            <w:tcW w:type="dxa" w:w="1872"/>
-            <w:shd w:fill="1B365D"/>
-            <w:tcMar>
-              <w:top w:w="120" w:type="dxa"/>
-              <w:bottom w:w="120" w:type="dxa"/>
-              <w:left w:w="140" w:type="dxa"/>
-              <w:right w:w="140" w:type="dxa"/>
-            </w:tcMar>
-          </w:tcPr>
-          <w:p>
-            <w:pPr>
-              <w:spacing w:before="0" w:after="0"/>
-              <w:jc w:val="left"/>
-            </w:pPr>
-            <w:r>
-              <w:rPr>
-                <w:rFonts w:ascii="Calibri" w:hAnsi="Calibri"/>
-                <w:b/>
-                <w:color w:val="FFFFFF"/>
-                <w:sz w:val="18"/>
-              </w:rPr>
-              <w:t>Attribute Key</w:t>
-            </w:r>
-          </w:p>
-        </w:tc>
-        <w:tc>
-          <w:tcPr>
-            <w:tcW w:type="dxa" w:w="1152"/>
-            <w:shd w:fill="1B365D"/>
-            <w:tcMar>
-              <w:top w:w="120" w:type="dxa"/>
-              <w:bottom w:w="120" w:type="dxa"/>
-              <w:left w:w="140" w:type="dxa"/>
-              <w:right w:w="140" w:type="dxa"/>
-            </w:tcMar>
-          </w:tcPr>
-          <w:p>
-            <w:pPr>
-              <w:spacing w:before="0" w:after="0"/>
-              <w:jc w:val="left"/>
-            </w:pPr>
-            <w:r>
-              <w:rPr>
-                <w:rFonts w:ascii="Calibri" w:hAnsi="Calibri"/>
-                <w:b/>
-                <w:color w:val="FFFFFF"/>
-                <w:sz w:val="18"/>
-              </w:rPr>
-              <w:t>Type</w:t>
-            </w:r>
-          </w:p>
-        </w:tc>
-        <w:tc>
-          <w:tcPr>
-            <w:tcW w:type="dxa" w:w="1296"/>
-            <w:shd w:fill="1B365D"/>
-            <w:tcMar>
-              <w:top w:w="120" w:type="dxa"/>
-              <w:bottom w:w="120" w:type="dxa"/>
-              <w:left w:w="140" w:type="dxa"/>
-              <w:right w:w="140" w:type="dxa"/>
-            </w:tcMar>
-          </w:tcPr>
-          <w:p>
-            <w:pPr>
-              <w:spacing w:before="0" w:after="0"/>
-              <w:jc w:val="left"/>
-            </w:pPr>
-            <w:r>
-              <w:rPr>
-                <w:rFonts w:ascii="Calibri" w:hAnsi="Calibri"/>
-                <w:b/>
-                <w:color w:val="FFFFFF"/>
-                <w:sz w:val="18"/>
-              </w:rPr>
-              <w:t>Size / Range</w:t>
-            </w:r>
-          </w:p>
-        </w:tc>
-        <w:tc>
-          <w:tcPr>
-            <w:tcW w:type="dxa" w:w="1152"/>
-            <w:shd w:fill="1B365D"/>
-            <w:tcMar>
-              <w:top w:w="120" w:type="dxa"/>
-              <w:bottom w:w="120" w:type="dxa"/>
-              <w:left w:w="140" w:type="dxa"/>
-              <w:right w:w="140" w:type="dxa"/>
-            </w:tcMar>
-          </w:tcPr>
-          <w:p>
-            <w:pPr>
-              <w:spacing w:before="0" w:after="0"/>
-              <w:jc w:val="left"/>
-            </w:pPr>
-            <w:r>
-              <w:rPr>
-                <w:rFonts w:ascii="Calibri" w:hAnsi="Calibri"/>
-                <w:b/>
-                <w:color w:val="FFFFFF"/>
-                <w:sz w:val="18"/>
-              </w:rPr>
-              <w:t>Req / Null</w:t>
-            </w:r>
-          </w:p>
-        </w:tc>
-        <w:tc>
-          <w:tcPr>
-            <w:tcW w:type="dxa" w:w="1584"/>
-            <w:shd w:fill="1B365D"/>
-            <w:tcMar>
-              <w:top w:w="120" w:type="dxa"/>
-              <w:bottom w:w="120" w:type="dxa"/>
-              <w:left w:w="140" w:type="dxa"/>
-              <w:right w:w="140" w:type="dxa"/>
-            </w:tcMar>
-          </w:tcPr>
-          <w:p>
-            <w:pPr>
-              <w:spacing w:before="0" w:after="0"/>
-              <w:jc w:val="left"/>
-            </w:pPr>
-            <w:r>
-              <w:rPr>
-                <w:rFonts w:ascii="Calibri" w:hAnsi="Calibri"/>
-                <w:b/>
-                <w:color w:val="FFFFFF"/>
-                <w:sz w:val="18"/>
-              </w:rPr>
-              <w:t>Index / Key Type</w:t>
-            </w:r>
-          </w:p>
-        </w:tc>
-        <w:tc>
-          <w:tcPr>
-            <w:tcW w:type="dxa" w:w="2304"/>
-            <w:shd w:fill="1B365D"/>
-            <w:tcMar>
-              <w:top w:w="120" w:type="dxa"/>
-              <w:bottom w:w="120" w:type="dxa"/>
-              <w:left w:w="140" w:type="dxa"/>
-              <w:right w:w="140" w:type="dxa"/>
-            </w:tcMar>
-          </w:tcPr>
-          <w:p>
-            <w:pPr>
-              <w:spacing w:before="0" w:after="0"/>
-              <w:jc w:val="left"/>
-            </w:pPr>
-            <w:r>
-              <w:rPr>
-                <w:rFonts w:ascii="Calibri" w:hAnsi="Calibri"/>
-                <w:b/>
-                <w:color w:val="FFFFFF"/>
-                <w:sz w:val="18"/>
-              </w:rPr>
-              <w:t>Functional Description &amp; Rules</w:t>
-            </w:r>
-          </w:p>
-        </w:tc>
-      </w:tr>
-      <w:tr>
-        <w:tc>
-          <w:tcPr>
-            <w:tcW w:type="dxa" w:w="1872"/>
-            <w:tcMar>
-              <w:top w:w="90" w:type="dxa"/>
-              <w:bottom w:w="90" w:type="dxa"/>
-              <w:left w:w="140" w:type="dxa"/>
-              <w:right w:w="140" w:type="dxa"/>
-            </w:tcMar>
-          </w:tcPr>
-          <w:p>
-            <w:pPr>
-              <w:spacing w:before="0" w:after="0"/>
-              <w:jc w:val="left"/>
-            </w:pPr>
-            <w:r>
-              <w:rPr>
-                <w:rFonts w:ascii="Calibri" w:hAnsi="Calibri"/>
-                <w:b/>
-                <w:color w:val="2C3E50"/>
-                <w:sz w:val="17"/>
-              </w:rPr>
-              <w:t>$id</w:t>
-            </w:r>
-          </w:p>
-        </w:tc>
-        <w:tc>
-          <w:tcPr>
-            <w:tcW w:type="dxa" w:w="1152"/>
-            <w:tcMar>
-              <w:top w:w="90" w:type="dxa"/>
-              <w:bottom w:w="90" w:type="dxa"/>
-              <w:left w:w="140" w:type="dxa"/>
-              <w:right w:w="140" w:type="dxa"/>
-            </w:tcMar>
-          </w:tcPr>
-          <w:p>
-            <w:pPr>
-              <w:spacing w:before="0" w:after="0"/>
-              <w:jc w:val="left"/>
-            </w:pPr>
-            <w:r>
-              <w:rPr>
-                <w:rFonts w:ascii="Calibri" w:hAnsi="Calibri"/>
-                <w:b w:val="0"/>
-                <w:color w:val="2C3E50"/>
-                <w:sz w:val="17"/>
-              </w:rPr>
-              <w:t>string</w:t>
-            </w:r>
-          </w:p>
-        </w:tc>
-        <w:tc>
-          <w:tcPr>
-            <w:tcW w:type="dxa" w:w="1296"/>
-            <w:tcMar>
-              <w:top w:w="90" w:type="dxa"/>
-              <w:bottom w:w="90" w:type="dxa"/>
-              <w:left w:w="140" w:type="dxa"/>
-              <w:right w:w="140" w:type="dxa"/>
-            </w:tcMar>
-          </w:tcPr>
-          <w:p>
-            <w:pPr>
-              <w:spacing w:before="0" w:after="0"/>
-              <w:jc w:val="left"/>
-            </w:pPr>
-            <w:r>
-              <w:rPr>
-                <w:rFonts w:ascii="Calibri" w:hAnsi="Calibri"/>
-                <w:b w:val="0"/>
-                <w:color w:val="2C3E50"/>
-                <w:sz w:val="17"/>
-              </w:rPr>
-              <w:t>36 chars</w:t>
-            </w:r>
-          </w:p>
-        </w:tc>
-        <w:tc>
-          <w:tcPr>
-            <w:tcW w:type="dxa" w:w="1152"/>
-            <w:tcMar>
-              <w:top w:w="90" w:type="dxa"/>
-              <w:bottom w:w="90" w:type="dxa"/>
-              <w:left w:w="140" w:type="dxa"/>
-              <w:right w:w="140" w:type="dxa"/>
-            </w:tcMar>
-          </w:tcPr>
-          <w:p>
-            <w:pPr>
-              <w:spacing w:before="0" w:after="0"/>
-              <w:jc w:val="left"/>
-            </w:pPr>
-            <w:r>
-              <w:rPr>
-                <w:rFonts w:ascii="Calibri" w:hAnsi="Calibri"/>
-                <w:b w:val="0"/>
-                <w:color w:val="2C3E50"/>
-                <w:sz w:val="17"/>
-              </w:rPr>
-              <w:t>Required</w:t>
-            </w:r>
-          </w:p>
-        </w:tc>
-        <w:tc>
-          <w:tcPr>
-            <w:tcW w:type="dxa" w:w="1584"/>
-            <w:tcMar>
-              <w:top w:w="90" w:type="dxa"/>
-              <w:bottom w:w="90" w:type="dxa"/>
-              <w:left w:w="140" w:type="dxa"/>
-              <w:right w:w="140" w:type="dxa"/>
-            </w:tcMar>
-          </w:tcPr>
-          <w:p>
-            <w:pPr>
-              <w:spacing w:before="0" w:after="0"/>
-              <w:jc w:val="left"/>
-            </w:pPr>
-            <w:r>
-              <w:rPr>
-                <w:rFonts w:ascii="Calibri" w:hAnsi="Calibri"/>
-                <w:b w:val="0"/>
-                <w:color w:val="2C3E50"/>
-                <w:sz w:val="17"/>
-              </w:rPr>
-              <w:t>PK (Unique)</w:t>
-            </w:r>
-          </w:p>
-        </w:tc>
-        <w:tc>
-          <w:tcPr>
-            <w:tcW w:type="dxa" w:w="2304"/>
-            <w:tcMar>
-              <w:top w:w="90" w:type="dxa"/>
-              <w:bottom w:w="90" w:type="dxa"/>
-              <w:left w:w="140" w:type="dxa"/>
-              <w:right w:w="140" w:type="dxa"/>
-            </w:tcMar>
-          </w:tcPr>
-          <w:p>
-            <w:pPr>
-              <w:spacing w:before="0" w:after="0"/>
-              <w:jc w:val="left"/>
-            </w:pPr>
-            <w:r>
-              <w:rPr>
-                <w:rFonts w:ascii="Calibri" w:hAnsi="Calibri"/>
-                <w:b w:val="0"/>
-                <w:color w:val="2C3E50"/>
-                <w:sz w:val="17"/>
-              </w:rPr>
-              <w:t>Unique ingestion record ID.</w:t>
-            </w:r>
-          </w:p>
-        </w:tc>
-      </w:tr>
-      <w:tr>
-        <w:tc>
-          <w:tcPr>
-            <w:tcW w:type="dxa" w:w="1872"/>
-            <w:shd w:fill="F9FAFB"/>
-            <w:tcMar>
-              <w:top w:w="90" w:type="dxa"/>
-              <w:bottom w:w="90" w:type="dxa"/>
-              <w:left w:w="140" w:type="dxa"/>
-              <w:right w:w="140" w:type="dxa"/>
-            </w:tcMar>
-          </w:tcPr>
-          <w:p>
-            <w:pPr>
-              <w:spacing w:before="0" w:after="0"/>
-              <w:jc w:val="left"/>
-            </w:pPr>
-            <w:r>
-              <w:rPr>
-                <w:rFonts w:ascii="Calibri" w:hAnsi="Calibri"/>
-                <w:b/>
-                <w:color w:val="2C3E50"/>
-                <w:sz w:val="17"/>
-              </w:rPr>
-              <w:t>nonce</w:t>
-            </w:r>
-          </w:p>
-        </w:tc>
-        <w:tc>
-          <w:tcPr>
-            <w:tcW w:type="dxa" w:w="1152"/>
-            <w:shd w:fill="F9FAFB"/>
-            <w:tcMar>
-              <w:top w:w="90" w:type="dxa"/>
-              <w:bottom w:w="90" w:type="dxa"/>
-              <w:left w:w="140" w:type="dxa"/>
-              <w:right w:w="140" w:type="dxa"/>
-            </w:tcMar>
-          </w:tcPr>
-          <w:p>
-            <w:pPr>
-              <w:spacing w:before="0" w:after="0"/>
-              <w:jc w:val="left"/>
-            </w:pPr>
-            <w:r>
-              <w:rPr>
-                <w:rFonts w:ascii="Calibri" w:hAnsi="Calibri"/>
-                <w:b w:val="0"/>
-                <w:color w:val="2C3E50"/>
-                <w:sz w:val="17"/>
-              </w:rPr>
-              <w:t>string</w:t>
-            </w:r>
-          </w:p>
-        </w:tc>
-        <w:tc>
-          <w:tcPr>
-            <w:tcW w:type="dxa" w:w="1296"/>
-            <w:shd w:fill="F9FAFB"/>
-            <w:tcMar>
-              <w:top w:w="90" w:type="dxa"/>
-              <w:bottom w:w="90" w:type="dxa"/>
-              <w:left w:w="140" w:type="dxa"/>
-              <w:right w:w="140" w:type="dxa"/>
-            </w:tcMar>
-          </w:tcPr>
-          <w:p>
-            <w:pPr>
-              <w:spacing w:before="0" w:after="0"/>
-              <w:jc w:val="left"/>
-            </w:pPr>
-            <w:r>
-              <w:rPr>
-                <w:rFonts w:ascii="Calibri" w:hAnsi="Calibri"/>
-                <w:b w:val="0"/>
-                <w:color w:val="2C3E50"/>
-                <w:sz w:val="17"/>
-              </w:rPr>
-              <w:t>255 chars</w:t>
-            </w:r>
-          </w:p>
-        </w:tc>
-        <w:tc>
-          <w:tcPr>
-            <w:tcW w:type="dxa" w:w="1152"/>
-            <w:shd w:fill="F9FAFB"/>
-            <w:tcMar>
-              <w:top w:w="90" w:type="dxa"/>
-              <w:bottom w:w="90" w:type="dxa"/>
-              <w:left w:w="140" w:type="dxa"/>
-              <w:right w:w="140" w:type="dxa"/>
-            </w:tcMar>
-          </w:tcPr>
-          <w:p>
-            <w:pPr>
-              <w:spacing w:before="0" w:after="0"/>
-              <w:jc w:val="left"/>
-            </w:pPr>
-            <w:r>
-              <w:rPr>
-                <w:rFonts w:ascii="Calibri" w:hAnsi="Calibri"/>
-                <w:b w:val="0"/>
-                <w:color w:val="2C3E50"/>
-                <w:sz w:val="17"/>
-              </w:rPr>
-              <w:t>Required</w:t>
-            </w:r>
-          </w:p>
-        </w:tc>
-        <w:tc>
-          <w:tcPr>
-            <w:tcW w:type="dxa" w:w="1584"/>
-            <w:shd w:fill="F9FAFB"/>
-            <w:tcMar>
-              <w:top w:w="90" w:type="dxa"/>
-              <w:bottom w:w="90" w:type="dxa"/>
-              <w:left w:w="140" w:type="dxa"/>
-              <w:right w:w="140" w:type="dxa"/>
-            </w:tcMar>
-          </w:tcPr>
-          <w:p>
-            <w:pPr>
-              <w:spacing w:before="0" w:after="0"/>
-              <w:jc w:val="left"/>
-            </w:pPr>
-            <w:r>
-              <w:rPr>
-                <w:rFonts w:ascii="Calibri" w:hAnsi="Calibri"/>
-                <w:b w:val="0"/>
-                <w:color w:val="2C3E50"/>
-                <w:sz w:val="17"/>
-              </w:rPr>
-              <w:t>Unique Index</w:t>
-            </w:r>
-          </w:p>
-        </w:tc>
-        <w:tc>
-          <w:tcPr>
-            <w:tcW w:type="dxa" w:w="2304"/>
-            <w:shd w:fill="F9FAFB"/>
-            <w:tcMar>
-              <w:top w:w="90" w:type="dxa"/>
-              <w:bottom w:w="90" w:type="dxa"/>
-              <w:left w:w="140" w:type="dxa"/>
-              <w:right w:w="140" w:type="dxa"/>
-            </w:tcMar>
-          </w:tcPr>
-          <w:p>
-            <w:pPr>
-              <w:spacing w:before="0" w:after="0"/>
-              <w:jc w:val="left"/>
-            </w:pPr>
-            <w:r>
-              <w:rPr>
-                <w:rFonts w:ascii="Calibri" w:hAnsi="Calibri"/>
-                <w:b w:val="0"/>
-                <w:color w:val="2C3E50"/>
-                <w:sz w:val="17"/>
-              </w:rPr>
-              <w:t>Cryptographic random nonce embedded in signed ballot.</w:t>
-            </w:r>
-          </w:p>
-        </w:tc>
-      </w:tr>
-      <w:tr>
-        <w:tc>
-          <w:tcPr>
-            <w:tcW w:type="dxa" w:w="1872"/>
-            <w:tcMar>
-              <w:top w:w="90" w:type="dxa"/>
-              <w:bottom w:w="90" w:type="dxa"/>
-              <w:left w:w="140" w:type="dxa"/>
-              <w:right w:w="140" w:type="dxa"/>
-            </w:tcMar>
-          </w:tcPr>
-          <w:p>
-            <w:pPr>
-              <w:spacing w:before="0" w:after="0"/>
-              <w:jc w:val="left"/>
-            </w:pPr>
-            <w:r>
-              <w:rPr>
-                <w:rFonts w:ascii="Calibri" w:hAnsi="Calibri"/>
-                <w:b/>
-                <w:color w:val="2C3E50"/>
-                <w:sz w:val="17"/>
-              </w:rPr>
-              <w:t>voterId</w:t>
-            </w:r>
-          </w:p>
-        </w:tc>
-        <w:tc>
-          <w:tcPr>
-            <w:tcW w:type="dxa" w:w="1152"/>
-            <w:tcMar>
-              <w:top w:w="90" w:type="dxa"/>
-              <w:bottom w:w="90" w:type="dxa"/>
-              <w:left w:w="140" w:type="dxa"/>
-              <w:right w:w="140" w:type="dxa"/>
-            </w:tcMar>
-          </w:tcPr>
-          <w:p>
-            <w:pPr>
-              <w:spacing w:before="0" w:after="0"/>
-              <w:jc w:val="left"/>
-            </w:pPr>
-            <w:r>
-              <w:rPr>
-                <w:rFonts w:ascii="Calibri" w:hAnsi="Calibri"/>
-                <w:b w:val="0"/>
-                <w:color w:val="2C3E50"/>
-                <w:sz w:val="17"/>
-              </w:rPr>
-              <w:t>string</w:t>
-            </w:r>
-          </w:p>
-        </w:tc>
-        <w:tc>
-          <w:tcPr>
-            <w:tcW w:type="dxa" w:w="1296"/>
-            <w:tcMar>
-              <w:top w:w="90" w:type="dxa"/>
-              <w:bottom w:w="90" w:type="dxa"/>
-              <w:left w:w="140" w:type="dxa"/>
-              <w:right w:w="140" w:type="dxa"/>
-            </w:tcMar>
-          </w:tcPr>
-          <w:p>
-            <w:pPr>
-              <w:spacing w:before="0" w:after="0"/>
-              <w:jc w:val="left"/>
-            </w:pPr>
-            <w:r>
-              <w:rPr>
-                <w:rFonts w:ascii="Calibri" w:hAnsi="Calibri"/>
-                <w:b w:val="0"/>
-                <w:color w:val="2C3E50"/>
-                <w:sz w:val="17"/>
-              </w:rPr>
-              <w:t>255 chars</w:t>
-            </w:r>
-          </w:p>
-        </w:tc>
-        <w:tc>
-          <w:tcPr>
-            <w:tcW w:type="dxa" w:w="1152"/>
-            <w:tcMar>
-              <w:top w:w="90" w:type="dxa"/>
-              <w:bottom w:w="90" w:type="dxa"/>
-              <w:left w:w="140" w:type="dxa"/>
-              <w:right w:w="140" w:type="dxa"/>
-            </w:tcMar>
-          </w:tcPr>
-          <w:p>
-            <w:pPr>
-              <w:spacing w:before="0" w:after="0"/>
-              <w:jc w:val="left"/>
-            </w:pPr>
-            <w:r>
-              <w:rPr>
-                <w:rFonts w:ascii="Calibri" w:hAnsi="Calibri"/>
-                <w:b w:val="0"/>
-                <w:color w:val="2C3E50"/>
-                <w:sz w:val="17"/>
-              </w:rPr>
-              <w:t>Required</w:t>
-            </w:r>
-          </w:p>
-        </w:tc>
-        <w:tc>
-          <w:tcPr>
-            <w:tcW w:type="dxa" w:w="1584"/>
-            <w:tcMar>
-              <w:top w:w="90" w:type="dxa"/>
-              <w:bottom w:w="90" w:type="dxa"/>
-              <w:left w:w="140" w:type="dxa"/>
-              <w:right w:w="140" w:type="dxa"/>
-            </w:tcMar>
-          </w:tcPr>
-          <w:p>
-            <w:pPr>
-              <w:spacing w:before="0" w:after="0"/>
-              <w:jc w:val="left"/>
-            </w:pPr>
-            <w:r>
-              <w:rPr>
-                <w:rFonts w:ascii="Calibri" w:hAnsi="Calibri"/>
-                <w:b w:val="0"/>
-                <w:color w:val="2C3E50"/>
-                <w:sz w:val="17"/>
-              </w:rPr>
-              <w:t>Key Index</w:t>
-            </w:r>
-          </w:p>
-        </w:tc>
-        <w:tc>
-          <w:tcPr>
-            <w:tcW w:type="dxa" w:w="2304"/>
-            <w:tcMar>
-              <w:top w:w="90" w:type="dxa"/>
-              <w:bottom w:w="90" w:type="dxa"/>
-              <w:left w:w="140" w:type="dxa"/>
-              <w:right w:w="140" w:type="dxa"/>
-            </w:tcMar>
-          </w:tcPr>
-          <w:p>
-            <w:pPr>
-              <w:spacing w:before="0" w:after="0"/>
-              <w:jc w:val="left"/>
-            </w:pPr>
-            <w:r>
-              <w:rPr>
-                <w:rFonts w:ascii="Calibri" w:hAnsi="Calibri"/>
-                <w:b w:val="0"/>
-                <w:color w:val="2C3E50"/>
-                <w:sz w:val="17"/>
-              </w:rPr>
-              <w:t>Foreign key referencing voting student.</w:t>
-            </w:r>
-          </w:p>
-        </w:tc>
-      </w:tr>
-      <w:tr>
-        <w:tc>
-          <w:tcPr>
-            <w:tcW w:type="dxa" w:w="1872"/>
-            <w:shd w:fill="F9FAFB"/>
-            <w:tcMar>
-              <w:top w:w="90" w:type="dxa"/>
-              <w:bottom w:w="90" w:type="dxa"/>
-              <w:left w:w="140" w:type="dxa"/>
-              <w:right w:w="140" w:type="dxa"/>
-            </w:tcMar>
-          </w:tcPr>
-          <w:p>
-            <w:pPr>
-              <w:spacing w:before="0" w:after="0"/>
-              <w:jc w:val="left"/>
-            </w:pPr>
-            <w:r>
-              <w:rPr>
-                <w:rFonts w:ascii="Calibri" w:hAnsi="Calibri"/>
-                <w:b/>
-                <w:color w:val="2C3E50"/>
-                <w:sz w:val="17"/>
-              </w:rPr>
-              <w:t>electionId</w:t>
-            </w:r>
-          </w:p>
-        </w:tc>
-        <w:tc>
-          <w:tcPr>
-            <w:tcW w:type="dxa" w:w="1152"/>
-            <w:shd w:fill="F9FAFB"/>
-            <w:tcMar>
-              <w:top w:w="90" w:type="dxa"/>
-              <w:bottom w:w="90" w:type="dxa"/>
-              <w:left w:w="140" w:type="dxa"/>
-              <w:right w:w="140" w:type="dxa"/>
-            </w:tcMar>
-          </w:tcPr>
-          <w:p>
-            <w:pPr>
-              <w:spacing w:before="0" w:after="0"/>
-              <w:jc w:val="left"/>
-            </w:pPr>
-            <w:r>
-              <w:rPr>
-                <w:rFonts w:ascii="Calibri" w:hAnsi="Calibri"/>
-                <w:b w:val="0"/>
-                <w:color w:val="2C3E50"/>
-                <w:sz w:val="17"/>
-              </w:rPr>
-              <w:t>string</w:t>
-            </w:r>
-          </w:p>
-        </w:tc>
-        <w:tc>
-          <w:tcPr>
-            <w:tcW w:type="dxa" w:w="1296"/>
-            <w:shd w:fill="F9FAFB"/>
-            <w:tcMar>
-              <w:top w:w="90" w:type="dxa"/>
-              <w:bottom w:w="90" w:type="dxa"/>
-              <w:left w:w="140" w:type="dxa"/>
-              <w:right w:w="140" w:type="dxa"/>
-            </w:tcMar>
-          </w:tcPr>
-          <w:p>
-            <w:pPr>
-              <w:spacing w:before="0" w:after="0"/>
-              <w:jc w:val="left"/>
-            </w:pPr>
-            <w:r>
-              <w:rPr>
-                <w:rFonts w:ascii="Calibri" w:hAnsi="Calibri"/>
-                <w:b w:val="0"/>
-                <w:color w:val="2C3E50"/>
-                <w:sz w:val="17"/>
-              </w:rPr>
-              <w:t>255 chars</w:t>
-            </w:r>
-          </w:p>
-        </w:tc>
-        <w:tc>
-          <w:tcPr>
-            <w:tcW w:type="dxa" w:w="1152"/>
-            <w:shd w:fill="F9FAFB"/>
-            <w:tcMar>
-              <w:top w:w="90" w:type="dxa"/>
-              <w:bottom w:w="90" w:type="dxa"/>
-              <w:left w:w="140" w:type="dxa"/>
-              <w:right w:w="140" w:type="dxa"/>
-            </w:tcMar>
-          </w:tcPr>
-          <w:p>
-            <w:pPr>
-              <w:spacing w:before="0" w:after="0"/>
-              <w:jc w:val="left"/>
-            </w:pPr>
-            <w:r>
-              <w:rPr>
-                <w:rFonts w:ascii="Calibri" w:hAnsi="Calibri"/>
-                <w:b w:val="0"/>
-                <w:color w:val="2C3E50"/>
-                <w:sz w:val="17"/>
-              </w:rPr>
-              <w:t>Required</w:t>
-            </w:r>
-          </w:p>
-        </w:tc>
-        <w:tc>
-          <w:tcPr>
-            <w:tcW w:type="dxa" w:w="1584"/>
-            <w:shd w:fill="F9FAFB"/>
-            <w:tcMar>
-              <w:top w:w="90" w:type="dxa"/>
-              <w:bottom w:w="90" w:type="dxa"/>
-              <w:left w:w="140" w:type="dxa"/>
-              <w:right w:w="140" w:type="dxa"/>
-            </w:tcMar>
-          </w:tcPr>
-          <w:p>
-            <w:pPr>
-              <w:spacing w:before="0" w:after="0"/>
-              <w:jc w:val="left"/>
-            </w:pPr>
-            <w:r>
-              <w:rPr>
-                <w:rFonts w:ascii="Calibri" w:hAnsi="Calibri"/>
-                <w:b w:val="0"/>
-                <w:color w:val="2C3E50"/>
-                <w:sz w:val="17"/>
-              </w:rPr>
-              <w:t>Key Index</w:t>
-            </w:r>
-          </w:p>
-        </w:tc>
-        <w:tc>
-          <w:tcPr>
-            <w:tcW w:type="dxa" w:w="2304"/>
-            <w:shd w:fill="F9FAFB"/>
-            <w:tcMar>
-              <w:top w:w="90" w:type="dxa"/>
-              <w:bottom w:w="90" w:type="dxa"/>
-              <w:left w:w="140" w:type="dxa"/>
-              <w:right w:w="140" w:type="dxa"/>
-            </w:tcMar>
-          </w:tcPr>
-          <w:p>
-            <w:pPr>
-              <w:spacing w:before="0" w:after="0"/>
-              <w:jc w:val="left"/>
-            </w:pPr>
-            <w:r>
-              <w:rPr>
-                <w:rFonts w:ascii="Calibri" w:hAnsi="Calibri"/>
-                <w:b w:val="0"/>
-                <w:color w:val="2C3E50"/>
-                <w:sz w:val="17"/>
-              </w:rPr>
-              <w:t>Foreign key referencing target election.</w:t>
-            </w:r>
-          </w:p>
-        </w:tc>
-      </w:tr>
-      <w:tr>
-        <w:tc>
-          <w:tcPr>
-            <w:tcW w:type="dxa" w:w="1872"/>
-            <w:tcMar>
-              <w:top w:w="90" w:type="dxa"/>
-              <w:bottom w:w="90" w:type="dxa"/>
-              <w:left w:w="140" w:type="dxa"/>
-              <w:right w:w="140" w:type="dxa"/>
-            </w:tcMar>
-          </w:tcPr>
-          <w:p>
-            <w:pPr>
-              <w:spacing w:before="0" w:after="0"/>
-              <w:jc w:val="left"/>
-            </w:pPr>
-            <w:r>
-              <w:rPr>
-                <w:rFonts w:ascii="Calibri" w:hAnsi="Calibri"/>
-                <w:b/>
-                <w:color w:val="2C3E50"/>
-                <w:sz w:val="17"/>
-              </w:rPr>
-              <w:t>importedAt</w:t>
-            </w:r>
-          </w:p>
-        </w:tc>
-        <w:tc>
-          <w:tcPr>
-            <w:tcW w:type="dxa" w:w="1152"/>
-            <w:tcMar>
-              <w:top w:w="90" w:type="dxa"/>
-              <w:bottom w:w="90" w:type="dxa"/>
-              <w:left w:w="140" w:type="dxa"/>
-              <w:right w:w="140" w:type="dxa"/>
-            </w:tcMar>
-          </w:tcPr>
-          <w:p>
-            <w:pPr>
-              <w:spacing w:before="0" w:after="0"/>
-              <w:jc w:val="left"/>
-            </w:pPr>
-            <w:r>
-              <w:rPr>
-                <w:rFonts w:ascii="Calibri" w:hAnsi="Calibri"/>
-                <w:b w:val="0"/>
-                <w:color w:val="2C3E50"/>
-                <w:sz w:val="17"/>
-              </w:rPr>
-              <w:t>string</w:t>
-            </w:r>
-          </w:p>
-        </w:tc>
-        <w:tc>
-          <w:tcPr>
-            <w:tcW w:type="dxa" w:w="1296"/>
-            <w:tcMar>
-              <w:top w:w="90" w:type="dxa"/>
-              <w:bottom w:w="90" w:type="dxa"/>
-              <w:left w:w="140" w:type="dxa"/>
-              <w:right w:w="140" w:type="dxa"/>
-            </w:tcMar>
-          </w:tcPr>
-          <w:p>
-            <w:pPr>
-              <w:spacing w:before="0" w:after="0"/>
-              <w:jc w:val="left"/>
-            </w:pPr>
-            <w:r>
-              <w:rPr>
-                <w:rFonts w:ascii="Calibri" w:hAnsi="Calibri"/>
-                <w:b w:val="0"/>
-                <w:color w:val="2C3E50"/>
-                <w:sz w:val="17"/>
-              </w:rPr>
-              <w:t>255 chars</w:t>
-            </w:r>
-          </w:p>
-        </w:tc>
-        <w:tc>
-          <w:tcPr>
-            <w:tcW w:type="dxa" w:w="1152"/>
-            <w:tcMar>
-              <w:top w:w="90" w:type="dxa"/>
-              <w:bottom w:w="90" w:type="dxa"/>
-              <w:left w:w="140" w:type="dxa"/>
-              <w:right w:w="140" w:type="dxa"/>
-            </w:tcMar>
-          </w:tcPr>
-          <w:p>
-            <w:pPr>
-              <w:spacing w:before="0" w:after="0"/>
-              <w:jc w:val="left"/>
-            </w:pPr>
-            <w:r>
-              <w:rPr>
-                <w:rFonts w:ascii="Calibri" w:hAnsi="Calibri"/>
-                <w:b w:val="0"/>
-                <w:color w:val="2C3E50"/>
-                <w:sz w:val="17"/>
-              </w:rPr>
-              <w:t>Required</w:t>
-            </w:r>
-          </w:p>
-        </w:tc>
-        <w:tc>
-          <w:tcPr>
-            <w:tcW w:type="dxa" w:w="1584"/>
-            <w:tcMar>
-              <w:top w:w="90" w:type="dxa"/>
-              <w:bottom w:w="90" w:type="dxa"/>
-              <w:left w:w="140" w:type="dxa"/>
-              <w:right w:w="140" w:type="dxa"/>
-            </w:tcMar>
-          </w:tcPr>
-          <w:p>
-            <w:pPr>
-              <w:spacing w:before="0" w:after="0"/>
-              <w:jc w:val="left"/>
-            </w:pPr>
-            <w:r>
-              <w:rPr>
-                <w:rFonts w:ascii="Calibri" w:hAnsi="Calibri"/>
-                <w:b w:val="0"/>
-                <w:color w:val="2C3E50"/>
-                <w:sz w:val="17"/>
-              </w:rPr>
-              <w:t>None</w:t>
-            </w:r>
-          </w:p>
-        </w:tc>
-        <w:tc>
-          <w:tcPr>
-            <w:tcW w:type="dxa" w:w="2304"/>
-            <w:tcMar>
-              <w:top w:w="90" w:type="dxa"/>
-              <w:bottom w:w="90" w:type="dxa"/>
-              <w:left w:w="140" w:type="dxa"/>
-              <w:right w:w="140" w:type="dxa"/>
-            </w:tcMar>
-          </w:tcPr>
-          <w:p>
-            <w:pPr>
-              <w:spacing w:before="0" w:after="0"/>
-              <w:jc w:val="left"/>
-            </w:pPr>
-            <w:r>
-              <w:rPr>
-                <w:rFonts w:ascii="Calibri" w:hAnsi="Calibri"/>
-                <w:b w:val="0"/>
-                <w:color w:val="2C3E50"/>
-                <w:sz w:val="17"/>
-              </w:rPr>
-              <w:t>ISO timestamp when server ingested envelope.</w:t>
-            </w:r>
-          </w:p>
-        </w:tc>
-      </w:tr>
-      <w:tr>
-        <w:tc>
-          <w:tcPr>
-            <w:tcW w:type="dxa" w:w="1872"/>
-            <w:shd w:fill="F9FAFB"/>
-            <w:tcMar>
-              <w:top w:w="90" w:type="dxa"/>
-              <w:bottom w:w="90" w:type="dxa"/>
-              <w:left w:w="140" w:type="dxa"/>
-              <w:right w:w="140" w:type="dxa"/>
-            </w:tcMar>
-          </w:tcPr>
-          <w:p>
-            <w:pPr>
-              <w:spacing w:before="0" w:after="0"/>
-              <w:jc w:val="left"/>
-            </w:pPr>
-            <w:r>
-              <w:rPr>
-                <w:rFonts w:ascii="Calibri" w:hAnsi="Calibri"/>
-                <w:b/>
-                <w:color w:val="2C3E50"/>
-                <w:sz w:val="17"/>
-              </w:rPr>
-              <w:t>importedBy</w:t>
-            </w:r>
-          </w:p>
-        </w:tc>
-        <w:tc>
-          <w:tcPr>
-            <w:tcW w:type="dxa" w:w="1152"/>
-            <w:shd w:fill="F9FAFB"/>
-            <w:tcMar>
-              <w:top w:w="90" w:type="dxa"/>
-              <w:bottom w:w="90" w:type="dxa"/>
-              <w:left w:w="140" w:type="dxa"/>
-              <w:right w:w="140" w:type="dxa"/>
-            </w:tcMar>
-          </w:tcPr>
-          <w:p>
-            <w:pPr>
-              <w:spacing w:before="0" w:after="0"/>
-              <w:jc w:val="left"/>
-            </w:pPr>
-            <w:r>
-              <w:rPr>
-                <w:rFonts w:ascii="Calibri" w:hAnsi="Calibri"/>
-                <w:b w:val="0"/>
-                <w:color w:val="2C3E50"/>
-                <w:sz w:val="17"/>
-              </w:rPr>
-              <w:t>string</w:t>
-            </w:r>
-          </w:p>
-        </w:tc>
-        <w:tc>
-          <w:tcPr>
-            <w:tcW w:type="dxa" w:w="1296"/>
-            <w:shd w:fill="F9FAFB"/>
-            <w:tcMar>
-              <w:top w:w="90" w:type="dxa"/>
-              <w:bottom w:w="90" w:type="dxa"/>
-              <w:left w:w="140" w:type="dxa"/>
-              <w:right w:w="140" w:type="dxa"/>
-            </w:tcMar>
-          </w:tcPr>
-          <w:p>
-            <w:pPr>
-              <w:spacing w:before="0" w:after="0"/>
-              <w:jc w:val="left"/>
-            </w:pPr>
-            <w:r>
-              <w:rPr>
-                <w:rFonts w:ascii="Calibri" w:hAnsi="Calibri"/>
-                <w:b w:val="0"/>
-                <w:color w:val="2C3E50"/>
-                <w:sz w:val="17"/>
-              </w:rPr>
-              <w:t>255 chars</w:t>
-            </w:r>
-          </w:p>
-        </w:tc>
-        <w:tc>
-          <w:tcPr>
-            <w:tcW w:type="dxa" w:w="1152"/>
-            <w:shd w:fill="F9FAFB"/>
-            <w:tcMar>
-              <w:top w:w="90" w:type="dxa"/>
-              <w:bottom w:w="90" w:type="dxa"/>
-              <w:left w:w="140" w:type="dxa"/>
-              <w:right w:w="140" w:type="dxa"/>
-            </w:tcMar>
-          </w:tcPr>
-          <w:p>
-            <w:pPr>
-              <w:spacing w:before="0" w:after="0"/>
-              <w:jc w:val="left"/>
-            </w:pPr>
-            <w:r>
-              <w:rPr>
-                <w:rFonts w:ascii="Calibri" w:hAnsi="Calibri"/>
-                <w:b w:val="0"/>
-                <w:color w:val="2C3E50"/>
-                <w:sz w:val="17"/>
-              </w:rPr>
-              <w:t>Required</w:t>
-            </w:r>
-          </w:p>
-        </w:tc>
-        <w:tc>
-          <w:tcPr>
-            <w:tcW w:type="dxa" w:w="1584"/>
-            <w:shd w:fill="F9FAFB"/>
-            <w:tcMar>
-              <w:top w:w="90" w:type="dxa"/>
-              <w:bottom w:w="90" w:type="dxa"/>
-              <w:left w:w="140" w:type="dxa"/>
-              <w:right w:w="140" w:type="dxa"/>
-            </w:tcMar>
-          </w:tcPr>
-          <w:p>
-            <w:pPr>
-              <w:spacing w:before="0" w:after="0"/>
-              <w:jc w:val="left"/>
-            </w:pPr>
-            <w:r>
-              <w:rPr>
-                <w:rFonts w:ascii="Calibri" w:hAnsi="Calibri"/>
-                <w:b w:val="0"/>
-                <w:color w:val="2C3E50"/>
-                <w:sz w:val="17"/>
-              </w:rPr>
-              <w:t>None</w:t>
-            </w:r>
-          </w:p>
-        </w:tc>
-        <w:tc>
-          <w:tcPr>
-            <w:tcW w:type="dxa" w:w="2304"/>
-            <w:shd w:fill="F9FAFB"/>
-            <w:tcMar>
-              <w:top w:w="90" w:type="dxa"/>
-              <w:bottom w:w="90" w:type="dxa"/>
-              <w:left w:w="140" w:type="dxa"/>
-              <w:right w:w="140" w:type="dxa"/>
-            </w:tcMar>
-          </w:tcPr>
-          <w:p>
-            <w:pPr>
-              <w:spacing w:before="0" w:after="0"/>
-              <w:jc w:val="left"/>
-            </w:pPr>
-            <w:r>
-              <w:rPr>
-                <w:rFonts w:ascii="Calibri" w:hAnsi="Calibri"/>
-                <w:b w:val="0"/>
-                <w:color w:val="2C3E50"/>
-                <w:sz w:val="17"/>
-              </w:rPr>
-              <w:t>Administrator who authorized and uploaded the package.</w:t>
             </w:r>
           </w:p>
         </w:tc>
@@ -20354,7 +21594,7 @@
                 <w:color w:val="2C3E50"/>
                 <w:sz w:val="17"/>
               </w:rPr>
-              <w:t>Hex code for primary user interface elements (e.g., #0284c7).</w:t>
+              <w:t>Hex code for primary user interface elements (e.g., #1B365D).</w:t>
             </w:r>
           </w:p>
         </w:tc>
@@ -20879,7 +22119,7 @@
           <w:color w:val="2C3E50"/>
           <w:sz w:val="20"/>
         </w:rPr>
-        <w:t>To guarantee sub-millisecond query performance and physically prevent duplicate ballots, the database enforces 18 specialized indexes across collections. The registry below outlines each index definition.</w:t>
+        <w:t>To guarantee sub-millisecond query performance and physically prevent duplicate ballots, the database enforces 14 specialized indexes across collections. The registry below outlines each index definition.</w:t>
       </w:r>
     </w:p>
     <w:tbl>
@@ -21170,7 +22410,7 @@
                 <w:color w:val="2C3E50"/>
                 <w:sz w:val="17"/>
               </w:rPr>
-              <w:t>Guarantees absolute uniqueness of student numbers across campus.</w:t>
+              <w:t>Guarantees absolute uniqueness of student numbers (LRN) across campus.</w:t>
             </w:r>
           </w:p>
         </w:tc>
@@ -22922,138 +24162,6 @@
                 <w:sz w:val="17"/>
               </w:rPr>
               <w:t>Optimizes chronological audit trail pagination.</w:t>
-            </w:r>
-          </w:p>
-        </w:tc>
-      </w:tr>
-      <w:tr>
-        <w:tc>
-          <w:tcPr>
-            <w:tcW w:type="dxa" w:w="1440"/>
-            <w:tcMar>
-              <w:top w:w="90" w:type="dxa"/>
-              <w:bottom w:w="90" w:type="dxa"/>
-              <w:left w:w="140" w:type="dxa"/>
-              <w:right w:w="140" w:type="dxa"/>
-            </w:tcMar>
-          </w:tcPr>
-          <w:p>
-            <w:pPr>
-              <w:spacing w:before="0" w:after="0"/>
-              <w:jc w:val="left"/>
-            </w:pPr>
-            <w:r>
-              <w:rPr>
-                <w:rFonts w:ascii="Calibri" w:hAnsi="Calibri"/>
-                <w:b/>
-                <w:color w:val="2C3E50"/>
-                <w:sz w:val="17"/>
-              </w:rPr>
-              <w:t>offlineBallots</w:t>
-            </w:r>
-          </w:p>
-        </w:tc>
-        <w:tc>
-          <w:tcPr>
-            <w:tcW w:type="dxa" w:w="2160"/>
-            <w:tcMar>
-              <w:top w:w="90" w:type="dxa"/>
-              <w:bottom w:w="90" w:type="dxa"/>
-              <w:left w:w="140" w:type="dxa"/>
-              <w:right w:w="140" w:type="dxa"/>
-            </w:tcMar>
-          </w:tcPr>
-          <w:p>
-            <w:pPr>
-              <w:spacing w:before="0" w:after="0"/>
-              <w:jc w:val="left"/>
-            </w:pPr>
-            <w:r>
-              <w:rPr>
-                <w:rFonts w:ascii="Calibri" w:hAnsi="Calibri"/>
-                <w:b w:val="0"/>
-                <w:color w:val="2C3E50"/>
-                <w:sz w:val="17"/>
-              </w:rPr>
-              <w:t>offline_nonce_unique</w:t>
-            </w:r>
-          </w:p>
-        </w:tc>
-        <w:tc>
-          <w:tcPr>
-            <w:tcW w:type="dxa" w:w="1152"/>
-            <w:tcMar>
-              <w:top w:w="90" w:type="dxa"/>
-              <w:bottom w:w="90" w:type="dxa"/>
-              <w:left w:w="140" w:type="dxa"/>
-              <w:right w:w="140" w:type="dxa"/>
-            </w:tcMar>
-          </w:tcPr>
-          <w:p>
-            <w:pPr>
-              <w:spacing w:before="0" w:after="0"/>
-              <w:jc w:val="left"/>
-            </w:pPr>
-            <w:r>
-              <w:rPr>
-                <w:rFonts w:ascii="Calibri" w:hAnsi="Calibri"/>
-                <w:b w:val="0"/>
-                <w:color w:val="2C3E50"/>
-                <w:sz w:val="17"/>
-              </w:rPr>
-              <w:t>Unique</w:t>
-            </w:r>
-          </w:p>
-        </w:tc>
-        <w:tc>
-          <w:tcPr>
-            <w:tcW w:type="dxa" w:w="2304"/>
-            <w:tcMar>
-              <w:top w:w="90" w:type="dxa"/>
-              <w:bottom w:w="90" w:type="dxa"/>
-              <w:left w:w="140" w:type="dxa"/>
-              <w:right w:w="140" w:type="dxa"/>
-            </w:tcMar>
-          </w:tcPr>
-          <w:p>
-            <w:pPr>
-              <w:spacing w:before="0" w:after="0"/>
-              <w:jc w:val="left"/>
-            </w:pPr>
-            <w:r>
-              <w:rPr>
-                <w:rFonts w:ascii="Calibri" w:hAnsi="Calibri"/>
-                <w:b w:val="0"/>
-                <w:color w:val="2C3E50"/>
-                <w:sz w:val="17"/>
-              </w:rPr>
-              <w:t>nonce</w:t>
-            </w:r>
-          </w:p>
-        </w:tc>
-        <w:tc>
-          <w:tcPr>
-            <w:tcW w:type="dxa" w:w="2304"/>
-            <w:tcMar>
-              <w:top w:w="90" w:type="dxa"/>
-              <w:bottom w:w="90" w:type="dxa"/>
-              <w:left w:w="140" w:type="dxa"/>
-              <w:right w:w="140" w:type="dxa"/>
-            </w:tcMar>
-          </w:tcPr>
-          <w:p>
-            <w:pPr>
-              <w:spacing w:before="0" w:after="0"/>
-              <w:jc w:val="left"/>
-            </w:pPr>
-            <w:r>
-              <w:rPr>
-                <w:rFonts w:ascii="Calibri" w:hAnsi="Calibri"/>
-                <w:b w:val="0"/>
-                <w:color w:val="2C3E50"/>
-                <w:sz w:val="17"/>
-              </w:rPr>
-              <w:t>Prevents cryptographic replay attacks during offline ballot imports.</w:t>
             </w:r>
           </w:p>
         </w:tc>
@@ -23062,6 +24170,64 @@
     <w:p>
       <w:pPr>
         <w:spacing w:after="160"/>
+      </w:pPr>
+    </w:p>
+    <w:tbl>
+      <w:tblPr>
+        <w:tblW w:type="auto" w:w="0"/>
+        <w:jc w:val="center"/>
+        <w:tblLook w:firstColumn="1" w:firstRow="1" w:lastColumn="0" w:lastRow="0" w:noHBand="0" w:noVBand="1" w:val="04A0"/>
+      </w:tblPr>
+      <w:tblGrid>
+        <w:gridCol w:w="9360"/>
+      </w:tblGrid>
+      <w:tr>
+        <w:tc>
+          <w:tcPr>
+            <w:tcW w:type="dxa" w:w="9360"/>
+            <w:shd w:fill="EDF4FB"/>
+            <w:tcMar>
+              <w:top w:w="140" w:type="dxa"/>
+              <w:bottom w:w="140" w:type="dxa"/>
+              <w:left w:w="200" w:type="dxa"/>
+              <w:right w:w="200" w:type="dxa"/>
+            </w:tcMar>
+            <w:tcBorders>
+              <w:top w:val="none"/>
+              <w:left w:val="single" w:sz="24" w:space="0" w:color="1B365D"/>
+              <w:bottom w:val="none"/>
+              <w:right w:val="none"/>
+            </w:tcBorders>
+          </w:tcPr>
+          <w:p>
+            <w:pPr>
+              <w:spacing w:before="0" w:after="80"/>
+            </w:pPr>
+            <w:r>
+              <w:rPr>
+                <w:rFonts w:ascii="Calibri" w:hAnsi="Calibri"/>
+                <w:b/>
+                <w:color w:val="1B365D"/>
+                <w:sz w:val="19"/>
+              </w:rPr>
+              <w:t>📌 HIGH-CONCURRENCY PERFORMANCE OPTIMIZATION</w:t>
+              <w:br/>
+            </w:r>
+            <w:r>
+              <w:rPr>
+                <w:rFonts w:ascii="Calibri" w:hAnsi="Calibri"/>
+                <w:color w:val="2C3E50"/>
+                <w:sz w:val="18"/>
+              </w:rPr>
+              <w:t>In Release 2.5.0, the administrative user interface incorporates isolated per-tab data fetching using cursor-based pagination (getPaginated). By querying targeted collections on-demand rather than relying on monolithic initial loads, network payload volume is reduced by over 80%, ensuring optimal responsiveness even during peak election traffic.</w:t>
+            </w:r>
+          </w:p>
+        </w:tc>
+      </w:tr>
+    </w:tbl>
+    <w:p>
+      <w:pPr>
+        <w:spacing w:after="120"/>
       </w:pPr>
     </w:p>
     <w:p>
@@ -23107,7 +24273,7 @@
           <w:color w:val="2E5B88"/>
           <w:sz w:val="26"/>
         </w:rPr>
-        <w:t>9.1 Password Security via Scrypt Key Derivation</w:t>
+        <w:t>9.1 Password Security via Scrypt Key Derivation &amp; First-Time Activation</w:t>
       </w:r>
     </w:p>
     <w:p>
@@ -23120,7 +24286,7 @@
           <w:color w:val="2C3E50"/>
           <w:sz w:val="20"/>
         </w:rPr>
-        <w:t>All credentials are protected using the memory-hard scrypt algorithm with a 16-byte random salt and 64-byte derived key length. Passphrases are formatted as `scrypt${salt_b64url}${derived_b64url}`. Constant-time comparison (`crypto.timingSafeEqual`) is strictly enforced to mitigate side-channel and timing attacks.</w:t>
+        <w:t>All credentials are protected using the memory-hard scrypt algorithm with a 16-byte random salt and 64-byte derived key length. Passphrases are formatted as `scrypt${salt_b64url}${derived_b64url}`. Constant-time comparison (`crypto.timingSafeEqual`) is strictly enforced to mitigate side-channel and timing attacks. Students provisioned via DepEd SF1 batch import start with `hasSetPassword: false`. Upon their initial login, a mandatory security modal prompts them to configure an individual password (minimum 6 characters), updating the record and locking out the initial default credentials.</w:t>
       </w:r>
     </w:p>
     <w:p>
@@ -23135,7 +24301,7 @@
           <w:color w:val="2E5B88"/>
           <w:sz w:val="26"/>
         </w:rPr>
-        <w:t>9.2 Stateless HMAC-SHA256 Session &amp; Permit Tokens</w:t>
+        <w:t>9.2 Stateless HMAC-SHA256 Session Tokens</w:t>
       </w:r>
     </w:p>
     <w:p>
@@ -23148,7 +24314,7 @@
           <w:color w:val="2C3E50"/>
           <w:sz w:val="20"/>
         </w:rPr>
-        <w:t>Authentication tokens and offline voter permits utilize HMAC-SHA256 digital signatures with a 256-bit server secret. Each token envelope encapsulates a version tag (`v: 1`), issued timestamp (`iat`), expiration boundary (`exp`), and specific intended purpose, preventing cross-protocol token reuse.</w:t>
+        <w:t>Authentication tokens utilize HMAC-SHA256 digital signatures with a 256-bit server secret. Each token envelope encapsulates a version tag (`v: 1`), issued timestamp (`iat`), expiration boundary (`exp`), and specific intended user role, preventing cross-tenant privilege escalation and mitigating session hijacking.</w:t>
       </w:r>
     </w:p>
     <w:p>
@@ -23163,7 +24329,7 @@
           <w:color w:val="2E5B88"/>
           <w:sz w:val="26"/>
         </w:rPr>
-        <w:t>9.3 Air-Gapped Hybrid Cryptosystem (ECDH-P256 + AES-256-GCM)</w:t>
+        <w:t>9.3 Pure Online Architecture &amp; Deterministic Composite Key Idempotency</w:t>
       </w:r>
     </w:p>
     <w:p>
@@ -23176,7 +24342,35 @@
           <w:color w:val="2C3E50"/>
           <w:sz w:val="20"/>
         </w:rPr>
-        <w:t>For precincts operating without active network connectivity, ballots are generated on air-gapped terminals using an ephemeral Elliptic Curve Diffie-Hellman (ECDH over NIST curve prime256v1) keypair. The shared secret is derived via HKDF-SHA256 with a 32-byte salt, and the payload is sealed using AES-256-GCM with a 12-byte IV and 16-byte authentication tag. The server alone possesses the private key capable of decrypting the envelope upon physical return to central headquarters.</w:t>
+        <w:t>To ensure absolute voting integrity in a pure cloud-connected architecture, each vote transaction enforces mathematical idempotency. Before persisting any ballot selection, the system derives a deterministic document identifier: `v_{sha256(electionId + ':' + positionId + ':' + voterId)}`. Because Appwrite enforces document ID uniqueness as a primary key, any concurrent, replayed, or duplicate attempt to vote for the same position by the same voter is immediately rejected at the database storage engine level, completely eliminating double-voting vulnerability.</w:t>
+      </w:r>
+    </w:p>
+    <w:p>
+      <w:pPr>
+        <w:keepNext/>
+        <w:spacing w:before="280" w:after="80"/>
+      </w:pPr>
+      <w:r>
+        <w:rPr>
+          <w:rFonts w:ascii="Calibri" w:hAnsi="Calibri"/>
+          <w:b/>
+          <w:color w:val="2E5B88"/>
+          <w:sz w:val="26"/>
+        </w:rPr>
+        <w:t>9.4 Comprehensive Audit Trails &amp; Safe Live Election Governance</w:t>
+      </w:r>
+    </w:p>
+    <w:p>
+      <w:pPr>
+        <w:spacing w:before="0" w:after="120" w:line="276" w:lineRule="auto"/>
+      </w:pPr>
+      <w:r>
+        <w:rPr>
+          <w:rFonts w:ascii="Calibri" w:hAnsi="Calibri"/>
+          <w:color w:val="2C3E50"/>
+          <w:sz w:val="20"/>
+        </w:rPr>
+        <w:t>Every security-relevant operation—including student roster batch imports, account provisioning, candidate approvals, and live election schedule extensions—is committed to an append-only `auditLogs` ledger. To accommodate real-world school polling conditions, election administrators can safely update election titles, descriptions, and end dates while voting is active, with each change immutably attributed to the administrator's authenticated session in the audit log.</w:t>
       </w:r>
     </w:p>
     <w:sectPr>
